--- a/ML Sequence/TP6-ViT/Seance ViT.docx
+++ b/ML Sequence/TP6-ViT/Seance ViT.docx
@@ -1427,7 +1427,6 @@
         </w:rPr>
         <w:t xml:space="preserve">: the </w:t>
       </w:r>
-      <w:proofErr w:type="spellStart"/>
       <w:r>
         <w:rPr>
           <w:bCs/>
@@ -1437,19 +1436,7 @@
           <w:szCs w:val="22"/>
           <w:lang w:val="en-US"/>
         </w:rPr>
-        <w:t>ViT</w:t>
-      </w:r>
-      <w:proofErr w:type="spellEnd"/>
-      <w:r>
-        <w:rPr>
-          <w:bCs/>
-          <w:i/>
-          <w:iCs/>
-          <w:sz w:val="22"/>
-          <w:szCs w:val="22"/>
-          <w:lang w:val="en-US"/>
-        </w:rPr>
-        <w:t xml:space="preserve"> </w:t>
+        <w:t xml:space="preserve">ViT </w:t>
       </w:r>
       <w:r>
         <w:rPr>
@@ -2672,23 +2659,7 @@
           <w:rFonts w:eastAsiaTheme="minorEastAsia"/>
           <w:lang w:val="en-US"/>
         </w:rPr>
-        <w:t xml:space="preserve"> (</w:t>
-      </w:r>
-      <w:proofErr w:type="spellStart"/>
-      <w:r>
-        <w:rPr>
-          <w:rFonts w:eastAsiaTheme="minorEastAsia"/>
-          <w:lang w:val="en-US"/>
-        </w:rPr>
-        <w:t>roght</w:t>
-      </w:r>
-      <w:proofErr w:type="spellEnd"/>
-      <w:r>
-        <w:rPr>
-          <w:rFonts w:eastAsiaTheme="minorEastAsia"/>
-          <w:lang w:val="en-US"/>
-        </w:rPr>
-        <w:t>), with their respective sequence of embedding</w:t>
+        <w:t xml:space="preserve"> (roght), with their respective sequence of embedding</w:t>
       </w:r>
       <w:r>
         <w:rPr>
@@ -2828,7 +2799,6 @@
                 <w:lang w:val="en-US"/>
               </w:rPr>
             </w:pPr>
-            <w:proofErr w:type="spellStart"/>
             <w:r>
               <w:rPr>
                 <w:b/>
@@ -2836,7 +2806,6 @@
               </w:rPr>
               <w:t>w_width</w:t>
             </w:r>
-            <w:proofErr w:type="spellEnd"/>
           </w:p>
         </w:tc>
         <w:tc>
@@ -2854,7 +2823,6 @@
                 <w:lang w:val="en-US"/>
               </w:rPr>
             </w:pPr>
-            <w:proofErr w:type="spellStart"/>
             <w:r>
               <w:rPr>
                 <w:b/>
@@ -2862,7 +2830,6 @@
               </w:rPr>
               <w:t>input_features</w:t>
             </w:r>
-            <w:proofErr w:type="spellEnd"/>
           </w:p>
         </w:tc>
         <w:tc>
@@ -3438,23 +3405,191 @@
     </w:p>
     <w:p>
       <w:pPr>
-        <w:jc w:val="both"/>
-        <w:rPr>
-          <w:rFonts w:ascii="Calibri" w:hAnsi="Calibri" w:cs="Calibri"/>
-          <w:bCs/>
-          <w:sz w:val="16"/>
-          <w:szCs w:val="16"/>
-          <w:lang w:val="en-US"/>
-        </w:rPr>
-      </w:pPr>
-    </w:p>
-    <w:p>
-      <w:pPr>
         <w:kinsoku w:val="0"/>
         <w:overflowPunct w:val="0"/>
         <w:jc w:val="both"/>
         <w:textAlignment w:val="baseline"/>
         <w:rPr>
+          <w:bCs/>
+          <w:lang w:val="en-US"/>
+        </w:rPr>
+      </w:pPr>
+    </w:p>
+    <w:p>
+      <w:pPr>
+        <w:kinsoku w:val="0"/>
+        <w:overflowPunct w:val="0"/>
+        <w:jc w:val="both"/>
+        <w:textAlignment w:val="baseline"/>
+        <w:rPr>
+          <w:bCs/>
+          <w:lang w:val="en-US"/>
+        </w:rPr>
+      </w:pPr>
+    </w:p>
+    <w:p>
+      <w:pPr>
+        <w:kinsoku w:val="0"/>
+        <w:overflowPunct w:val="0"/>
+        <w:jc w:val="both"/>
+        <w:textAlignment w:val="baseline"/>
+        <w:rPr>
+          <w:bCs/>
+          <w:lang w:val="en-US"/>
+        </w:rPr>
+      </w:pPr>
+    </w:p>
+    <w:p>
+      <w:pPr>
+        <w:kinsoku w:val="0"/>
+        <w:overflowPunct w:val="0"/>
+        <w:jc w:val="both"/>
+        <w:textAlignment w:val="baseline"/>
+        <w:rPr>
+          <w:bCs/>
+          <w:lang w:val="en-US"/>
+        </w:rPr>
+      </w:pPr>
+    </w:p>
+    <w:p>
+      <w:pPr>
+        <w:kinsoku w:val="0"/>
+        <w:overflowPunct w:val="0"/>
+        <w:jc w:val="both"/>
+        <w:textAlignment w:val="baseline"/>
+        <w:rPr>
+          <w:bCs/>
+          <w:lang w:val="en-US"/>
+        </w:rPr>
+      </w:pPr>
+    </w:p>
+    <w:p>
+      <w:pPr>
+        <w:kinsoku w:val="0"/>
+        <w:overflowPunct w:val="0"/>
+        <w:jc w:val="both"/>
+        <w:textAlignment w:val="baseline"/>
+        <w:rPr>
+          <w:bCs/>
+          <w:lang w:val="en-US"/>
+        </w:rPr>
+      </w:pPr>
+    </w:p>
+    <w:p>
+      <w:pPr>
+        <w:kinsoku w:val="0"/>
+        <w:overflowPunct w:val="0"/>
+        <w:jc w:val="both"/>
+        <w:textAlignment w:val="baseline"/>
+        <w:rPr>
+          <w:bCs/>
+          <w:lang w:val="en-US"/>
+        </w:rPr>
+      </w:pPr>
+    </w:p>
+    <w:p>
+      <w:pPr>
+        <w:kinsoku w:val="0"/>
+        <w:overflowPunct w:val="0"/>
+        <w:jc w:val="both"/>
+        <w:textAlignment w:val="baseline"/>
+        <w:rPr>
+          <w:bCs/>
+          <w:lang w:val="en-US"/>
+        </w:rPr>
+      </w:pPr>
+    </w:p>
+    <w:p>
+      <w:pPr>
+        <w:kinsoku w:val="0"/>
+        <w:overflowPunct w:val="0"/>
+        <w:jc w:val="both"/>
+        <w:textAlignment w:val="baseline"/>
+        <w:rPr>
+          <w:bCs/>
+          <w:lang w:val="en-US"/>
+        </w:rPr>
+      </w:pPr>
+    </w:p>
+    <w:p>
+      <w:pPr>
+        <w:kinsoku w:val="0"/>
+        <w:overflowPunct w:val="0"/>
+        <w:jc w:val="both"/>
+        <w:textAlignment w:val="baseline"/>
+        <w:rPr>
+          <w:bCs/>
+          <w:lang w:val="en-US"/>
+        </w:rPr>
+      </w:pPr>
+    </w:p>
+    <w:p>
+      <w:pPr>
+        <w:kinsoku w:val="0"/>
+        <w:overflowPunct w:val="0"/>
+        <w:jc w:val="both"/>
+        <w:textAlignment w:val="baseline"/>
+        <w:rPr>
+          <w:bCs/>
+          <w:lang w:val="en-US"/>
+        </w:rPr>
+      </w:pPr>
+    </w:p>
+    <w:p>
+      <w:pPr>
+        <w:kinsoku w:val="0"/>
+        <w:overflowPunct w:val="0"/>
+        <w:jc w:val="both"/>
+        <w:textAlignment w:val="baseline"/>
+        <w:rPr>
+          <w:bCs/>
+          <w:lang w:val="en-US"/>
+        </w:rPr>
+      </w:pPr>
+    </w:p>
+    <w:p>
+      <w:pPr>
+        <w:kinsoku w:val="0"/>
+        <w:overflowPunct w:val="0"/>
+        <w:jc w:val="both"/>
+        <w:textAlignment w:val="baseline"/>
+        <w:rPr>
+          <w:bCs/>
+          <w:lang w:val="en-US"/>
+        </w:rPr>
+      </w:pPr>
+    </w:p>
+    <w:p>
+      <w:pPr>
+        <w:kinsoku w:val="0"/>
+        <w:overflowPunct w:val="0"/>
+        <w:jc w:val="both"/>
+        <w:textAlignment w:val="baseline"/>
+        <w:rPr>
+          <w:bCs/>
+          <w:lang w:val="en-US"/>
+        </w:rPr>
+      </w:pPr>
+    </w:p>
+    <w:p>
+      <w:pPr>
+        <w:jc w:val="both"/>
+        <w:rPr>
+          <w:rFonts w:ascii="Calibri" w:hAnsi="Calibri" w:cs="Calibri"/>
+          <w:bCs/>
+          <w:sz w:val="16"/>
+          <w:szCs w:val="16"/>
+          <w:lang w:val="en-US"/>
+        </w:rPr>
+      </w:pPr>
+    </w:p>
+    <w:p>
+      <w:pPr>
+        <w:kinsoku w:val="0"/>
+        <w:overflowPunct w:val="0"/>
+        <w:jc w:val="both"/>
+        <w:textAlignment w:val="baseline"/>
+        <w:rPr>
           <w:b/>
           <w:sz w:val="32"/>
           <w:szCs w:val="32"/>
@@ -3468,6 +3603,7 @@
           <w:szCs w:val="32"/>
           <w:lang w:val="en-US"/>
         </w:rPr>
+        <w:lastRenderedPageBreak/>
         <w:t>Experimentations</w:t>
       </w:r>
     </w:p>
@@ -3497,40 +3633,2453 @@
         <w:jc w:val="both"/>
         <w:textAlignment w:val="baseline"/>
         <w:rPr>
-          <w:bCs/>
-          <w:lang w:val="en-US"/>
-        </w:rPr>
-      </w:pPr>
-      <w:r>
-        <w:rPr>
-          <w:bCs/>
-          <w:lang w:val="en-US"/>
-        </w:rPr>
-        <w:t xml:space="preserve">Explore the possibility to make sequence recognition for the easy (Horizontal or vertical) and for the more complex (Horizontal and vertical) dataset with a </w:t>
-      </w:r>
-      <w:proofErr w:type="spellStart"/>
-      <w:r>
-        <w:rPr>
-          <w:bCs/>
-          <w:lang w:val="en-US"/>
-        </w:rPr>
-        <w:t>ViT</w:t>
-      </w:r>
-      <w:proofErr w:type="spellEnd"/>
-      <w:r>
-        <w:rPr>
-          <w:bCs/>
-          <w:lang w:val="en-US"/>
-        </w:rPr>
-        <w:t xml:space="preserve"> architecture</w:t>
-      </w:r>
-      <w:r>
-        <w:rPr>
-          <w:bCs/>
+          <w:b/>
+          <w:lang w:val="en-US"/>
+        </w:rPr>
+      </w:pPr>
+      <w:r>
+        <w:rPr>
+          <w:b/>
+          <w:lang w:val="en-US"/>
+        </w:rPr>
+        <w:t>Explore the possibility to make sequence recognition for the easy (Horizontal or vertical) and for the more complex (Horizontal and vertical) dataset with a ViT architecture.</w:t>
+      </w:r>
+    </w:p>
+    <w:p>
+      <w:pPr>
+        <w:jc w:val="both"/>
+        <w:rPr>
+          <w:rFonts w:ascii="Calibri" w:hAnsi="Calibri" w:cs="Calibri"/>
+          <w:bCs/>
+          <w:sz w:val="16"/>
+          <w:szCs w:val="16"/>
+          <w:lang w:val="en-US"/>
+        </w:rPr>
+      </w:pPr>
+    </w:p>
+    <w:p>
+      <w:pPr>
+        <w:shd w:val="clear" w:color="auto" w:fill="FFFFFE"/>
+        <w:spacing w:line="285" w:lineRule="atLeast"/>
+        <w:jc w:val="both"/>
+        <w:rPr>
+          <w:bCs/>
+          <w:lang w:val="en-US"/>
+        </w:rPr>
+      </w:pPr>
+      <w:r>
+        <w:rPr>
+          <w:bCs/>
+          <w:lang w:val="en-US"/>
+        </w:rPr>
+        <w:t>Initially, the different configurations were tested on 10,000 training examples and 1,000 validation examples. Although this amount of data is insufficient for the model to learn to generalize well in this more difficult task, it allows for faster exploration of the different configurations, since the processing time for the complete dataset is extremely long.</w:t>
+      </w:r>
+    </w:p>
+    <w:p>
+      <w:pPr>
+        <w:shd w:val="clear" w:color="auto" w:fill="FFFFFE"/>
+        <w:spacing w:line="285" w:lineRule="atLeast"/>
+        <w:rPr>
+          <w:rFonts w:ascii="Courier New" w:hAnsi="Courier New" w:cs="Courier New"/>
+          <w:color w:val="000000"/>
+          <w:sz w:val="21"/>
+          <w:szCs w:val="21"/>
+          <w:lang w:val="en-US"/>
+        </w:rPr>
+      </w:pPr>
+    </w:p>
+    <w:tbl>
+      <w:tblPr>
+        <w:tblStyle w:val="Grilledutableau"/>
+        <w:tblW w:w="9209" w:type="dxa"/>
+        <w:jc w:val="center"/>
+        <w:tblLook w:val="04A0" w:firstRow="1" w:lastRow="0" w:firstColumn="1" w:lastColumn="0" w:noHBand="0" w:noVBand="1"/>
+      </w:tblPr>
+      <w:tblGrid>
+        <w:gridCol w:w="1128"/>
+        <w:gridCol w:w="1710"/>
+        <w:gridCol w:w="1977"/>
+        <w:gridCol w:w="1417"/>
+        <w:gridCol w:w="1276"/>
+        <w:gridCol w:w="1701"/>
+      </w:tblGrid>
+      <w:tr>
+        <w:trPr>
+          <w:jc w:val="center"/>
+        </w:trPr>
+        <w:tc>
+          <w:tcPr>
+            <w:tcW w:w="1128" w:type="dxa"/>
+          </w:tcPr>
+          <w:p>
+            <w:pPr>
+              <w:kinsoku w:val="0"/>
+              <w:overflowPunct w:val="0"/>
+              <w:jc w:val="center"/>
+              <w:textAlignment w:val="baseline"/>
+              <w:rPr>
+                <w:b/>
+                <w:lang w:val="en-US"/>
+              </w:rPr>
+            </w:pPr>
+            <w:r>
+              <w:rPr>
+                <w:b/>
+                <w:lang w:val="en-US"/>
+              </w:rPr>
+              <w:t>w_width</w:t>
+            </w:r>
+          </w:p>
+        </w:tc>
+        <w:tc>
+          <w:tcPr>
+            <w:tcW w:w="1710" w:type="dxa"/>
+          </w:tcPr>
+          <w:p>
+            <w:pPr>
+              <w:kinsoku w:val="0"/>
+              <w:overflowPunct w:val="0"/>
+              <w:jc w:val="center"/>
+              <w:textAlignment w:val="baseline"/>
+              <w:rPr>
+                <w:b/>
+                <w:lang w:val="en-US"/>
+              </w:rPr>
+            </w:pPr>
+            <w:r>
+              <w:rPr>
+                <w:b/>
+                <w:lang w:val="en-US"/>
+              </w:rPr>
+              <w:t>input_features</w:t>
+            </w:r>
+          </w:p>
+        </w:tc>
+        <w:tc>
+          <w:tcPr>
+            <w:tcW w:w="1977" w:type="dxa"/>
+          </w:tcPr>
+          <w:p>
+            <w:pPr>
+              <w:kinsoku w:val="0"/>
+              <w:overflowPunct w:val="0"/>
+              <w:jc w:val="center"/>
+              <w:textAlignment w:val="baseline"/>
+              <w:rPr>
+                <w:b/>
+                <w:lang w:val="en-US"/>
+              </w:rPr>
+            </w:pPr>
+            <w:r>
+              <w:rPr>
+                <w:b/>
+                <w:lang w:val="en-US"/>
+              </w:rPr>
+              <w:t xml:space="preserve">length </w:t>
+            </w:r>
+          </w:p>
+        </w:tc>
+        <w:tc>
+          <w:tcPr>
+            <w:tcW w:w="1417" w:type="dxa"/>
+          </w:tcPr>
+          <w:p>
+            <w:pPr>
+              <w:kinsoku w:val="0"/>
+              <w:overflowPunct w:val="0"/>
+              <w:jc w:val="center"/>
+              <w:textAlignment w:val="baseline"/>
+              <w:rPr>
+                <w:b/>
+                <w:lang w:val="en-US"/>
+              </w:rPr>
+            </w:pPr>
+            <w:r>
+              <w:rPr>
+                <w:b/>
+                <w:lang w:val="en-US"/>
+              </w:rPr>
+              <w:t>C</w:t>
+            </w:r>
+            <w:r>
+              <w:rPr>
+                <w:b/>
+                <w:lang w:val="en-US"/>
+              </w:rPr>
+              <w:t>R</w:t>
+            </w:r>
+            <w:r>
+              <w:rPr>
+                <w:b/>
+                <w:lang w:val="en-US"/>
+              </w:rPr>
+              <w:t>R</w:t>
+            </w:r>
+          </w:p>
+        </w:tc>
+        <w:tc>
+          <w:tcPr>
+            <w:tcW w:w="1276" w:type="dxa"/>
+          </w:tcPr>
+          <w:p>
+            <w:pPr>
+              <w:kinsoku w:val="0"/>
+              <w:overflowPunct w:val="0"/>
+              <w:jc w:val="center"/>
+              <w:textAlignment w:val="baseline"/>
+              <w:rPr>
+                <w:b/>
+                <w:lang w:val="en-US"/>
+              </w:rPr>
+            </w:pPr>
+            <w:r>
+              <w:rPr>
+                <w:b/>
+                <w:lang w:val="en-US"/>
+              </w:rPr>
+              <w:t>S</w:t>
+            </w:r>
+            <w:r>
+              <w:rPr>
+                <w:b/>
+                <w:lang w:val="en-US"/>
+              </w:rPr>
+              <w:t>R</w:t>
+            </w:r>
+            <w:r>
+              <w:rPr>
+                <w:b/>
+                <w:lang w:val="en-US"/>
+              </w:rPr>
+              <w:t>R</w:t>
+            </w:r>
+          </w:p>
+        </w:tc>
+        <w:tc>
+          <w:tcPr>
+            <w:tcW w:w="1701" w:type="dxa"/>
+          </w:tcPr>
+          <w:p>
+            <w:pPr>
+              <w:kinsoku w:val="0"/>
+              <w:overflowPunct w:val="0"/>
+              <w:jc w:val="center"/>
+              <w:textAlignment w:val="baseline"/>
+              <w:rPr>
+                <w:b/>
+                <w:lang w:val="en-US"/>
+              </w:rPr>
+            </w:pPr>
+            <w:r>
+              <w:rPr>
+                <w:b/>
+                <w:lang w:val="en-US"/>
+              </w:rPr>
+              <w:t>NB of Par.</w:t>
+            </w:r>
+          </w:p>
+        </w:tc>
+      </w:tr>
+      <w:tr>
+        <w:trPr>
+          <w:jc w:val="center"/>
+        </w:trPr>
+        <w:tc>
+          <w:tcPr>
+            <w:tcW w:w="1128" w:type="dxa"/>
+          </w:tcPr>
+          <w:p>
+            <w:pPr>
+              <w:kinsoku w:val="0"/>
+              <w:overflowPunct w:val="0"/>
+              <w:jc w:val="center"/>
+              <w:textAlignment w:val="baseline"/>
+              <w:rPr>
+                <w:bCs/>
+                <w:lang w:val="en-US"/>
+              </w:rPr>
+            </w:pPr>
+            <w:r>
+              <w:rPr>
+                <w:bCs/>
+                <w:lang w:val="en-US"/>
+              </w:rPr>
+              <w:t>5</w:t>
+            </w:r>
+          </w:p>
+        </w:tc>
+        <w:tc>
+          <w:tcPr>
+            <w:tcW w:w="1710" w:type="dxa"/>
+          </w:tcPr>
+          <w:p>
+            <w:pPr>
+              <w:kinsoku w:val="0"/>
+              <w:overflowPunct w:val="0"/>
+              <w:jc w:val="center"/>
+              <w:textAlignment w:val="baseline"/>
+              <w:rPr>
+                <w:bCs/>
+                <w:lang w:val="en-US"/>
+              </w:rPr>
+            </w:pPr>
+            <w:r>
+              <w:rPr>
+                <w:bCs/>
+                <w:lang w:val="en-US"/>
+              </w:rPr>
+              <w:t>25</w:t>
+            </w:r>
+          </w:p>
+        </w:tc>
+        <w:tc>
+          <w:tcPr>
+            <w:tcW w:w="1977" w:type="dxa"/>
+          </w:tcPr>
+          <w:p>
+            <w:pPr>
+              <w:kinsoku w:val="0"/>
+              <w:overflowPunct w:val="0"/>
+              <w:jc w:val="center"/>
+              <w:textAlignment w:val="baseline"/>
+              <w:rPr>
+                <w:bCs/>
+                <w:lang w:val="en-US"/>
+              </w:rPr>
+            </w:pPr>
+            <m:oMathPara>
+              <m:oMath>
+                <m:r>
+                  <w:rPr>
+                    <w:rFonts w:ascii="Cambria Math" w:hAnsi="Cambria Math"/>
+                    <w:lang w:val="en-US"/>
+                  </w:rPr>
+                  <m:t>576=24 × 24</m:t>
+                </m:r>
+              </m:oMath>
+            </m:oMathPara>
+          </w:p>
+        </w:tc>
+        <w:tc>
+          <w:tcPr>
+            <w:tcW w:w="1417" w:type="dxa"/>
+          </w:tcPr>
+          <w:p>
+            <w:pPr>
+              <w:kinsoku w:val="0"/>
+              <w:overflowPunct w:val="0"/>
+              <w:jc w:val="center"/>
+              <w:textAlignment w:val="baseline"/>
+              <w:rPr>
+                <w:lang w:val="en-US"/>
+              </w:rPr>
+            </w:pPr>
+            <w:r>
+              <w:rPr>
+                <w:lang w:val="en-US"/>
+              </w:rPr>
+              <w:t>?</w:t>
+            </w:r>
+          </w:p>
+        </w:tc>
+        <w:tc>
+          <w:tcPr>
+            <w:tcW w:w="1276" w:type="dxa"/>
+          </w:tcPr>
+          <w:p>
+            <w:pPr>
+              <w:kinsoku w:val="0"/>
+              <w:overflowPunct w:val="0"/>
+              <w:jc w:val="center"/>
+              <w:textAlignment w:val="baseline"/>
+              <w:rPr>
+                <w:lang w:val="en-US"/>
+              </w:rPr>
+            </w:pPr>
+            <w:r>
+              <w:rPr>
+                <w:lang w:val="en-US"/>
+              </w:rPr>
+              <w:t>?</w:t>
+            </w:r>
+          </w:p>
+        </w:tc>
+        <w:tc>
+          <w:tcPr>
+            <w:tcW w:w="1701" w:type="dxa"/>
+          </w:tcPr>
+          <w:p>
+            <w:pPr>
+              <w:kinsoku w:val="0"/>
+              <w:overflowPunct w:val="0"/>
+              <w:jc w:val="center"/>
+              <w:textAlignment w:val="baseline"/>
+              <w:rPr>
+                <w:lang w:val="en-US"/>
+              </w:rPr>
+            </w:pPr>
+            <w:r>
+              <w:rPr>
+                <w:lang w:val="en-US"/>
+              </w:rPr>
+              <w:t>?</w:t>
+            </w:r>
+          </w:p>
+        </w:tc>
+      </w:tr>
+      <w:tr>
+        <w:trPr>
+          <w:jc w:val="center"/>
+        </w:trPr>
+        <w:tc>
+          <w:tcPr>
+            <w:tcW w:w="1128" w:type="dxa"/>
+          </w:tcPr>
+          <w:p>
+            <w:pPr>
+              <w:kinsoku w:val="0"/>
+              <w:overflowPunct w:val="0"/>
+              <w:jc w:val="center"/>
+              <w:textAlignment w:val="baseline"/>
+              <w:rPr>
+                <w:bCs/>
+                <w:lang w:val="en-US"/>
+              </w:rPr>
+            </w:pPr>
+            <w:r>
+              <w:rPr>
+                <w:bCs/>
+                <w:lang w:val="en-US"/>
+              </w:rPr>
+              <w:t>8</w:t>
+            </w:r>
+          </w:p>
+        </w:tc>
+        <w:tc>
+          <w:tcPr>
+            <w:tcW w:w="1710" w:type="dxa"/>
+          </w:tcPr>
+          <w:p>
+            <w:pPr>
+              <w:kinsoku w:val="0"/>
+              <w:overflowPunct w:val="0"/>
+              <w:jc w:val="center"/>
+              <w:textAlignment w:val="baseline"/>
+              <w:rPr>
+                <w:bCs/>
+                <w:lang w:val="en-US"/>
+              </w:rPr>
+            </w:pPr>
+            <w:r>
+              <w:rPr>
+                <w:bCs/>
+                <w:lang w:val="en-US"/>
+              </w:rPr>
+              <w:t>64</w:t>
+            </w:r>
+          </w:p>
+        </w:tc>
+        <w:tc>
+          <w:tcPr>
+            <w:tcW w:w="1977" w:type="dxa"/>
+          </w:tcPr>
+          <w:p>
+            <w:pPr>
+              <w:kinsoku w:val="0"/>
+              <w:overflowPunct w:val="0"/>
+              <w:jc w:val="center"/>
+              <w:textAlignment w:val="baseline"/>
+              <w:rPr>
+                <w:bCs/>
+                <w:lang w:val="en-US"/>
+              </w:rPr>
+            </w:pPr>
+            <m:oMathPara>
+              <m:oMath>
+                <m:r>
+                  <w:rPr>
+                    <w:rFonts w:ascii="Cambria Math" w:hAnsi="Cambria Math"/>
+                    <w:lang w:val="en-US"/>
+                  </w:rPr>
+                  <m:t>225=15 × 15</m:t>
+                </m:r>
+              </m:oMath>
+            </m:oMathPara>
+          </w:p>
+        </w:tc>
+        <w:tc>
+          <w:tcPr>
+            <w:tcW w:w="1417" w:type="dxa"/>
+          </w:tcPr>
+          <w:p>
+            <w:pPr>
+              <w:kinsoku w:val="0"/>
+              <w:overflowPunct w:val="0"/>
+              <w:jc w:val="center"/>
+              <w:textAlignment w:val="baseline"/>
+              <w:rPr>
+                <w:lang w:val="en-US"/>
+              </w:rPr>
+            </w:pPr>
+            <w:r>
+              <w:rPr>
+                <w:lang w:val="en-US"/>
+              </w:rPr>
+              <w:t>67.45 %</w:t>
+            </w:r>
+          </w:p>
+        </w:tc>
+        <w:tc>
+          <w:tcPr>
+            <w:tcW w:w="1276" w:type="dxa"/>
+          </w:tcPr>
+          <w:p>
+            <w:pPr>
+              <w:kinsoku w:val="0"/>
+              <w:overflowPunct w:val="0"/>
+              <w:jc w:val="center"/>
+              <w:textAlignment w:val="baseline"/>
+              <w:rPr>
+                <w:lang w:val="en-US"/>
+              </w:rPr>
+            </w:pPr>
+            <w:r>
+              <w:rPr>
+                <w:lang w:val="en-US"/>
+              </w:rPr>
+              <w:t>0.0 %</w:t>
+            </w:r>
+          </w:p>
+        </w:tc>
+        <w:tc>
+          <w:tcPr>
+            <w:tcW w:w="1701" w:type="dxa"/>
+          </w:tcPr>
+          <w:p>
+            <w:pPr>
+              <w:kinsoku w:val="0"/>
+              <w:overflowPunct w:val="0"/>
+              <w:jc w:val="center"/>
+              <w:textAlignment w:val="baseline"/>
+              <w:rPr>
+                <w:lang w:val="en-US"/>
+              </w:rPr>
+            </w:pPr>
+            <w:r>
+              <w:rPr>
+                <w:lang w:val="en-US"/>
+              </w:rPr>
+              <w:t>6</w:t>
+            </w:r>
+            <w:r>
+              <w:rPr>
+                <w:lang w:val="en-US"/>
+              </w:rPr>
+              <w:t>.</w:t>
+            </w:r>
+            <w:r>
+              <w:rPr>
+                <w:lang w:val="en-US"/>
+              </w:rPr>
+              <w:t>356</w:t>
+            </w:r>
+            <w:r>
+              <w:rPr>
+                <w:lang w:val="en-US"/>
+              </w:rPr>
+              <w:t>.</w:t>
+            </w:r>
+            <w:r>
+              <w:rPr>
+                <w:lang w:val="en-US"/>
+              </w:rPr>
+              <w:t>238</w:t>
+            </w:r>
+          </w:p>
+        </w:tc>
+      </w:tr>
+      <w:tr>
+        <w:trPr>
+          <w:jc w:val="center"/>
+        </w:trPr>
+        <w:tc>
+          <w:tcPr>
+            <w:tcW w:w="1128" w:type="dxa"/>
+          </w:tcPr>
+          <w:p>
+            <w:pPr>
+              <w:kinsoku w:val="0"/>
+              <w:overflowPunct w:val="0"/>
+              <w:jc w:val="center"/>
+              <w:textAlignment w:val="baseline"/>
+              <w:rPr>
+                <w:bCs/>
+                <w:lang w:val="en-US"/>
+              </w:rPr>
+            </w:pPr>
+            <w:r>
+              <w:rPr>
+                <w:bCs/>
+                <w:lang w:val="en-US"/>
+              </w:rPr>
+              <w:t>10</w:t>
+            </w:r>
+          </w:p>
+        </w:tc>
+        <w:tc>
+          <w:tcPr>
+            <w:tcW w:w="1710" w:type="dxa"/>
+          </w:tcPr>
+          <w:p>
+            <w:pPr>
+              <w:kinsoku w:val="0"/>
+              <w:overflowPunct w:val="0"/>
+              <w:jc w:val="center"/>
+              <w:textAlignment w:val="baseline"/>
+              <w:rPr>
+                <w:bCs/>
+                <w:lang w:val="en-US"/>
+              </w:rPr>
+            </w:pPr>
+            <w:r>
+              <w:rPr>
+                <w:bCs/>
+                <w:lang w:val="en-US"/>
+              </w:rPr>
+              <w:t>100</w:t>
+            </w:r>
+          </w:p>
+        </w:tc>
+        <w:tc>
+          <w:tcPr>
+            <w:tcW w:w="1977" w:type="dxa"/>
+          </w:tcPr>
+          <w:p>
+            <w:pPr>
+              <w:kinsoku w:val="0"/>
+              <w:overflowPunct w:val="0"/>
+              <w:jc w:val="center"/>
+              <w:textAlignment w:val="baseline"/>
+              <w:rPr>
+                <w:bCs/>
+                <w:lang w:val="en-US"/>
+              </w:rPr>
+            </w:pPr>
+            <m:oMathPara>
+              <m:oMath>
+                <m:r>
+                  <w:rPr>
+                    <w:rFonts w:ascii="Cambria Math" w:hAnsi="Cambria Math"/>
+                    <w:lang w:val="en-US"/>
+                  </w:rPr>
+                  <m:t>144=12 × 12</m:t>
+                </m:r>
+              </m:oMath>
+            </m:oMathPara>
+          </w:p>
+        </w:tc>
+        <w:tc>
+          <w:tcPr>
+            <w:tcW w:w="1417" w:type="dxa"/>
+          </w:tcPr>
+          <w:p>
+            <w:pPr>
+              <w:kinsoku w:val="0"/>
+              <w:overflowPunct w:val="0"/>
+              <w:jc w:val="center"/>
+              <w:textAlignment w:val="baseline"/>
+              <w:rPr>
+                <w:lang w:val="en-US"/>
+              </w:rPr>
+            </w:pPr>
+            <w:r>
+              <w:rPr>
+                <w:lang w:val="en-US"/>
+              </w:rPr>
+              <w:t>69.40 %</w:t>
+            </w:r>
+          </w:p>
+        </w:tc>
+        <w:tc>
+          <w:tcPr>
+            <w:tcW w:w="1276" w:type="dxa"/>
+          </w:tcPr>
+          <w:p>
+            <w:pPr>
+              <w:kinsoku w:val="0"/>
+              <w:overflowPunct w:val="0"/>
+              <w:jc w:val="center"/>
+              <w:textAlignment w:val="baseline"/>
+              <w:rPr>
+                <w:lang w:val="en-US"/>
+              </w:rPr>
+            </w:pPr>
+            <w:r>
+              <w:rPr>
+                <w:lang w:val="en-US"/>
+              </w:rPr>
+              <w:t>0.0 %</w:t>
+            </w:r>
+          </w:p>
+        </w:tc>
+        <w:tc>
+          <w:tcPr>
+            <w:tcW w:w="1701" w:type="dxa"/>
+          </w:tcPr>
+          <w:p>
+            <w:pPr>
+              <w:kinsoku w:val="0"/>
+              <w:overflowPunct w:val="0"/>
+              <w:jc w:val="center"/>
+              <w:textAlignment w:val="baseline"/>
+              <w:rPr>
+                <w:lang w:val="en-US"/>
+              </w:rPr>
+            </w:pPr>
+            <w:r>
+              <w:t>6</w:t>
+            </w:r>
+            <w:r>
+              <w:t>.</w:t>
+            </w:r>
+            <w:r>
+              <w:t>365</w:t>
+            </w:r>
+            <w:r>
+              <w:t>.</w:t>
+            </w:r>
+            <w:r>
+              <w:t>454</w:t>
+            </w:r>
+          </w:p>
+        </w:tc>
+      </w:tr>
+      <w:tr>
+        <w:trPr>
+          <w:jc w:val="center"/>
+        </w:trPr>
+        <w:tc>
+          <w:tcPr>
+            <w:tcW w:w="1128" w:type="dxa"/>
+          </w:tcPr>
+          <w:p>
+            <w:pPr>
+              <w:kinsoku w:val="0"/>
+              <w:overflowPunct w:val="0"/>
+              <w:jc w:val="center"/>
+              <w:textAlignment w:val="baseline"/>
+              <w:rPr>
+                <w:lang w:val="en-US"/>
+              </w:rPr>
+            </w:pPr>
+            <w:r>
+              <w:rPr>
+                <w:lang w:val="en-US"/>
+              </w:rPr>
+              <w:t>12</w:t>
+            </w:r>
+          </w:p>
+        </w:tc>
+        <w:tc>
+          <w:tcPr>
+            <w:tcW w:w="1710" w:type="dxa"/>
+          </w:tcPr>
+          <w:p>
+            <w:pPr>
+              <w:kinsoku w:val="0"/>
+              <w:overflowPunct w:val="0"/>
+              <w:jc w:val="center"/>
+              <w:textAlignment w:val="baseline"/>
+              <w:rPr>
+                <w:lang w:val="en-US"/>
+              </w:rPr>
+            </w:pPr>
+            <w:r>
+              <w:rPr>
+                <w:lang w:val="en-US"/>
+              </w:rPr>
+              <w:t>144</w:t>
+            </w:r>
+          </w:p>
+        </w:tc>
+        <w:tc>
+          <w:tcPr>
+            <w:tcW w:w="1977" w:type="dxa"/>
+          </w:tcPr>
+          <w:p>
+            <w:pPr>
+              <w:kinsoku w:val="0"/>
+              <w:overflowPunct w:val="0"/>
+              <w:jc w:val="center"/>
+              <w:textAlignment w:val="baseline"/>
+              <w:rPr>
+                <w:lang w:val="en-US"/>
+              </w:rPr>
+            </w:pPr>
+            <m:oMathPara>
+              <m:oMath>
+                <m:r>
+                  <m:rPr>
+                    <m:sty m:val="p"/>
+                  </m:rPr>
+                  <w:rPr>
+                    <w:rFonts w:ascii="Cambria Math" w:hAnsi="Cambria Math"/>
+                    <w:lang w:val="en-US"/>
+                  </w:rPr>
+                  <m:t>100=10× 10</m:t>
+                </m:r>
+              </m:oMath>
+            </m:oMathPara>
+          </w:p>
+        </w:tc>
+        <w:tc>
+          <w:tcPr>
+            <w:tcW w:w="1417" w:type="dxa"/>
+          </w:tcPr>
+          <w:p>
+            <w:pPr>
+              <w:kinsoku w:val="0"/>
+              <w:overflowPunct w:val="0"/>
+              <w:jc w:val="center"/>
+              <w:textAlignment w:val="baseline"/>
+              <w:rPr>
+                <w:lang w:val="en-US"/>
+              </w:rPr>
+            </w:pPr>
+            <w:r>
+              <w:rPr>
+                <w:lang w:val="en-US"/>
+              </w:rPr>
+              <w:t>70.84 %</w:t>
+            </w:r>
+          </w:p>
+        </w:tc>
+        <w:tc>
+          <w:tcPr>
+            <w:tcW w:w="1276" w:type="dxa"/>
+          </w:tcPr>
+          <w:p>
+            <w:pPr>
+              <w:kinsoku w:val="0"/>
+              <w:overflowPunct w:val="0"/>
+              <w:jc w:val="center"/>
+              <w:textAlignment w:val="baseline"/>
+              <w:rPr>
+                <w:lang w:val="en-US"/>
+              </w:rPr>
+            </w:pPr>
+            <w:r>
+              <w:rPr>
+                <w:lang w:val="en-US"/>
+              </w:rPr>
+              <w:t>0.0 %</w:t>
+            </w:r>
+          </w:p>
+        </w:tc>
+        <w:tc>
+          <w:tcPr>
+            <w:tcW w:w="1701" w:type="dxa"/>
+          </w:tcPr>
+          <w:p>
+            <w:pPr>
+              <w:kinsoku w:val="0"/>
+              <w:overflowPunct w:val="0"/>
+              <w:jc w:val="center"/>
+              <w:textAlignment w:val="baseline"/>
+              <w:rPr>
+                <w:lang w:val="en-US"/>
+              </w:rPr>
+            </w:pPr>
+            <w:r>
+              <w:rPr>
+                <w:lang w:val="en-US"/>
+              </w:rPr>
+              <w:t>6.376.718</w:t>
+            </w:r>
+          </w:p>
+        </w:tc>
+      </w:tr>
+      <w:tr>
+        <w:trPr>
+          <w:jc w:val="center"/>
+        </w:trPr>
+        <w:tc>
+          <w:tcPr>
+            <w:tcW w:w="1128" w:type="dxa"/>
+          </w:tcPr>
+          <w:p>
+            <w:pPr>
+              <w:kinsoku w:val="0"/>
+              <w:overflowPunct w:val="0"/>
+              <w:jc w:val="center"/>
+              <w:textAlignment w:val="baseline"/>
+              <w:rPr>
+                <w:lang w:val="en-US"/>
+              </w:rPr>
+            </w:pPr>
+            <w:r>
+              <w:rPr>
+                <w:lang w:val="en-US"/>
+              </w:rPr>
+              <w:t>15</w:t>
+            </w:r>
+          </w:p>
+        </w:tc>
+        <w:tc>
+          <w:tcPr>
+            <w:tcW w:w="1710" w:type="dxa"/>
+          </w:tcPr>
+          <w:p>
+            <w:pPr>
+              <w:kinsoku w:val="0"/>
+              <w:overflowPunct w:val="0"/>
+              <w:jc w:val="center"/>
+              <w:textAlignment w:val="baseline"/>
+              <w:rPr>
+                <w:lang w:val="en-US"/>
+              </w:rPr>
+            </w:pPr>
+            <w:r>
+              <w:rPr>
+                <w:lang w:val="en-US"/>
+              </w:rPr>
+              <w:t>225</w:t>
+            </w:r>
+          </w:p>
+        </w:tc>
+        <w:tc>
+          <w:tcPr>
+            <w:tcW w:w="1977" w:type="dxa"/>
+          </w:tcPr>
+          <w:p>
+            <w:pPr>
+              <w:kinsoku w:val="0"/>
+              <w:overflowPunct w:val="0"/>
+              <w:jc w:val="center"/>
+              <w:textAlignment w:val="baseline"/>
+              <w:rPr>
+                <w:lang w:val="en-US"/>
+              </w:rPr>
+            </w:pPr>
+            <m:oMathPara>
+              <m:oMath>
+                <m:r>
+                  <m:rPr>
+                    <m:sty m:val="p"/>
+                  </m:rPr>
+                  <w:rPr>
+                    <w:rFonts w:ascii="Cambria Math" w:hAnsi="Cambria Math"/>
+                    <w:lang w:val="en-US"/>
+                  </w:rPr>
+                  <m:t>64=8 × 8</m:t>
+                </m:r>
+              </m:oMath>
+            </m:oMathPara>
+          </w:p>
+        </w:tc>
+        <w:tc>
+          <w:tcPr>
+            <w:tcW w:w="1417" w:type="dxa"/>
+          </w:tcPr>
+          <w:p>
+            <w:pPr>
+              <w:kinsoku w:val="0"/>
+              <w:overflowPunct w:val="0"/>
+              <w:jc w:val="center"/>
+              <w:textAlignment w:val="baseline"/>
+              <w:rPr>
+                <w:lang w:val="en-US"/>
+              </w:rPr>
+            </w:pPr>
+            <w:r>
+              <w:rPr>
+                <w:lang w:val="en-US"/>
+              </w:rPr>
+              <w:t>71.55 %</w:t>
+            </w:r>
+          </w:p>
+        </w:tc>
+        <w:tc>
+          <w:tcPr>
+            <w:tcW w:w="1276" w:type="dxa"/>
+          </w:tcPr>
+          <w:p>
+            <w:pPr>
+              <w:kinsoku w:val="0"/>
+              <w:overflowPunct w:val="0"/>
+              <w:jc w:val="center"/>
+              <w:textAlignment w:val="baseline"/>
+              <w:rPr>
+                <w:lang w:val="en-US"/>
+              </w:rPr>
+            </w:pPr>
+            <w:r>
+              <w:rPr>
+                <w:lang w:val="en-US"/>
+              </w:rPr>
+              <w:t>0.0 %</w:t>
+            </w:r>
+          </w:p>
+        </w:tc>
+        <w:tc>
+          <w:tcPr>
+            <w:tcW w:w="1701" w:type="dxa"/>
+          </w:tcPr>
+          <w:p>
+            <w:pPr>
+              <w:kinsoku w:val="0"/>
+              <w:overflowPunct w:val="0"/>
+              <w:jc w:val="center"/>
+              <w:textAlignment w:val="baseline"/>
+              <w:rPr>
+                <w:lang w:val="en-US"/>
+              </w:rPr>
+            </w:pPr>
+            <w:r>
+              <w:rPr>
+                <w:lang w:val="en-US"/>
+              </w:rPr>
+              <w:t>6.397.454</w:t>
+            </w:r>
+          </w:p>
+        </w:tc>
+      </w:tr>
+    </w:tbl>
+    <w:p>
+      <w:pPr>
+        <w:shd w:val="clear" w:color="auto" w:fill="FFFFFE"/>
+        <w:spacing w:line="285" w:lineRule="atLeast"/>
+        <w:rPr>
+          <w:rFonts w:ascii="Courier New" w:hAnsi="Courier New" w:cs="Courier New"/>
+          <w:color w:val="000000"/>
+          <w:sz w:val="21"/>
+          <w:szCs w:val="21"/>
+          <w:lang w:val="en-US"/>
+        </w:rPr>
+      </w:pPr>
+    </w:p>
+    <w:p>
+      <w:pPr>
+        <w:jc w:val="center"/>
+        <w:rPr>
+          <w:bCs/>
+          <w:i/>
+          <w:iCs/>
+          <w:sz w:val="22"/>
+          <w:szCs w:val="22"/>
+          <w:lang w:val="en-US"/>
+        </w:rPr>
+      </w:pPr>
+      <w:r>
+        <w:rPr>
+          <w:bCs/>
+          <w:i/>
+          <w:iCs/>
+          <w:sz w:val="22"/>
+          <w:szCs w:val="22"/>
+          <w:lang w:val="en-US"/>
+        </w:rPr>
+        <w:t>Table</w:t>
+      </w:r>
+      <w:r>
+        <w:rPr>
+          <w:bCs/>
+          <w:i/>
+          <w:iCs/>
+          <w:sz w:val="22"/>
+          <w:szCs w:val="22"/>
+          <w:lang w:val="en-US"/>
+        </w:rPr>
+        <w:t xml:space="preserve"> </w:t>
+      </w:r>
+      <w:r>
+        <w:rPr>
+          <w:bCs/>
+          <w:i/>
+          <w:iCs/>
+          <w:sz w:val="22"/>
+          <w:szCs w:val="22"/>
+          <w:lang w:val="en-US"/>
+        </w:rPr>
+        <w:t>2</w:t>
+      </w:r>
+      <w:r>
+        <w:rPr>
+          <w:bCs/>
+          <w:i/>
+          <w:iCs/>
+          <w:sz w:val="22"/>
+          <w:szCs w:val="22"/>
+          <w:lang w:val="en-US"/>
+        </w:rPr>
+        <w:t xml:space="preserve">: </w:t>
+      </w:r>
+      <w:r>
+        <w:rPr>
+          <w:bCs/>
+          <w:i/>
+          <w:iCs/>
+          <w:sz w:val="22"/>
+          <w:szCs w:val="22"/>
+          <w:lang w:val="en-US"/>
+        </w:rPr>
+        <w:t xml:space="preserve">Results for </w:t>
+      </w:r>
+      <w:r>
+        <w:rPr>
+          <w:bCs/>
+          <w:i/>
+          <w:iCs/>
+          <w:sz w:val="22"/>
+          <w:szCs w:val="22"/>
+          <w:lang w:val="en-US"/>
+        </w:rPr>
+        <w:t>ViT with 10.000 examples</w:t>
+      </w:r>
+      <w:r>
+        <w:rPr>
+          <w:bCs/>
+          <w:i/>
+          <w:iCs/>
+          <w:sz w:val="22"/>
+          <w:szCs w:val="22"/>
+          <w:lang w:val="en-US"/>
+        </w:rPr>
+        <w:t xml:space="preserve"> of the Dataset Facile</w:t>
+      </w:r>
+      <w:r>
+        <w:rPr>
+          <w:bCs/>
+          <w:i/>
+          <w:iCs/>
+          <w:sz w:val="22"/>
+          <w:szCs w:val="22"/>
           <w:lang w:val="en-US"/>
         </w:rPr>
         <w:t>.</w:t>
       </w:r>
+    </w:p>
+    <w:p>
+      <w:pPr>
+        <w:shd w:val="clear" w:color="auto" w:fill="FFFFFE"/>
+        <w:spacing w:line="285" w:lineRule="atLeast"/>
+        <w:rPr>
+          <w:rFonts w:ascii="Courier New" w:hAnsi="Courier New" w:cs="Courier New"/>
+          <w:color w:val="000000"/>
+          <w:sz w:val="21"/>
+          <w:szCs w:val="21"/>
+          <w:lang w:val="en-US"/>
+        </w:rPr>
+      </w:pPr>
+    </w:p>
+    <w:p>
+      <w:pPr>
+        <w:shd w:val="clear" w:color="auto" w:fill="FFFFFE"/>
+        <w:spacing w:line="285" w:lineRule="atLeast"/>
+        <w:jc w:val="center"/>
+        <w:rPr>
+          <w:rFonts w:ascii="Courier New" w:hAnsi="Courier New" w:cs="Courier New"/>
+          <w:color w:val="000000"/>
+          <w:sz w:val="21"/>
+          <w:szCs w:val="21"/>
+          <w:lang w:val="en-US"/>
+        </w:rPr>
+      </w:pPr>
+      <w:r>
+        <w:rPr>
+          <w:noProof/>
+        </w:rPr>
+        <w:drawing>
+          <wp:inline distT="0" distB="0" distL="0" distR="0" wp14:anchorId="1232400E" wp14:editId="02B18051">
+            <wp:extent cx="2937246" cy="2295525"/>
+            <wp:effectExtent l="0" t="0" r="0" b="0"/>
+            <wp:docPr id="1885414941" name="Image 1"/>
+            <wp:cNvGraphicFramePr>
+              <a:graphicFrameLocks xmlns:a="http://schemas.openxmlformats.org/drawingml/2006/main" noChangeAspect="1"/>
+            </wp:cNvGraphicFramePr>
+            <a:graphic xmlns:a="http://schemas.openxmlformats.org/drawingml/2006/main">
+              <a:graphicData uri="http://schemas.openxmlformats.org/drawingml/2006/picture">
+                <pic:pic xmlns:pic="http://schemas.openxmlformats.org/drawingml/2006/picture">
+                  <pic:nvPicPr>
+                    <pic:cNvPr id="0" name="Picture 1"/>
+                    <pic:cNvPicPr>
+                      <a:picLocks noChangeAspect="1" noChangeArrowheads="1"/>
+                    </pic:cNvPicPr>
+                  </pic:nvPicPr>
+                  <pic:blipFill>
+                    <a:blip r:embed="rId24">
+                      <a:extLst>
+                        <a:ext uri="{28A0092B-C50C-407E-A947-70E740481C1C}">
+                          <a14:useLocalDpi xmlns:a14="http://schemas.microsoft.com/office/drawing/2010/main" val="0"/>
+                        </a:ext>
+                      </a:extLst>
+                    </a:blip>
+                    <a:srcRect/>
+                    <a:stretch>
+                      <a:fillRect/>
+                    </a:stretch>
+                  </pic:blipFill>
+                  <pic:spPr bwMode="auto">
+                    <a:xfrm>
+                      <a:off x="0" y="0"/>
+                      <a:ext cx="2946488" cy="2302748"/>
+                    </a:xfrm>
+                    <a:prstGeom prst="rect">
+                      <a:avLst/>
+                    </a:prstGeom>
+                    <a:noFill/>
+                    <a:ln>
+                      <a:noFill/>
+                    </a:ln>
+                  </pic:spPr>
+                </pic:pic>
+              </a:graphicData>
+            </a:graphic>
+          </wp:inline>
+        </w:drawing>
+      </w:r>
+    </w:p>
+    <w:p>
+      <w:pPr>
+        <w:jc w:val="center"/>
+        <w:rPr>
+          <w:bCs/>
+          <w:i/>
+          <w:iCs/>
+          <w:sz w:val="22"/>
+          <w:szCs w:val="22"/>
+          <w:lang w:val="en-US"/>
+        </w:rPr>
+      </w:pPr>
+      <w:r>
+        <w:rPr>
+          <w:bCs/>
+          <w:i/>
+          <w:iCs/>
+          <w:sz w:val="22"/>
+          <w:szCs w:val="22"/>
+          <w:lang w:val="en-US"/>
+        </w:rPr>
+        <w:t>Figure 4</w:t>
+      </w:r>
+      <w:r>
+        <w:rPr>
+          <w:bCs/>
+          <w:i/>
+          <w:iCs/>
+          <w:sz w:val="22"/>
+          <w:szCs w:val="22"/>
+          <w:lang w:val="en-US"/>
+        </w:rPr>
+        <w:t xml:space="preserve">: </w:t>
+      </w:r>
+      <w:r>
+        <w:rPr>
+          <w:bCs/>
+          <w:i/>
+          <w:iCs/>
+          <w:sz w:val="22"/>
+          <w:szCs w:val="22"/>
+          <w:lang w:val="en-US"/>
+        </w:rPr>
+        <w:t xml:space="preserve">Loss over epochs for </w:t>
+      </w:r>
+      <w:r>
+        <w:rPr>
+          <w:bCs/>
+          <w:i/>
+          <w:iCs/>
+          <w:sz w:val="22"/>
+          <w:szCs w:val="22"/>
+          <w:lang w:val="en-US"/>
+        </w:rPr>
+        <w:t xml:space="preserve">window width of </w:t>
+      </w:r>
+      <w:r>
+        <w:rPr>
+          <w:bCs/>
+          <w:i/>
+          <w:iCs/>
+          <w:sz w:val="22"/>
+          <w:szCs w:val="22"/>
+          <w:lang w:val="en-US"/>
+        </w:rPr>
+        <w:t>15</w:t>
+      </w:r>
+      <w:r>
+        <w:rPr>
+          <w:bCs/>
+          <w:i/>
+          <w:iCs/>
+          <w:sz w:val="22"/>
+          <w:szCs w:val="22"/>
+          <w:lang w:val="en-US"/>
+        </w:rPr>
+        <w:t xml:space="preserve"> pixels. Other configurations presented similar distributions</w:t>
+      </w:r>
+      <w:r>
+        <w:rPr>
+          <w:bCs/>
+          <w:i/>
+          <w:iCs/>
+          <w:sz w:val="22"/>
+          <w:szCs w:val="22"/>
+          <w:lang w:val="en-US"/>
+        </w:rPr>
+        <w:t>.</w:t>
+      </w:r>
+    </w:p>
+    <w:p>
+      <w:pPr>
+        <w:shd w:val="clear" w:color="auto" w:fill="FFFFFE"/>
+        <w:spacing w:line="285" w:lineRule="atLeast"/>
+        <w:jc w:val="center"/>
+        <w:rPr>
+          <w:rFonts w:ascii="Courier New" w:hAnsi="Courier New" w:cs="Courier New"/>
+          <w:color w:val="000000"/>
+          <w:sz w:val="21"/>
+          <w:szCs w:val="21"/>
+          <w:lang w:val="en-US"/>
+        </w:rPr>
+      </w:pPr>
+    </w:p>
+    <w:p>
+      <w:pPr>
+        <w:shd w:val="clear" w:color="auto" w:fill="FFFFFE"/>
+        <w:spacing w:line="285" w:lineRule="atLeast"/>
+        <w:rPr>
+          <w:rFonts w:ascii="Courier New" w:hAnsi="Courier New" w:cs="Courier New"/>
+          <w:color w:val="000000"/>
+          <w:sz w:val="21"/>
+          <w:szCs w:val="21"/>
+          <w:lang w:val="en-US"/>
+        </w:rPr>
+      </w:pPr>
+    </w:p>
+    <w:p>
+      <w:pPr>
+        <w:shd w:val="clear" w:color="auto" w:fill="FFFFFE"/>
+        <w:spacing w:line="285" w:lineRule="atLeast"/>
+        <w:jc w:val="both"/>
+        <w:rPr>
+          <w:bCs/>
+          <w:lang w:val="en-US"/>
+        </w:rPr>
+      </w:pPr>
+      <w:r>
+        <w:rPr>
+          <w:bCs/>
+          <w:lang w:val="en-US"/>
+        </w:rPr>
+        <w:t>As expected for these complex models applied to a small dataset, the curves for all these training sessions showed similar behavior: unfinished training and validation suggesting overfitting.</w:t>
+      </w:r>
+    </w:p>
+    <w:p>
+      <w:pPr>
+        <w:shd w:val="clear" w:color="auto" w:fill="FFFFFE"/>
+        <w:spacing w:line="285" w:lineRule="atLeast"/>
+        <w:jc w:val="both"/>
+        <w:rPr>
+          <w:bCs/>
+          <w:lang w:val="en-US"/>
+        </w:rPr>
+      </w:pPr>
+    </w:p>
+    <w:p>
+      <w:pPr>
+        <w:shd w:val="clear" w:color="auto" w:fill="FFFFFE"/>
+        <w:spacing w:line="285" w:lineRule="atLeast"/>
+        <w:jc w:val="both"/>
+        <w:rPr>
+          <w:bCs/>
+          <w:lang w:val="en-US"/>
+        </w:rPr>
+      </w:pPr>
+      <w:r>
+        <w:rPr>
+          <w:bCs/>
+          <w:lang w:val="en-US"/>
+        </w:rPr>
+        <w:t>Comparing the different sliding window sizes, we can see that the largest window obtained the best results. These larger windows produce tokens that aggregate more spatial context, facilitating the extraction of relevant visual features (e.g., the global identity of the digit). In contrast, very narrow windows excessively fragment the image, requiring the model to learn global spatial relationships only through attention, which is more difficult in regimes with little data and without pre-training.</w:t>
+      </w:r>
+    </w:p>
+    <w:p>
+      <w:pPr>
+        <w:shd w:val="clear" w:color="auto" w:fill="FFFFFE"/>
+        <w:spacing w:line="285" w:lineRule="atLeast"/>
+        <w:jc w:val="both"/>
+        <w:rPr>
+          <w:bCs/>
+          <w:lang w:val="en-US"/>
+        </w:rPr>
+      </w:pPr>
+    </w:p>
+    <w:p>
+      <w:pPr>
+        <w:shd w:val="clear" w:color="auto" w:fill="FFFFFE"/>
+        <w:spacing w:line="285" w:lineRule="atLeast"/>
+        <w:jc w:val="both"/>
+        <w:rPr>
+          <w:bCs/>
+          <w:lang w:val="en-US"/>
+        </w:rPr>
+      </w:pPr>
+      <w:r>
+        <w:rPr>
+          <w:bCs/>
+          <w:lang w:val="en-US"/>
+        </w:rPr>
+        <w:t xml:space="preserve">Although smaller window widths reduce the total number of model parameters (due to smaller embeddings), they significantly increase the computational and memory cost during training. </w:t>
+      </w:r>
+      <w:r>
+        <w:rPr>
+          <w:bCs/>
+          <w:lang w:val="en-US"/>
+        </w:rPr>
+        <w:lastRenderedPageBreak/>
+        <w:t>This is because reducing the window size drastically increases the number of tokens per image, and the cost of self-attention grows quadratically with this number. As a consequence, even with fewer learnable parameters, the consumption of intermediate memory (activations, attention matrices, and gradients) exceeded the available capacity in Google Colab, leading to out-of-memory errors.</w:t>
+      </w:r>
+    </w:p>
+    <w:p>
+      <w:pPr>
+        <w:shd w:val="clear" w:color="auto" w:fill="FFFFFE"/>
+        <w:spacing w:line="285" w:lineRule="atLeast"/>
+        <w:jc w:val="both"/>
+        <w:rPr>
+          <w:bCs/>
+          <w:lang w:val="en-US"/>
+        </w:rPr>
+      </w:pPr>
+    </w:p>
+    <w:p>
+      <w:pPr>
+        <w:shd w:val="clear" w:color="auto" w:fill="FFFFFE"/>
+        <w:spacing w:line="285" w:lineRule="atLeast"/>
+        <w:jc w:val="both"/>
+        <w:rPr>
+          <w:bCs/>
+          <w:lang w:val="en-US"/>
+        </w:rPr>
+      </w:pPr>
+      <w:r>
+        <w:rPr>
+          <w:bCs/>
+          <w:lang w:val="en-US"/>
+        </w:rPr>
+        <w:t>Therefore, since the larger w_width value provided the best and most stable results, it will be used for studies of the complete dataset.</w:t>
+      </w:r>
+    </w:p>
+    <w:p>
+      <w:pPr>
+        <w:shd w:val="clear" w:color="auto" w:fill="FFFFFE"/>
+        <w:spacing w:line="285" w:lineRule="atLeast"/>
+        <w:rPr>
+          <w:rFonts w:ascii="Courier New" w:hAnsi="Courier New" w:cs="Courier New"/>
+          <w:color w:val="000000"/>
+          <w:sz w:val="21"/>
+          <w:szCs w:val="21"/>
+          <w:lang w:val="en-US"/>
+        </w:rPr>
+      </w:pPr>
+    </w:p>
+    <w:p>
+      <w:pPr>
+        <w:shd w:val="clear" w:color="auto" w:fill="FFFFFE"/>
+        <w:spacing w:line="285" w:lineRule="atLeast"/>
+        <w:rPr>
+          <w:rFonts w:ascii="Courier New" w:hAnsi="Courier New" w:cs="Courier New"/>
+          <w:color w:val="000000"/>
+          <w:sz w:val="21"/>
+          <w:szCs w:val="21"/>
+          <w:lang w:val="en-US"/>
+        </w:rPr>
+      </w:pPr>
+    </w:p>
+    <w:tbl>
+      <w:tblPr>
+        <w:tblStyle w:val="Grilledutableau"/>
+        <w:tblW w:w="6750" w:type="dxa"/>
+        <w:jc w:val="center"/>
+        <w:tblLook w:val="04A0" w:firstRow="1" w:lastRow="0" w:firstColumn="1" w:lastColumn="0" w:noHBand="0" w:noVBand="1"/>
+      </w:tblPr>
+      <w:tblGrid>
+        <w:gridCol w:w="2858"/>
+        <w:gridCol w:w="2048"/>
+        <w:gridCol w:w="1844"/>
+      </w:tblGrid>
+      <w:tr>
+        <w:trPr>
+          <w:jc w:val="center"/>
+        </w:trPr>
+        <w:tc>
+          <w:tcPr>
+            <w:tcW w:w="2858" w:type="dxa"/>
+          </w:tcPr>
+          <w:p>
+            <w:pPr>
+              <w:kinsoku w:val="0"/>
+              <w:overflowPunct w:val="0"/>
+              <w:jc w:val="center"/>
+              <w:textAlignment w:val="baseline"/>
+              <w:rPr>
+                <w:b/>
+                <w:lang w:val="en-US"/>
+              </w:rPr>
+            </w:pPr>
+            <w:r>
+              <w:rPr>
+                <w:b/>
+                <w:lang w:val="en-US"/>
+              </w:rPr>
+              <w:t>Dataset</w:t>
+            </w:r>
+            <w:r>
+              <w:rPr>
+                <w:b/>
+                <w:lang w:val="en-US"/>
+              </w:rPr>
+              <w:t xml:space="preserve"> </w:t>
+            </w:r>
+          </w:p>
+        </w:tc>
+        <w:tc>
+          <w:tcPr>
+            <w:tcW w:w="2048" w:type="dxa"/>
+          </w:tcPr>
+          <w:p>
+            <w:pPr>
+              <w:kinsoku w:val="0"/>
+              <w:overflowPunct w:val="0"/>
+              <w:jc w:val="center"/>
+              <w:textAlignment w:val="baseline"/>
+              <w:rPr>
+                <w:b/>
+                <w:lang w:val="en-US"/>
+              </w:rPr>
+            </w:pPr>
+            <w:r>
+              <w:rPr>
+                <w:b/>
+                <w:lang w:val="en-US"/>
+              </w:rPr>
+              <w:t>CRR</w:t>
+            </w:r>
+          </w:p>
+        </w:tc>
+        <w:tc>
+          <w:tcPr>
+            <w:tcW w:w="1844" w:type="dxa"/>
+          </w:tcPr>
+          <w:p>
+            <w:pPr>
+              <w:kinsoku w:val="0"/>
+              <w:overflowPunct w:val="0"/>
+              <w:jc w:val="center"/>
+              <w:textAlignment w:val="baseline"/>
+              <w:rPr>
+                <w:b/>
+                <w:lang w:val="en-US"/>
+              </w:rPr>
+            </w:pPr>
+            <w:r>
+              <w:rPr>
+                <w:b/>
+                <w:lang w:val="en-US"/>
+              </w:rPr>
+              <w:t>SRR</w:t>
+            </w:r>
+          </w:p>
+        </w:tc>
+      </w:tr>
+      <w:tr>
+        <w:trPr>
+          <w:jc w:val="center"/>
+        </w:trPr>
+        <w:tc>
+          <w:tcPr>
+            <w:tcW w:w="2858" w:type="dxa"/>
+          </w:tcPr>
+          <w:p>
+            <w:pPr>
+              <w:kinsoku w:val="0"/>
+              <w:overflowPunct w:val="0"/>
+              <w:jc w:val="center"/>
+              <w:textAlignment w:val="baseline"/>
+              <w:rPr>
+                <w:bCs/>
+                <w:lang w:val="en-US"/>
+              </w:rPr>
+            </w:pPr>
+            <w:r>
+              <w:rPr>
+                <w:bCs/>
+                <w:lang w:val="en-US"/>
+              </w:rPr>
+              <w:t>Facile</w:t>
+            </w:r>
+          </w:p>
+        </w:tc>
+        <w:tc>
+          <w:tcPr>
+            <w:tcW w:w="2048" w:type="dxa"/>
+          </w:tcPr>
+          <w:p>
+            <w:pPr>
+              <w:kinsoku w:val="0"/>
+              <w:overflowPunct w:val="0"/>
+              <w:jc w:val="center"/>
+              <w:textAlignment w:val="baseline"/>
+              <w:rPr>
+                <w:lang w:val="en-US"/>
+              </w:rPr>
+            </w:pPr>
+            <w:r>
+              <w:rPr>
+                <w:lang w:val="en-US"/>
+              </w:rPr>
+              <w:t>7</w:t>
+            </w:r>
+            <w:r>
+              <w:rPr>
+                <w:lang w:val="en-US"/>
+              </w:rPr>
+              <w:t>9.</w:t>
+            </w:r>
+            <w:r>
+              <w:rPr>
+                <w:lang w:val="en-US"/>
+              </w:rPr>
+              <w:t>13</w:t>
+            </w:r>
+            <w:r>
+              <w:rPr>
+                <w:lang w:val="en-US"/>
+              </w:rPr>
+              <w:t xml:space="preserve"> %</w:t>
+            </w:r>
+          </w:p>
+        </w:tc>
+        <w:tc>
+          <w:tcPr>
+            <w:tcW w:w="1844" w:type="dxa"/>
+          </w:tcPr>
+          <w:p>
+            <w:pPr>
+              <w:kinsoku w:val="0"/>
+              <w:overflowPunct w:val="0"/>
+              <w:jc w:val="center"/>
+              <w:textAlignment w:val="baseline"/>
+              <w:rPr>
+                <w:lang w:val="en-US"/>
+              </w:rPr>
+            </w:pPr>
+            <w:r>
+              <w:rPr>
+                <w:lang w:val="en-US"/>
+              </w:rPr>
+              <w:t>0.0 %</w:t>
+            </w:r>
+          </w:p>
+        </w:tc>
+      </w:tr>
+      <w:tr>
+        <w:trPr>
+          <w:jc w:val="center"/>
+        </w:trPr>
+        <w:tc>
+          <w:tcPr>
+            <w:tcW w:w="2858" w:type="dxa"/>
+          </w:tcPr>
+          <w:p>
+            <w:pPr>
+              <w:kinsoku w:val="0"/>
+              <w:overflowPunct w:val="0"/>
+              <w:jc w:val="center"/>
+              <w:textAlignment w:val="baseline"/>
+              <w:rPr>
+                <w:lang w:val="en-US"/>
+              </w:rPr>
+            </w:pPr>
+            <w:r>
+              <w:rPr>
+                <w:lang w:val="en-US"/>
+              </w:rPr>
+              <w:t>Horizontal</w:t>
+            </w:r>
+          </w:p>
+        </w:tc>
+        <w:tc>
+          <w:tcPr>
+            <w:tcW w:w="2048" w:type="dxa"/>
+          </w:tcPr>
+          <w:p>
+            <w:pPr>
+              <w:kinsoku w:val="0"/>
+              <w:overflowPunct w:val="0"/>
+              <w:jc w:val="center"/>
+              <w:textAlignment w:val="baseline"/>
+              <w:rPr>
+                <w:lang w:val="en-US"/>
+              </w:rPr>
+            </w:pPr>
+            <w:r>
+              <w:rPr>
+                <w:lang w:val="en-US"/>
+              </w:rPr>
+              <w:t>7</w:t>
+            </w:r>
+            <w:r>
+              <w:rPr>
+                <w:lang w:val="en-US"/>
+              </w:rPr>
+              <w:t>3</w:t>
+            </w:r>
+            <w:r>
+              <w:rPr>
+                <w:lang w:val="en-US"/>
+              </w:rPr>
+              <w:t>.8</w:t>
+            </w:r>
+            <w:r>
+              <w:rPr>
+                <w:lang w:val="en-US"/>
+              </w:rPr>
+              <w:t>8</w:t>
+            </w:r>
+            <w:r>
+              <w:rPr>
+                <w:lang w:val="en-US"/>
+              </w:rPr>
+              <w:t xml:space="preserve"> %</w:t>
+            </w:r>
+          </w:p>
+        </w:tc>
+        <w:tc>
+          <w:tcPr>
+            <w:tcW w:w="1844" w:type="dxa"/>
+          </w:tcPr>
+          <w:p>
+            <w:pPr>
+              <w:kinsoku w:val="0"/>
+              <w:overflowPunct w:val="0"/>
+              <w:jc w:val="center"/>
+              <w:textAlignment w:val="baseline"/>
+              <w:rPr>
+                <w:lang w:val="en-US"/>
+              </w:rPr>
+            </w:pPr>
+            <w:r>
+              <w:rPr>
+                <w:lang w:val="en-US"/>
+              </w:rPr>
+              <w:t>0.0 %</w:t>
+            </w:r>
+          </w:p>
+        </w:tc>
+      </w:tr>
+      <w:tr>
+        <w:trPr>
+          <w:jc w:val="center"/>
+        </w:trPr>
+        <w:tc>
+          <w:tcPr>
+            <w:tcW w:w="2858" w:type="dxa"/>
+          </w:tcPr>
+          <w:p>
+            <w:pPr>
+              <w:kinsoku w:val="0"/>
+              <w:overflowPunct w:val="0"/>
+              <w:jc w:val="center"/>
+              <w:textAlignment w:val="baseline"/>
+              <w:rPr>
+                <w:lang w:val="en-US"/>
+              </w:rPr>
+            </w:pPr>
+            <w:r>
+              <w:rPr>
+                <w:lang w:val="en-US"/>
+              </w:rPr>
+              <w:t>Vertical</w:t>
+            </w:r>
+          </w:p>
+        </w:tc>
+        <w:tc>
+          <w:tcPr>
+            <w:tcW w:w="2048" w:type="dxa"/>
+          </w:tcPr>
+          <w:p>
+            <w:pPr>
+              <w:kinsoku w:val="0"/>
+              <w:overflowPunct w:val="0"/>
+              <w:jc w:val="center"/>
+              <w:textAlignment w:val="baseline"/>
+              <w:rPr>
+                <w:lang w:val="en-US"/>
+              </w:rPr>
+            </w:pPr>
+            <w:r>
+              <w:rPr>
+                <w:lang w:val="en-US"/>
+              </w:rPr>
+              <w:t>7</w:t>
+            </w:r>
+            <w:r>
+              <w:rPr>
+                <w:lang w:val="en-US"/>
+              </w:rPr>
+              <w:t>2.</w:t>
+            </w:r>
+            <w:r>
+              <w:rPr>
+                <w:lang w:val="en-US"/>
+              </w:rPr>
+              <w:t>14</w:t>
+            </w:r>
+            <w:r>
+              <w:rPr>
+                <w:lang w:val="en-US"/>
+              </w:rPr>
+              <w:t xml:space="preserve"> %</w:t>
+            </w:r>
+          </w:p>
+        </w:tc>
+        <w:tc>
+          <w:tcPr>
+            <w:tcW w:w="1844" w:type="dxa"/>
+          </w:tcPr>
+          <w:p>
+            <w:pPr>
+              <w:kinsoku w:val="0"/>
+              <w:overflowPunct w:val="0"/>
+              <w:jc w:val="center"/>
+              <w:textAlignment w:val="baseline"/>
+              <w:rPr>
+                <w:lang w:val="en-US"/>
+              </w:rPr>
+            </w:pPr>
+            <w:r>
+              <w:rPr>
+                <w:lang w:val="en-US"/>
+              </w:rPr>
+              <w:t>0.0 %</w:t>
+            </w:r>
+          </w:p>
+        </w:tc>
+      </w:tr>
+    </w:tbl>
+    <w:p>
+      <w:pPr>
+        <w:jc w:val="center"/>
+        <w:rPr>
+          <w:bCs/>
+          <w:i/>
+          <w:iCs/>
+          <w:sz w:val="22"/>
+          <w:szCs w:val="22"/>
+          <w:lang w:val="en-US"/>
+        </w:rPr>
+      </w:pPr>
+    </w:p>
+    <w:p>
+      <w:pPr>
+        <w:jc w:val="center"/>
+        <w:rPr>
+          <w:bCs/>
+          <w:i/>
+          <w:iCs/>
+          <w:sz w:val="22"/>
+          <w:szCs w:val="22"/>
+          <w:lang w:val="en-US"/>
+        </w:rPr>
+      </w:pPr>
+      <w:r>
+        <w:rPr>
+          <w:bCs/>
+          <w:i/>
+          <w:iCs/>
+          <w:sz w:val="22"/>
+          <w:szCs w:val="22"/>
+          <w:lang w:val="en-US"/>
+        </w:rPr>
+        <w:t>Table</w:t>
+      </w:r>
+      <w:r>
+        <w:rPr>
+          <w:bCs/>
+          <w:i/>
+          <w:iCs/>
+          <w:sz w:val="22"/>
+          <w:szCs w:val="22"/>
+          <w:lang w:val="en-US"/>
+        </w:rPr>
+        <w:t xml:space="preserve"> </w:t>
+      </w:r>
+      <w:r>
+        <w:rPr>
+          <w:bCs/>
+          <w:i/>
+          <w:iCs/>
+          <w:sz w:val="22"/>
+          <w:szCs w:val="22"/>
+          <w:lang w:val="en-US"/>
+        </w:rPr>
+        <w:t>3</w:t>
+      </w:r>
+      <w:r>
+        <w:rPr>
+          <w:bCs/>
+          <w:i/>
+          <w:iCs/>
+          <w:sz w:val="22"/>
+          <w:szCs w:val="22"/>
+          <w:lang w:val="en-US"/>
+        </w:rPr>
+        <w:t xml:space="preserve">: </w:t>
+      </w:r>
+      <w:r>
+        <w:rPr>
+          <w:bCs/>
+          <w:i/>
+          <w:iCs/>
+          <w:sz w:val="22"/>
+          <w:szCs w:val="22"/>
+          <w:lang w:val="en-US"/>
+        </w:rPr>
+        <w:t>Results for ViT with</w:t>
+      </w:r>
+      <w:r>
+        <w:rPr>
+          <w:bCs/>
+          <w:i/>
+          <w:iCs/>
+          <w:sz w:val="22"/>
+          <w:szCs w:val="22"/>
+          <w:lang w:val="en-US"/>
+        </w:rPr>
+        <w:t xml:space="preserve"> 54.</w:t>
+      </w:r>
+      <w:r>
+        <w:rPr>
+          <w:bCs/>
+          <w:i/>
+          <w:iCs/>
+          <w:sz w:val="22"/>
+          <w:szCs w:val="22"/>
+          <w:lang w:val="en-US"/>
+        </w:rPr>
+        <w:t>000 examples.</w:t>
+      </w:r>
+    </w:p>
+    <w:p>
+      <w:pPr>
+        <w:shd w:val="clear" w:color="auto" w:fill="FFFFFE"/>
+        <w:spacing w:line="285" w:lineRule="atLeast"/>
+        <w:rPr>
+          <w:rFonts w:ascii="Courier New" w:hAnsi="Courier New" w:cs="Courier New"/>
+          <w:color w:val="000000"/>
+          <w:sz w:val="21"/>
+          <w:szCs w:val="21"/>
+          <w:lang w:val="en-US"/>
+        </w:rPr>
+      </w:pPr>
+    </w:p>
+    <w:p>
+      <w:pPr>
+        <w:shd w:val="clear" w:color="auto" w:fill="FFFFFE"/>
+        <w:spacing w:line="285" w:lineRule="atLeast"/>
+        <w:rPr>
+          <w:rFonts w:ascii="Courier New" w:hAnsi="Courier New" w:cs="Courier New"/>
+          <w:color w:val="000000"/>
+          <w:sz w:val="21"/>
+          <w:szCs w:val="21"/>
+          <w:lang w:val="en-US"/>
+        </w:rPr>
+      </w:pPr>
+    </w:p>
+    <w:p>
+      <w:pPr>
+        <w:shd w:val="clear" w:color="auto" w:fill="FFFFFE"/>
+        <w:spacing w:line="285" w:lineRule="atLeast"/>
+        <w:rPr>
+          <w:rFonts w:ascii="Courier New" w:hAnsi="Courier New" w:cs="Courier New"/>
+          <w:color w:val="000000"/>
+          <w:sz w:val="21"/>
+          <w:szCs w:val="21"/>
+          <w:lang w:val="en-US"/>
+        </w:rPr>
+      </w:pPr>
+      <w:r>
+        <w:rPr>
+          <w:noProof/>
+        </w:rPr>
+        <w:drawing>
+          <wp:anchor distT="0" distB="0" distL="114300" distR="114300" simplePos="0" relativeHeight="251664384" behindDoc="0" locked="0" layoutInCell="1" allowOverlap="1" wp14:anchorId="013DDF30" wp14:editId="072BA1B3">
+            <wp:simplePos x="0" y="0"/>
+            <wp:positionH relativeFrom="margin">
+              <wp:align>center</wp:align>
+            </wp:positionH>
+            <wp:positionV relativeFrom="paragraph">
+              <wp:posOffset>33020</wp:posOffset>
+            </wp:positionV>
+            <wp:extent cx="3373120" cy="2640330"/>
+            <wp:effectExtent l="0" t="0" r="0" b="7620"/>
+            <wp:wrapSquare wrapText="bothSides"/>
+            <wp:docPr id="532228220" name="Image 1"/>
+            <wp:cNvGraphicFramePr>
+              <a:graphicFrameLocks xmlns:a="http://schemas.openxmlformats.org/drawingml/2006/main" noChangeAspect="1"/>
+            </wp:cNvGraphicFramePr>
+            <a:graphic xmlns:a="http://schemas.openxmlformats.org/drawingml/2006/main">
+              <a:graphicData uri="http://schemas.openxmlformats.org/drawingml/2006/picture">
+                <pic:pic xmlns:pic="http://schemas.openxmlformats.org/drawingml/2006/picture">
+                  <pic:nvPicPr>
+                    <pic:cNvPr id="0" name="Picture 1"/>
+                    <pic:cNvPicPr>
+                      <a:picLocks noChangeAspect="1" noChangeArrowheads="1"/>
+                    </pic:cNvPicPr>
+                  </pic:nvPicPr>
+                  <pic:blipFill>
+                    <a:blip r:embed="rId25">
+                      <a:extLst>
+                        <a:ext uri="{28A0092B-C50C-407E-A947-70E740481C1C}">
+                          <a14:useLocalDpi xmlns:a14="http://schemas.microsoft.com/office/drawing/2010/main" val="0"/>
+                        </a:ext>
+                      </a:extLst>
+                    </a:blip>
+                    <a:srcRect/>
+                    <a:stretch>
+                      <a:fillRect/>
+                    </a:stretch>
+                  </pic:blipFill>
+                  <pic:spPr bwMode="auto">
+                    <a:xfrm>
+                      <a:off x="0" y="0"/>
+                      <a:ext cx="3373120" cy="2640330"/>
+                    </a:xfrm>
+                    <a:prstGeom prst="rect">
+                      <a:avLst/>
+                    </a:prstGeom>
+                    <a:noFill/>
+                    <a:ln>
+                      <a:noFill/>
+                    </a:ln>
+                  </pic:spPr>
+                </pic:pic>
+              </a:graphicData>
+            </a:graphic>
+          </wp:anchor>
+        </w:drawing>
+      </w:r>
+    </w:p>
+    <w:p>
+      <w:pPr>
+        <w:shd w:val="clear" w:color="auto" w:fill="FFFFFE"/>
+        <w:spacing w:line="285" w:lineRule="atLeast"/>
+        <w:rPr>
+          <w:rFonts w:ascii="Courier New" w:hAnsi="Courier New" w:cs="Courier New"/>
+          <w:color w:val="000000"/>
+          <w:sz w:val="21"/>
+          <w:szCs w:val="21"/>
+          <w:lang w:val="en-US"/>
+        </w:rPr>
+      </w:pPr>
+    </w:p>
+    <w:p>
+      <w:pPr>
+        <w:shd w:val="clear" w:color="auto" w:fill="FFFFFE"/>
+        <w:spacing w:line="285" w:lineRule="atLeast"/>
+        <w:rPr>
+          <w:rFonts w:ascii="Courier New" w:hAnsi="Courier New" w:cs="Courier New"/>
+          <w:color w:val="000000"/>
+          <w:sz w:val="21"/>
+          <w:szCs w:val="21"/>
+          <w:lang w:val="en-US"/>
+        </w:rPr>
+      </w:pPr>
+    </w:p>
+    <w:p>
+      <w:pPr>
+        <w:shd w:val="clear" w:color="auto" w:fill="FFFFFE"/>
+        <w:spacing w:line="285" w:lineRule="atLeast"/>
+        <w:rPr>
+          <w:rFonts w:ascii="Courier New" w:hAnsi="Courier New" w:cs="Courier New"/>
+          <w:color w:val="000000"/>
+          <w:sz w:val="21"/>
+          <w:szCs w:val="21"/>
+          <w:lang w:val="en-US"/>
+        </w:rPr>
+      </w:pPr>
+    </w:p>
+    <w:p>
+      <w:pPr>
+        <w:shd w:val="clear" w:color="auto" w:fill="FFFFFE"/>
+        <w:spacing w:line="285" w:lineRule="atLeast"/>
+        <w:rPr>
+          <w:rFonts w:ascii="Courier New" w:hAnsi="Courier New" w:cs="Courier New"/>
+          <w:color w:val="000000"/>
+          <w:sz w:val="21"/>
+          <w:szCs w:val="21"/>
+          <w:lang w:val="en-US"/>
+        </w:rPr>
+      </w:pPr>
+    </w:p>
+    <w:p>
+      <w:pPr>
+        <w:shd w:val="clear" w:color="auto" w:fill="FFFFFE"/>
+        <w:spacing w:line="285" w:lineRule="atLeast"/>
+        <w:rPr>
+          <w:rFonts w:ascii="Courier New" w:hAnsi="Courier New" w:cs="Courier New"/>
+          <w:color w:val="000000"/>
+          <w:sz w:val="21"/>
+          <w:szCs w:val="21"/>
+          <w:lang w:val="en-US"/>
+        </w:rPr>
+      </w:pPr>
+    </w:p>
+    <w:p>
+      <w:pPr>
+        <w:shd w:val="clear" w:color="auto" w:fill="FFFFFE"/>
+        <w:spacing w:line="285" w:lineRule="atLeast"/>
+        <w:rPr>
+          <w:rFonts w:ascii="Courier New" w:hAnsi="Courier New" w:cs="Courier New"/>
+          <w:color w:val="000000"/>
+          <w:sz w:val="21"/>
+          <w:szCs w:val="21"/>
+          <w:lang w:val="en-US"/>
+        </w:rPr>
+      </w:pPr>
+    </w:p>
+    <w:p>
+      <w:pPr>
+        <w:shd w:val="clear" w:color="auto" w:fill="FFFFFE"/>
+        <w:spacing w:line="285" w:lineRule="atLeast"/>
+        <w:rPr>
+          <w:rFonts w:ascii="Courier New" w:hAnsi="Courier New" w:cs="Courier New"/>
+          <w:color w:val="000000"/>
+          <w:sz w:val="21"/>
+          <w:szCs w:val="21"/>
+          <w:lang w:val="en-US"/>
+        </w:rPr>
+      </w:pPr>
+    </w:p>
+    <w:p>
+      <w:pPr>
+        <w:shd w:val="clear" w:color="auto" w:fill="FFFFFE"/>
+        <w:spacing w:line="285" w:lineRule="atLeast"/>
+        <w:rPr>
+          <w:rFonts w:ascii="Courier New" w:hAnsi="Courier New" w:cs="Courier New"/>
+          <w:color w:val="000000"/>
+          <w:sz w:val="21"/>
+          <w:szCs w:val="21"/>
+          <w:lang w:val="en-US"/>
+        </w:rPr>
+      </w:pPr>
+    </w:p>
+    <w:p>
+      <w:pPr>
+        <w:shd w:val="clear" w:color="auto" w:fill="FFFFFE"/>
+        <w:spacing w:line="285" w:lineRule="atLeast"/>
+        <w:rPr>
+          <w:rFonts w:ascii="Courier New" w:hAnsi="Courier New" w:cs="Courier New"/>
+          <w:color w:val="000000"/>
+          <w:sz w:val="21"/>
+          <w:szCs w:val="21"/>
+          <w:lang w:val="en-US"/>
+        </w:rPr>
+      </w:pPr>
+    </w:p>
+    <w:p>
+      <w:pPr>
+        <w:shd w:val="clear" w:color="auto" w:fill="FFFFFE"/>
+        <w:spacing w:line="285" w:lineRule="atLeast"/>
+        <w:rPr>
+          <w:rFonts w:ascii="Courier New" w:hAnsi="Courier New" w:cs="Courier New"/>
+          <w:color w:val="000000"/>
+          <w:sz w:val="21"/>
+          <w:szCs w:val="21"/>
+          <w:lang w:val="en-US"/>
+        </w:rPr>
+      </w:pPr>
+    </w:p>
+    <w:p>
+      <w:pPr>
+        <w:shd w:val="clear" w:color="auto" w:fill="FFFFFE"/>
+        <w:spacing w:line="285" w:lineRule="atLeast"/>
+        <w:rPr>
+          <w:rFonts w:ascii="Courier New" w:hAnsi="Courier New" w:cs="Courier New"/>
+          <w:color w:val="000000"/>
+          <w:sz w:val="21"/>
+          <w:szCs w:val="21"/>
+          <w:lang w:val="en-US"/>
+        </w:rPr>
+      </w:pPr>
+    </w:p>
+    <w:p>
+      <w:pPr>
+        <w:shd w:val="clear" w:color="auto" w:fill="FFFFFE"/>
+        <w:spacing w:line="285" w:lineRule="atLeast"/>
+        <w:rPr>
+          <w:rFonts w:ascii="Courier New" w:hAnsi="Courier New" w:cs="Courier New"/>
+          <w:color w:val="000000"/>
+          <w:sz w:val="21"/>
+          <w:szCs w:val="21"/>
+          <w:lang w:val="en-US"/>
+        </w:rPr>
+      </w:pPr>
+    </w:p>
+    <w:p>
+      <w:pPr>
+        <w:shd w:val="clear" w:color="auto" w:fill="FFFFFE"/>
+        <w:spacing w:line="285" w:lineRule="atLeast"/>
+        <w:rPr>
+          <w:rFonts w:ascii="Courier New" w:hAnsi="Courier New" w:cs="Courier New"/>
+          <w:color w:val="000000"/>
+          <w:sz w:val="21"/>
+          <w:szCs w:val="21"/>
+          <w:lang w:val="en-US"/>
+        </w:rPr>
+      </w:pPr>
+    </w:p>
+    <w:p>
+      <w:pPr>
+        <w:shd w:val="clear" w:color="auto" w:fill="FFFFFE"/>
+        <w:spacing w:line="285" w:lineRule="atLeast"/>
+        <w:rPr>
+          <w:rFonts w:ascii="Courier New" w:hAnsi="Courier New" w:cs="Courier New"/>
+          <w:color w:val="000000"/>
+          <w:sz w:val="21"/>
+          <w:szCs w:val="21"/>
+          <w:lang w:val="en-US"/>
+        </w:rPr>
+      </w:pPr>
+    </w:p>
+    <w:p>
+      <w:pPr>
+        <w:jc w:val="center"/>
+        <w:rPr>
+          <w:bCs/>
+          <w:i/>
+          <w:iCs/>
+          <w:sz w:val="22"/>
+          <w:szCs w:val="22"/>
+          <w:lang w:val="en-US"/>
+        </w:rPr>
+      </w:pPr>
+      <w:r>
+        <w:rPr>
+          <w:bCs/>
+          <w:i/>
+          <w:iCs/>
+          <w:sz w:val="22"/>
+          <w:szCs w:val="22"/>
+          <w:lang w:val="en-US"/>
+        </w:rPr>
+        <w:t xml:space="preserve">Figure </w:t>
+      </w:r>
+      <w:r>
+        <w:rPr>
+          <w:bCs/>
+          <w:i/>
+          <w:iCs/>
+          <w:sz w:val="22"/>
+          <w:szCs w:val="22"/>
+          <w:lang w:val="en-US"/>
+        </w:rPr>
+        <w:t>5</w:t>
+      </w:r>
+      <w:r>
+        <w:rPr>
+          <w:bCs/>
+          <w:i/>
+          <w:iCs/>
+          <w:sz w:val="22"/>
+          <w:szCs w:val="22"/>
+          <w:lang w:val="en-US"/>
+        </w:rPr>
+        <w:t xml:space="preserve">: </w:t>
+      </w:r>
+      <w:r>
+        <w:rPr>
+          <w:bCs/>
+          <w:i/>
+          <w:iCs/>
+          <w:sz w:val="22"/>
+          <w:szCs w:val="22"/>
+          <w:lang w:val="en-US"/>
+        </w:rPr>
+        <w:t xml:space="preserve">Loss over epochs for </w:t>
+      </w:r>
+      <w:r>
+        <w:rPr>
+          <w:bCs/>
+          <w:i/>
+          <w:iCs/>
+          <w:sz w:val="22"/>
+          <w:szCs w:val="22"/>
+          <w:lang w:val="en-US"/>
+        </w:rPr>
+        <w:t>Horizontal dataset</w:t>
+      </w:r>
+      <w:r>
+        <w:rPr>
+          <w:bCs/>
+          <w:i/>
+          <w:iCs/>
+          <w:sz w:val="22"/>
+          <w:szCs w:val="22"/>
+          <w:lang w:val="en-US"/>
+        </w:rPr>
+        <w:t xml:space="preserve">. Other </w:t>
+      </w:r>
+      <w:r>
+        <w:rPr>
+          <w:bCs/>
+          <w:i/>
+          <w:iCs/>
+          <w:sz w:val="22"/>
+          <w:szCs w:val="22"/>
+          <w:lang w:val="en-US"/>
+        </w:rPr>
+        <w:t>dataset</w:t>
+      </w:r>
+      <w:r>
+        <w:rPr>
+          <w:bCs/>
+          <w:i/>
+          <w:iCs/>
+          <w:sz w:val="22"/>
+          <w:szCs w:val="22"/>
+          <w:lang w:val="en-US"/>
+        </w:rPr>
+        <w:t>s presented similar distributions.</w:t>
+      </w:r>
+    </w:p>
+    <w:p>
+      <w:pPr>
+        <w:shd w:val="clear" w:color="auto" w:fill="FFFFFE"/>
+        <w:spacing w:line="285" w:lineRule="atLeast"/>
+        <w:rPr>
+          <w:rFonts w:ascii="Courier New" w:hAnsi="Courier New" w:cs="Courier New"/>
+          <w:color w:val="000000"/>
+          <w:sz w:val="21"/>
+          <w:szCs w:val="21"/>
+          <w:lang w:val="en-US"/>
+        </w:rPr>
+      </w:pPr>
+    </w:p>
+    <w:p>
+      <w:pPr>
+        <w:shd w:val="clear" w:color="auto" w:fill="FFFFFE"/>
+        <w:spacing w:line="285" w:lineRule="atLeast"/>
+        <w:jc w:val="both"/>
+        <w:rPr>
+          <w:bCs/>
+          <w:lang w:val="en-US"/>
+        </w:rPr>
+      </w:pPr>
+      <w:r>
+        <w:rPr>
+          <w:bCs/>
+          <w:lang w:val="en-US"/>
+        </w:rPr>
+        <w:t>Using all the example datasets, the curves for the three datasets also showed equivalent behavior. We see that the training could be finalized, as the validation reached convergence. Thus, we obtain a much better CRR result, but we still have errors in classifying all the strings.</w:t>
+      </w:r>
+    </w:p>
+    <w:p>
+      <w:pPr>
+        <w:shd w:val="clear" w:color="auto" w:fill="FFFFFE"/>
+        <w:spacing w:line="285" w:lineRule="atLeast"/>
+        <w:jc w:val="both"/>
+        <w:rPr>
+          <w:bCs/>
+          <w:lang w:val="en-US"/>
+        </w:rPr>
+      </w:pPr>
+    </w:p>
+    <w:p>
+      <w:pPr>
+        <w:shd w:val="clear" w:color="auto" w:fill="FFFFFE"/>
+        <w:spacing w:line="285" w:lineRule="atLeast"/>
+        <w:jc w:val="both"/>
+        <w:rPr>
+          <w:bCs/>
+          <w:lang w:val="en-US"/>
+        </w:rPr>
+      </w:pPr>
+      <w:r>
+        <w:rPr>
+          <w:bCs/>
+          <w:lang w:val="en-US"/>
+        </w:rPr>
+        <w:t>This is a much more complex task than what was developed in previous TPs (because it involves translating the text, instead of a uniformly structured sequence), so there is no parameter for comparison.</w:t>
+      </w:r>
+    </w:p>
+    <w:p>
+      <w:pPr>
+        <w:shd w:val="clear" w:color="auto" w:fill="FFFFFE"/>
+        <w:spacing w:line="285" w:lineRule="atLeast"/>
+        <w:jc w:val="both"/>
+        <w:rPr>
+          <w:bCs/>
+          <w:lang w:val="en-US"/>
+        </w:rPr>
+      </w:pPr>
+    </w:p>
+    <w:p>
+      <w:pPr>
+        <w:shd w:val="clear" w:color="auto" w:fill="FFFFFE"/>
+        <w:spacing w:line="285" w:lineRule="atLeast"/>
+        <w:jc w:val="both"/>
+        <w:rPr>
+          <w:bCs/>
+          <w:lang w:val="en-US"/>
+        </w:rPr>
+      </w:pPr>
+      <w:r>
+        <w:rPr>
+          <w:bCs/>
+          <w:lang w:val="en-US"/>
+        </w:rPr>
+        <w:t>We see that there is no large difference in the results for the horizontal and vertical datasets, potentially being statistically equivalent. This is expected since the ViT architecture works well with translations, as the sliding windows are arranged in a grid, without favoring a specific axis.</w:t>
+      </w:r>
+    </w:p>
+    <w:p>
+      <w:pPr>
+        <w:shd w:val="clear" w:color="auto" w:fill="FFFFFE"/>
+        <w:spacing w:line="285" w:lineRule="atLeast"/>
+        <w:rPr>
+          <w:rFonts w:ascii="Courier New" w:hAnsi="Courier New" w:cs="Courier New"/>
+          <w:color w:val="000000"/>
+          <w:sz w:val="21"/>
+          <w:szCs w:val="21"/>
+          <w:lang w:val="en-US"/>
+        </w:rPr>
+      </w:pPr>
+    </w:p>
+    <w:p>
+      <w:pPr>
+        <w:shd w:val="clear" w:color="auto" w:fill="FFFFFE"/>
+        <w:spacing w:line="285" w:lineRule="atLeast"/>
+        <w:rPr>
+          <w:rFonts w:ascii="Courier New" w:hAnsi="Courier New" w:cs="Courier New"/>
+          <w:color w:val="000000"/>
+          <w:sz w:val="21"/>
+          <w:szCs w:val="21"/>
+          <w:lang w:val="en-US"/>
+        </w:rPr>
+      </w:pPr>
+    </w:p>
+    <w:p>
+      <w:pPr>
+        <w:shd w:val="clear" w:color="auto" w:fill="FFFFFE"/>
+        <w:spacing w:line="285" w:lineRule="atLeast"/>
+        <w:rPr>
+          <w:rFonts w:ascii="Courier New" w:hAnsi="Courier New" w:cs="Courier New"/>
+          <w:color w:val="000000"/>
+          <w:sz w:val="21"/>
+          <w:szCs w:val="21"/>
+          <w:lang w:val="en-US"/>
+        </w:rPr>
+      </w:pPr>
     </w:p>
     <w:p>
       <w:pPr>
@@ -3544,41 +6093,18 @@
         <w:jc w:val="both"/>
         <w:textAlignment w:val="baseline"/>
         <w:rPr>
-          <w:bCs/>
-          <w:lang w:val="en-US"/>
-        </w:rPr>
-      </w:pPr>
-      <w:r>
-        <w:rPr>
-          <w:bCs/>
-          <w:lang w:val="en-US"/>
-        </w:rPr>
+          <w:b/>
+          <w:lang w:val="en-US"/>
+        </w:rPr>
+      </w:pPr>
+      <w:r>
+        <w:rPr>
+          <w:b/>
+          <w:lang w:val="en-US"/>
+        </w:rPr>
+        <w:lastRenderedPageBreak/>
         <w:t>Explore the capability to train a hybrid CNN-Vit architecture.</w:t>
       </w:r>
-    </w:p>
-    <w:p>
-      <w:pPr>
-        <w:jc w:val="both"/>
-        <w:rPr>
-          <w:rFonts w:ascii="Calibri" w:hAnsi="Calibri" w:cs="Calibri"/>
-          <w:bCs/>
-          <w:sz w:val="16"/>
-          <w:szCs w:val="16"/>
-          <w:lang w:val="en-US"/>
-        </w:rPr>
-      </w:pPr>
-    </w:p>
-    <w:p>
-      <w:pPr>
-        <w:jc w:val="both"/>
-        <w:rPr>
-          <w:rFonts w:ascii="Calibri" w:hAnsi="Calibri" w:cs="Calibri"/>
-          <w:bCs/>
-          <w:sz w:val="16"/>
-          <w:szCs w:val="16"/>
-          <w:lang w:val="en-US"/>
-        </w:rPr>
-      </w:pPr>
     </w:p>
     <w:p>
       <w:pPr>
@@ -3595,6 +6121,2158 @@
     </w:p>
     <w:p>
       <w:pPr>
+        <w:shd w:val="clear" w:color="auto" w:fill="292D3E"/>
+        <w:spacing w:line="285" w:lineRule="atLeast"/>
+        <w:rPr>
+          <w:rFonts w:ascii="Consolas" w:hAnsi="Consolas"/>
+          <w:color w:val="BFC7D5"/>
+          <w:sz w:val="21"/>
+          <w:szCs w:val="21"/>
+          <w:lang w:val="en-US"/>
+        </w:rPr>
+      </w:pPr>
+      <w:r>
+        <w:rPr>
+          <w:rFonts w:ascii="Consolas" w:hAnsi="Consolas"/>
+          <w:i/>
+          <w:iCs/>
+          <w:color w:val="C792EA"/>
+          <w:sz w:val="21"/>
+          <w:szCs w:val="21"/>
+          <w:lang w:val="en-US"/>
+        </w:rPr>
+        <w:t>class</w:t>
+      </w:r>
+      <w:r>
+        <w:rPr>
+          <w:rFonts w:ascii="Consolas" w:hAnsi="Consolas"/>
+          <w:color w:val="BFC7D5"/>
+          <w:sz w:val="21"/>
+          <w:szCs w:val="21"/>
+          <w:lang w:val="en-US"/>
+        </w:rPr>
+        <w:t xml:space="preserve"> </w:t>
+      </w:r>
+      <w:r>
+        <w:rPr>
+          <w:rFonts w:ascii="Consolas" w:hAnsi="Consolas"/>
+          <w:color w:val="FFCB6B"/>
+          <w:sz w:val="21"/>
+          <w:szCs w:val="21"/>
+          <w:lang w:val="en-US"/>
+        </w:rPr>
+        <w:t>CNNPatchEncoder</w:t>
+      </w:r>
+      <w:r>
+        <w:rPr>
+          <w:rFonts w:ascii="Consolas" w:hAnsi="Consolas"/>
+          <w:color w:val="BFC7D5"/>
+          <w:sz w:val="21"/>
+          <w:szCs w:val="21"/>
+          <w:lang w:val="en-US"/>
+        </w:rPr>
+        <w:t>(</w:t>
+      </w:r>
+      <w:r>
+        <w:rPr>
+          <w:rFonts w:ascii="Consolas" w:hAnsi="Consolas"/>
+          <w:color w:val="A9C77D"/>
+          <w:sz w:val="21"/>
+          <w:szCs w:val="21"/>
+          <w:lang w:val="en-US"/>
+        </w:rPr>
+        <w:t>nn</w:t>
+      </w:r>
+      <w:r>
+        <w:rPr>
+          <w:rFonts w:ascii="Consolas" w:hAnsi="Consolas"/>
+          <w:color w:val="BFC7D5"/>
+          <w:sz w:val="21"/>
+          <w:szCs w:val="21"/>
+          <w:lang w:val="en-US"/>
+        </w:rPr>
+        <w:t>.</w:t>
+      </w:r>
+      <w:r>
+        <w:rPr>
+          <w:rFonts w:ascii="Consolas" w:hAnsi="Consolas"/>
+          <w:color w:val="A9C77D"/>
+          <w:sz w:val="21"/>
+          <w:szCs w:val="21"/>
+          <w:lang w:val="en-US"/>
+        </w:rPr>
+        <w:t>Module</w:t>
+      </w:r>
+      <w:r>
+        <w:rPr>
+          <w:rFonts w:ascii="Consolas" w:hAnsi="Consolas"/>
+          <w:color w:val="BFC7D5"/>
+          <w:sz w:val="21"/>
+          <w:szCs w:val="21"/>
+          <w:lang w:val="en-US"/>
+        </w:rPr>
+        <w:t>):</w:t>
+      </w:r>
+    </w:p>
+    <w:p>
+      <w:pPr>
+        <w:shd w:val="clear" w:color="auto" w:fill="292D3E"/>
+        <w:spacing w:line="285" w:lineRule="atLeast"/>
+        <w:rPr>
+          <w:rFonts w:ascii="Consolas" w:hAnsi="Consolas"/>
+          <w:color w:val="BFC7D5"/>
+          <w:sz w:val="21"/>
+          <w:szCs w:val="21"/>
+          <w:lang w:val="en-US"/>
+        </w:rPr>
+      </w:pPr>
+      <w:r>
+        <w:rPr>
+          <w:rFonts w:ascii="Consolas" w:hAnsi="Consolas"/>
+          <w:color w:val="BFC7D5"/>
+          <w:sz w:val="21"/>
+          <w:szCs w:val="21"/>
+          <w:lang w:val="en-US"/>
+        </w:rPr>
+        <w:t xml:space="preserve">    </w:t>
+      </w:r>
+      <w:r>
+        <w:rPr>
+          <w:rFonts w:ascii="Consolas" w:hAnsi="Consolas"/>
+          <w:color w:val="C792EA"/>
+          <w:sz w:val="21"/>
+          <w:szCs w:val="21"/>
+          <w:lang w:val="en-US"/>
+        </w:rPr>
+        <w:t>def</w:t>
+      </w:r>
+      <w:r>
+        <w:rPr>
+          <w:rFonts w:ascii="Consolas" w:hAnsi="Consolas"/>
+          <w:color w:val="BFC7D5"/>
+          <w:sz w:val="21"/>
+          <w:szCs w:val="21"/>
+          <w:lang w:val="en-US"/>
+        </w:rPr>
+        <w:t xml:space="preserve"> </w:t>
+      </w:r>
+      <w:r>
+        <w:rPr>
+          <w:rFonts w:ascii="Consolas" w:hAnsi="Consolas"/>
+          <w:color w:val="89DDFF"/>
+          <w:sz w:val="21"/>
+          <w:szCs w:val="21"/>
+          <w:lang w:val="en-US"/>
+        </w:rPr>
+        <w:t>__init__</w:t>
+      </w:r>
+      <w:r>
+        <w:rPr>
+          <w:rFonts w:ascii="Consolas" w:hAnsi="Consolas"/>
+          <w:color w:val="D9F5DD"/>
+          <w:sz w:val="21"/>
+          <w:szCs w:val="21"/>
+          <w:lang w:val="en-US"/>
+        </w:rPr>
+        <w:t>(</w:t>
+      </w:r>
+      <w:r>
+        <w:rPr>
+          <w:rFonts w:ascii="Consolas" w:hAnsi="Consolas"/>
+          <w:color w:val="89DDFF"/>
+          <w:sz w:val="21"/>
+          <w:szCs w:val="21"/>
+          <w:lang w:val="en-US"/>
+        </w:rPr>
+        <w:t>self</w:t>
+      </w:r>
+      <w:r>
+        <w:rPr>
+          <w:rFonts w:ascii="Consolas" w:hAnsi="Consolas"/>
+          <w:color w:val="BFC7D5"/>
+          <w:sz w:val="21"/>
+          <w:szCs w:val="21"/>
+          <w:lang w:val="en-US"/>
+        </w:rPr>
+        <w:t xml:space="preserve">, </w:t>
+      </w:r>
+      <w:r>
+        <w:rPr>
+          <w:rFonts w:ascii="Consolas" w:hAnsi="Consolas"/>
+          <w:color w:val="89DDFF"/>
+          <w:sz w:val="21"/>
+          <w:szCs w:val="21"/>
+          <w:lang w:val="en-US"/>
+        </w:rPr>
+        <w:t>patch_size</w:t>
+      </w:r>
+      <w:r>
+        <w:rPr>
+          <w:rFonts w:ascii="Consolas" w:hAnsi="Consolas"/>
+          <w:color w:val="BFC7D5"/>
+          <w:sz w:val="21"/>
+          <w:szCs w:val="21"/>
+          <w:lang w:val="en-US"/>
+        </w:rPr>
+        <w:t xml:space="preserve">, </w:t>
+      </w:r>
+      <w:r>
+        <w:rPr>
+          <w:rFonts w:ascii="Consolas" w:hAnsi="Consolas"/>
+          <w:color w:val="89DDFF"/>
+          <w:sz w:val="21"/>
+          <w:szCs w:val="21"/>
+          <w:lang w:val="en-US"/>
+        </w:rPr>
+        <w:t>out_dim</w:t>
+      </w:r>
+      <w:r>
+        <w:rPr>
+          <w:rFonts w:ascii="Consolas" w:hAnsi="Consolas"/>
+          <w:color w:val="D9F5DD"/>
+          <w:sz w:val="21"/>
+          <w:szCs w:val="21"/>
+          <w:lang w:val="en-US"/>
+        </w:rPr>
+        <w:t>)</w:t>
+      </w:r>
+      <w:r>
+        <w:rPr>
+          <w:rFonts w:ascii="Consolas" w:hAnsi="Consolas"/>
+          <w:color w:val="BFC7D5"/>
+          <w:sz w:val="21"/>
+          <w:szCs w:val="21"/>
+          <w:lang w:val="en-US"/>
+        </w:rPr>
+        <w:t>:</w:t>
+      </w:r>
+    </w:p>
+    <w:p>
+      <w:pPr>
+        <w:shd w:val="clear" w:color="auto" w:fill="292D3E"/>
+        <w:spacing w:line="285" w:lineRule="atLeast"/>
+        <w:rPr>
+          <w:rFonts w:ascii="Consolas" w:hAnsi="Consolas"/>
+          <w:color w:val="BFC7D5"/>
+          <w:sz w:val="21"/>
+          <w:szCs w:val="21"/>
+          <w:lang w:val="en-US"/>
+        </w:rPr>
+      </w:pPr>
+      <w:r>
+        <w:rPr>
+          <w:rFonts w:ascii="Consolas" w:hAnsi="Consolas"/>
+          <w:color w:val="BFC7D5"/>
+          <w:sz w:val="21"/>
+          <w:szCs w:val="21"/>
+          <w:lang w:val="en-US"/>
+        </w:rPr>
+        <w:t xml:space="preserve">        </w:t>
+      </w:r>
+      <w:r>
+        <w:rPr>
+          <w:rFonts w:ascii="Consolas" w:hAnsi="Consolas"/>
+          <w:color w:val="FFCB6B"/>
+          <w:sz w:val="21"/>
+          <w:szCs w:val="21"/>
+          <w:lang w:val="en-US"/>
+        </w:rPr>
+        <w:t>super</w:t>
+      </w:r>
+      <w:r>
+        <w:rPr>
+          <w:rFonts w:ascii="Consolas" w:hAnsi="Consolas"/>
+          <w:color w:val="BFC7D5"/>
+          <w:sz w:val="21"/>
+          <w:szCs w:val="21"/>
+          <w:lang w:val="en-US"/>
+        </w:rPr>
+        <w:t>().</w:t>
+      </w:r>
+      <w:r>
+        <w:rPr>
+          <w:rFonts w:ascii="Consolas" w:hAnsi="Consolas"/>
+          <w:color w:val="89DDFF"/>
+          <w:sz w:val="21"/>
+          <w:szCs w:val="21"/>
+          <w:lang w:val="en-US"/>
+        </w:rPr>
+        <w:t>__init__</w:t>
+      </w:r>
+      <w:r>
+        <w:rPr>
+          <w:rFonts w:ascii="Consolas" w:hAnsi="Consolas"/>
+          <w:color w:val="BFC7D5"/>
+          <w:sz w:val="21"/>
+          <w:szCs w:val="21"/>
+          <w:lang w:val="en-US"/>
+        </w:rPr>
+        <w:t>()</w:t>
+      </w:r>
+    </w:p>
+    <w:p>
+      <w:pPr>
+        <w:shd w:val="clear" w:color="auto" w:fill="292D3E"/>
+        <w:spacing w:line="285" w:lineRule="atLeast"/>
+        <w:rPr>
+          <w:rFonts w:ascii="Consolas" w:hAnsi="Consolas"/>
+          <w:color w:val="BFC7D5"/>
+          <w:sz w:val="21"/>
+          <w:szCs w:val="21"/>
+          <w:lang w:val="en-US"/>
+        </w:rPr>
+      </w:pPr>
+    </w:p>
+    <w:p>
+      <w:pPr>
+        <w:shd w:val="clear" w:color="auto" w:fill="292D3E"/>
+        <w:spacing w:line="285" w:lineRule="atLeast"/>
+        <w:rPr>
+          <w:rFonts w:ascii="Consolas" w:hAnsi="Consolas"/>
+          <w:color w:val="BFC7D5"/>
+          <w:sz w:val="21"/>
+          <w:szCs w:val="21"/>
+          <w:lang w:val="en-US"/>
+        </w:rPr>
+      </w:pPr>
+      <w:r>
+        <w:rPr>
+          <w:rFonts w:ascii="Consolas" w:hAnsi="Consolas"/>
+          <w:color w:val="BFC7D5"/>
+          <w:sz w:val="21"/>
+          <w:szCs w:val="21"/>
+          <w:lang w:val="en-US"/>
+        </w:rPr>
+        <w:t xml:space="preserve">        </w:t>
+      </w:r>
+      <w:r>
+        <w:rPr>
+          <w:rFonts w:ascii="Consolas" w:hAnsi="Consolas"/>
+          <w:color w:val="8EACE3"/>
+          <w:sz w:val="21"/>
+          <w:szCs w:val="21"/>
+          <w:lang w:val="en-US"/>
+        </w:rPr>
+        <w:t>self</w:t>
+      </w:r>
+      <w:r>
+        <w:rPr>
+          <w:rFonts w:ascii="Consolas" w:hAnsi="Consolas"/>
+          <w:color w:val="BFC7D5"/>
+          <w:sz w:val="21"/>
+          <w:szCs w:val="21"/>
+          <w:lang w:val="en-US"/>
+        </w:rPr>
+        <w:t xml:space="preserve">.patch_size </w:t>
+      </w:r>
+      <w:r>
+        <w:rPr>
+          <w:rFonts w:ascii="Consolas" w:hAnsi="Consolas"/>
+          <w:color w:val="C792EA"/>
+          <w:sz w:val="21"/>
+          <w:szCs w:val="21"/>
+          <w:lang w:val="en-US"/>
+        </w:rPr>
+        <w:t>=</w:t>
+      </w:r>
+      <w:r>
+        <w:rPr>
+          <w:rFonts w:ascii="Consolas" w:hAnsi="Consolas"/>
+          <w:color w:val="BFC7D5"/>
+          <w:sz w:val="21"/>
+          <w:szCs w:val="21"/>
+          <w:lang w:val="en-US"/>
+        </w:rPr>
+        <w:t xml:space="preserve"> patch_size</w:t>
+      </w:r>
+    </w:p>
+    <w:p>
+      <w:pPr>
+        <w:shd w:val="clear" w:color="auto" w:fill="292D3E"/>
+        <w:spacing w:line="285" w:lineRule="atLeast"/>
+        <w:rPr>
+          <w:rFonts w:ascii="Consolas" w:hAnsi="Consolas"/>
+          <w:color w:val="BFC7D5"/>
+          <w:sz w:val="21"/>
+          <w:szCs w:val="21"/>
+          <w:lang w:val="en-US"/>
+        </w:rPr>
+      </w:pPr>
+    </w:p>
+    <w:p>
+      <w:pPr>
+        <w:shd w:val="clear" w:color="auto" w:fill="292D3E"/>
+        <w:spacing w:line="285" w:lineRule="atLeast"/>
+        <w:rPr>
+          <w:rFonts w:ascii="Consolas" w:hAnsi="Consolas"/>
+          <w:color w:val="BFC7D5"/>
+          <w:sz w:val="21"/>
+          <w:szCs w:val="21"/>
+          <w:lang w:val="en-US"/>
+        </w:rPr>
+      </w:pPr>
+      <w:r>
+        <w:rPr>
+          <w:rFonts w:ascii="Consolas" w:hAnsi="Consolas"/>
+          <w:color w:val="BFC7D5"/>
+          <w:sz w:val="21"/>
+          <w:szCs w:val="21"/>
+          <w:lang w:val="en-US"/>
+        </w:rPr>
+        <w:t xml:space="preserve">        </w:t>
+      </w:r>
+      <w:r>
+        <w:rPr>
+          <w:rFonts w:ascii="Consolas" w:hAnsi="Consolas"/>
+          <w:color w:val="8EACE3"/>
+          <w:sz w:val="21"/>
+          <w:szCs w:val="21"/>
+          <w:lang w:val="en-US"/>
+        </w:rPr>
+        <w:t>self</w:t>
+      </w:r>
+      <w:r>
+        <w:rPr>
+          <w:rFonts w:ascii="Consolas" w:hAnsi="Consolas"/>
+          <w:color w:val="BFC7D5"/>
+          <w:sz w:val="21"/>
+          <w:szCs w:val="21"/>
+          <w:lang w:val="en-US"/>
+        </w:rPr>
+        <w:t xml:space="preserve">.cnn </w:t>
+      </w:r>
+      <w:r>
+        <w:rPr>
+          <w:rFonts w:ascii="Consolas" w:hAnsi="Consolas"/>
+          <w:color w:val="C792EA"/>
+          <w:sz w:val="21"/>
+          <w:szCs w:val="21"/>
+          <w:lang w:val="en-US"/>
+        </w:rPr>
+        <w:t>=</w:t>
+      </w:r>
+      <w:r>
+        <w:rPr>
+          <w:rFonts w:ascii="Consolas" w:hAnsi="Consolas"/>
+          <w:color w:val="BFC7D5"/>
+          <w:sz w:val="21"/>
+          <w:szCs w:val="21"/>
+          <w:lang w:val="en-US"/>
+        </w:rPr>
+        <w:t xml:space="preserve"> nn.</w:t>
+      </w:r>
+      <w:r>
+        <w:rPr>
+          <w:rFonts w:ascii="Consolas" w:hAnsi="Consolas"/>
+          <w:color w:val="B2CCD6"/>
+          <w:sz w:val="21"/>
+          <w:szCs w:val="21"/>
+          <w:lang w:val="en-US"/>
+        </w:rPr>
+        <w:t>Sequential</w:t>
+      </w:r>
+      <w:r>
+        <w:rPr>
+          <w:rFonts w:ascii="Consolas" w:hAnsi="Consolas"/>
+          <w:color w:val="BFC7D5"/>
+          <w:sz w:val="21"/>
+          <w:szCs w:val="21"/>
+          <w:lang w:val="en-US"/>
+        </w:rPr>
+        <w:t>(</w:t>
+      </w:r>
+    </w:p>
+    <w:p>
+      <w:pPr>
+        <w:shd w:val="clear" w:color="auto" w:fill="292D3E"/>
+        <w:spacing w:line="285" w:lineRule="atLeast"/>
+        <w:rPr>
+          <w:rFonts w:ascii="Consolas" w:hAnsi="Consolas"/>
+          <w:color w:val="BFC7D5"/>
+          <w:sz w:val="21"/>
+          <w:szCs w:val="21"/>
+          <w:lang w:val="en-US"/>
+        </w:rPr>
+      </w:pPr>
+      <w:r>
+        <w:rPr>
+          <w:rFonts w:ascii="Consolas" w:hAnsi="Consolas"/>
+          <w:color w:val="7986E7"/>
+          <w:sz w:val="21"/>
+          <w:szCs w:val="21"/>
+          <w:lang w:val="en-US"/>
+        </w:rPr>
+        <w:t>            nn.</w:t>
+      </w:r>
+      <w:r>
+        <w:rPr>
+          <w:rFonts w:ascii="Consolas" w:hAnsi="Consolas"/>
+          <w:color w:val="B2CCD6"/>
+          <w:sz w:val="21"/>
+          <w:szCs w:val="21"/>
+          <w:lang w:val="en-US"/>
+        </w:rPr>
+        <w:t>Conv2d</w:t>
+      </w:r>
+      <w:r>
+        <w:rPr>
+          <w:rFonts w:ascii="Consolas" w:hAnsi="Consolas"/>
+          <w:color w:val="BFC7D5"/>
+          <w:sz w:val="21"/>
+          <w:szCs w:val="21"/>
+          <w:lang w:val="en-US"/>
+        </w:rPr>
+        <w:t>(</w:t>
+      </w:r>
+      <w:r>
+        <w:rPr>
+          <w:rFonts w:ascii="Consolas" w:hAnsi="Consolas"/>
+          <w:color w:val="F78C6C"/>
+          <w:sz w:val="21"/>
+          <w:szCs w:val="21"/>
+          <w:lang w:val="en-US"/>
+        </w:rPr>
+        <w:t>1</w:t>
+      </w:r>
+      <w:r>
+        <w:rPr>
+          <w:rFonts w:ascii="Consolas" w:hAnsi="Consolas"/>
+          <w:color w:val="D9F5DD"/>
+          <w:sz w:val="21"/>
+          <w:szCs w:val="21"/>
+          <w:lang w:val="en-US"/>
+        </w:rPr>
+        <w:t>,</w:t>
+      </w:r>
+      <w:r>
+        <w:rPr>
+          <w:rFonts w:ascii="Consolas" w:hAnsi="Consolas"/>
+          <w:color w:val="7986E7"/>
+          <w:sz w:val="21"/>
+          <w:szCs w:val="21"/>
+          <w:lang w:val="en-US"/>
+        </w:rPr>
+        <w:t xml:space="preserve"> </w:t>
+      </w:r>
+      <w:r>
+        <w:rPr>
+          <w:rFonts w:ascii="Consolas" w:hAnsi="Consolas"/>
+          <w:color w:val="F78C6C"/>
+          <w:sz w:val="21"/>
+          <w:szCs w:val="21"/>
+          <w:lang w:val="en-US"/>
+        </w:rPr>
+        <w:t>32</w:t>
+      </w:r>
+      <w:r>
+        <w:rPr>
+          <w:rFonts w:ascii="Consolas" w:hAnsi="Consolas"/>
+          <w:color w:val="D9F5DD"/>
+          <w:sz w:val="21"/>
+          <w:szCs w:val="21"/>
+          <w:lang w:val="en-US"/>
+        </w:rPr>
+        <w:t>,</w:t>
+      </w:r>
+      <w:r>
+        <w:rPr>
+          <w:rFonts w:ascii="Consolas" w:hAnsi="Consolas"/>
+          <w:color w:val="7986E7"/>
+          <w:sz w:val="21"/>
+          <w:szCs w:val="21"/>
+          <w:lang w:val="en-US"/>
+        </w:rPr>
+        <w:t xml:space="preserve"> kernel_size</w:t>
+      </w:r>
+      <w:r>
+        <w:rPr>
+          <w:rFonts w:ascii="Consolas" w:hAnsi="Consolas"/>
+          <w:color w:val="C792EA"/>
+          <w:sz w:val="21"/>
+          <w:szCs w:val="21"/>
+          <w:lang w:val="en-US"/>
+        </w:rPr>
+        <w:t>=</w:t>
+      </w:r>
+      <w:r>
+        <w:rPr>
+          <w:rFonts w:ascii="Consolas" w:hAnsi="Consolas"/>
+          <w:color w:val="F78C6C"/>
+          <w:sz w:val="21"/>
+          <w:szCs w:val="21"/>
+          <w:lang w:val="en-US"/>
+        </w:rPr>
+        <w:t>3</w:t>
+      </w:r>
+      <w:r>
+        <w:rPr>
+          <w:rFonts w:ascii="Consolas" w:hAnsi="Consolas"/>
+          <w:color w:val="D9F5DD"/>
+          <w:sz w:val="21"/>
+          <w:szCs w:val="21"/>
+          <w:lang w:val="en-US"/>
+        </w:rPr>
+        <w:t>,</w:t>
+      </w:r>
+      <w:r>
+        <w:rPr>
+          <w:rFonts w:ascii="Consolas" w:hAnsi="Consolas"/>
+          <w:color w:val="7986E7"/>
+          <w:sz w:val="21"/>
+          <w:szCs w:val="21"/>
+          <w:lang w:val="en-US"/>
+        </w:rPr>
+        <w:t xml:space="preserve"> padding</w:t>
+      </w:r>
+      <w:r>
+        <w:rPr>
+          <w:rFonts w:ascii="Consolas" w:hAnsi="Consolas"/>
+          <w:color w:val="C792EA"/>
+          <w:sz w:val="21"/>
+          <w:szCs w:val="21"/>
+          <w:lang w:val="en-US"/>
+        </w:rPr>
+        <w:t>=</w:t>
+      </w:r>
+      <w:r>
+        <w:rPr>
+          <w:rFonts w:ascii="Consolas" w:hAnsi="Consolas"/>
+          <w:color w:val="F78C6C"/>
+          <w:sz w:val="21"/>
+          <w:szCs w:val="21"/>
+          <w:lang w:val="en-US"/>
+        </w:rPr>
+        <w:t>1</w:t>
+      </w:r>
+      <w:r>
+        <w:rPr>
+          <w:rFonts w:ascii="Consolas" w:hAnsi="Consolas"/>
+          <w:color w:val="BFC7D5"/>
+          <w:sz w:val="21"/>
+          <w:szCs w:val="21"/>
+          <w:lang w:val="en-US"/>
+        </w:rPr>
+        <w:t>)</w:t>
+      </w:r>
+      <w:r>
+        <w:rPr>
+          <w:rFonts w:ascii="Consolas" w:hAnsi="Consolas"/>
+          <w:color w:val="D9F5DD"/>
+          <w:sz w:val="21"/>
+          <w:szCs w:val="21"/>
+          <w:lang w:val="en-US"/>
+        </w:rPr>
+        <w:t>,</w:t>
+      </w:r>
+    </w:p>
+    <w:p>
+      <w:pPr>
+        <w:shd w:val="clear" w:color="auto" w:fill="292D3E"/>
+        <w:spacing w:line="285" w:lineRule="atLeast"/>
+        <w:rPr>
+          <w:rFonts w:ascii="Consolas" w:hAnsi="Consolas"/>
+          <w:color w:val="BFC7D5"/>
+          <w:sz w:val="21"/>
+          <w:szCs w:val="21"/>
+          <w:lang w:val="en-US"/>
+        </w:rPr>
+      </w:pPr>
+      <w:r>
+        <w:rPr>
+          <w:rFonts w:ascii="Consolas" w:hAnsi="Consolas"/>
+          <w:color w:val="7986E7"/>
+          <w:sz w:val="21"/>
+          <w:szCs w:val="21"/>
+          <w:lang w:val="en-US"/>
+        </w:rPr>
+        <w:t>            nn.</w:t>
+      </w:r>
+      <w:r>
+        <w:rPr>
+          <w:rFonts w:ascii="Consolas" w:hAnsi="Consolas"/>
+          <w:color w:val="B2CCD6"/>
+          <w:sz w:val="21"/>
+          <w:szCs w:val="21"/>
+          <w:lang w:val="en-US"/>
+        </w:rPr>
+        <w:t>ReLU</w:t>
+      </w:r>
+      <w:r>
+        <w:rPr>
+          <w:rFonts w:ascii="Consolas" w:hAnsi="Consolas"/>
+          <w:color w:val="BFC7D5"/>
+          <w:sz w:val="21"/>
+          <w:szCs w:val="21"/>
+          <w:lang w:val="en-US"/>
+        </w:rPr>
+        <w:t>()</w:t>
+      </w:r>
+      <w:r>
+        <w:rPr>
+          <w:rFonts w:ascii="Consolas" w:hAnsi="Consolas"/>
+          <w:color w:val="D9F5DD"/>
+          <w:sz w:val="21"/>
+          <w:szCs w:val="21"/>
+          <w:lang w:val="en-US"/>
+        </w:rPr>
+        <w:t>,</w:t>
+      </w:r>
+    </w:p>
+    <w:p>
+      <w:pPr>
+        <w:shd w:val="clear" w:color="auto" w:fill="292D3E"/>
+        <w:spacing w:line="285" w:lineRule="atLeast"/>
+        <w:rPr>
+          <w:rFonts w:ascii="Consolas" w:hAnsi="Consolas"/>
+          <w:color w:val="BFC7D5"/>
+          <w:sz w:val="21"/>
+          <w:szCs w:val="21"/>
+          <w:lang w:val="en-US"/>
+        </w:rPr>
+      </w:pPr>
+      <w:r>
+        <w:rPr>
+          <w:rFonts w:ascii="Consolas" w:hAnsi="Consolas"/>
+          <w:color w:val="7986E7"/>
+          <w:sz w:val="21"/>
+          <w:szCs w:val="21"/>
+          <w:lang w:val="en-US"/>
+        </w:rPr>
+        <w:t>            nn.</w:t>
+      </w:r>
+      <w:r>
+        <w:rPr>
+          <w:rFonts w:ascii="Consolas" w:hAnsi="Consolas"/>
+          <w:color w:val="B2CCD6"/>
+          <w:sz w:val="21"/>
+          <w:szCs w:val="21"/>
+          <w:lang w:val="en-US"/>
+        </w:rPr>
+        <w:t>Conv2d</w:t>
+      </w:r>
+      <w:r>
+        <w:rPr>
+          <w:rFonts w:ascii="Consolas" w:hAnsi="Consolas"/>
+          <w:color w:val="BFC7D5"/>
+          <w:sz w:val="21"/>
+          <w:szCs w:val="21"/>
+          <w:lang w:val="en-US"/>
+        </w:rPr>
+        <w:t>(</w:t>
+      </w:r>
+      <w:r>
+        <w:rPr>
+          <w:rFonts w:ascii="Consolas" w:hAnsi="Consolas"/>
+          <w:color w:val="F78C6C"/>
+          <w:sz w:val="21"/>
+          <w:szCs w:val="21"/>
+          <w:lang w:val="en-US"/>
+        </w:rPr>
+        <w:t>32</w:t>
+      </w:r>
+      <w:r>
+        <w:rPr>
+          <w:rFonts w:ascii="Consolas" w:hAnsi="Consolas"/>
+          <w:color w:val="D9F5DD"/>
+          <w:sz w:val="21"/>
+          <w:szCs w:val="21"/>
+          <w:lang w:val="en-US"/>
+        </w:rPr>
+        <w:t>,</w:t>
+      </w:r>
+      <w:r>
+        <w:rPr>
+          <w:rFonts w:ascii="Consolas" w:hAnsi="Consolas"/>
+          <w:color w:val="7986E7"/>
+          <w:sz w:val="21"/>
+          <w:szCs w:val="21"/>
+          <w:lang w:val="en-US"/>
+        </w:rPr>
+        <w:t xml:space="preserve"> </w:t>
+      </w:r>
+      <w:r>
+        <w:rPr>
+          <w:rFonts w:ascii="Consolas" w:hAnsi="Consolas"/>
+          <w:color w:val="F78C6C"/>
+          <w:sz w:val="21"/>
+          <w:szCs w:val="21"/>
+          <w:lang w:val="en-US"/>
+        </w:rPr>
+        <w:t>64</w:t>
+      </w:r>
+      <w:r>
+        <w:rPr>
+          <w:rFonts w:ascii="Consolas" w:hAnsi="Consolas"/>
+          <w:color w:val="D9F5DD"/>
+          <w:sz w:val="21"/>
+          <w:szCs w:val="21"/>
+          <w:lang w:val="en-US"/>
+        </w:rPr>
+        <w:t>,</w:t>
+      </w:r>
+      <w:r>
+        <w:rPr>
+          <w:rFonts w:ascii="Consolas" w:hAnsi="Consolas"/>
+          <w:color w:val="7986E7"/>
+          <w:sz w:val="21"/>
+          <w:szCs w:val="21"/>
+          <w:lang w:val="en-US"/>
+        </w:rPr>
+        <w:t xml:space="preserve"> kernel_size</w:t>
+      </w:r>
+      <w:r>
+        <w:rPr>
+          <w:rFonts w:ascii="Consolas" w:hAnsi="Consolas"/>
+          <w:color w:val="C792EA"/>
+          <w:sz w:val="21"/>
+          <w:szCs w:val="21"/>
+          <w:lang w:val="en-US"/>
+        </w:rPr>
+        <w:t>=</w:t>
+      </w:r>
+      <w:r>
+        <w:rPr>
+          <w:rFonts w:ascii="Consolas" w:hAnsi="Consolas"/>
+          <w:color w:val="F78C6C"/>
+          <w:sz w:val="21"/>
+          <w:szCs w:val="21"/>
+          <w:lang w:val="en-US"/>
+        </w:rPr>
+        <w:t>3</w:t>
+      </w:r>
+      <w:r>
+        <w:rPr>
+          <w:rFonts w:ascii="Consolas" w:hAnsi="Consolas"/>
+          <w:color w:val="D9F5DD"/>
+          <w:sz w:val="21"/>
+          <w:szCs w:val="21"/>
+          <w:lang w:val="en-US"/>
+        </w:rPr>
+        <w:t>,</w:t>
+      </w:r>
+      <w:r>
+        <w:rPr>
+          <w:rFonts w:ascii="Consolas" w:hAnsi="Consolas"/>
+          <w:color w:val="7986E7"/>
+          <w:sz w:val="21"/>
+          <w:szCs w:val="21"/>
+          <w:lang w:val="en-US"/>
+        </w:rPr>
+        <w:t xml:space="preserve"> padding</w:t>
+      </w:r>
+      <w:r>
+        <w:rPr>
+          <w:rFonts w:ascii="Consolas" w:hAnsi="Consolas"/>
+          <w:color w:val="C792EA"/>
+          <w:sz w:val="21"/>
+          <w:szCs w:val="21"/>
+          <w:lang w:val="en-US"/>
+        </w:rPr>
+        <w:t>=</w:t>
+      </w:r>
+      <w:r>
+        <w:rPr>
+          <w:rFonts w:ascii="Consolas" w:hAnsi="Consolas"/>
+          <w:color w:val="F78C6C"/>
+          <w:sz w:val="21"/>
+          <w:szCs w:val="21"/>
+          <w:lang w:val="en-US"/>
+        </w:rPr>
+        <w:t>1</w:t>
+      </w:r>
+      <w:r>
+        <w:rPr>
+          <w:rFonts w:ascii="Consolas" w:hAnsi="Consolas"/>
+          <w:color w:val="BFC7D5"/>
+          <w:sz w:val="21"/>
+          <w:szCs w:val="21"/>
+          <w:lang w:val="en-US"/>
+        </w:rPr>
+        <w:t>)</w:t>
+      </w:r>
+      <w:r>
+        <w:rPr>
+          <w:rFonts w:ascii="Consolas" w:hAnsi="Consolas"/>
+          <w:color w:val="D9F5DD"/>
+          <w:sz w:val="21"/>
+          <w:szCs w:val="21"/>
+          <w:lang w:val="en-US"/>
+        </w:rPr>
+        <w:t>,</w:t>
+      </w:r>
+    </w:p>
+    <w:p>
+      <w:pPr>
+        <w:shd w:val="clear" w:color="auto" w:fill="292D3E"/>
+        <w:spacing w:line="285" w:lineRule="atLeast"/>
+        <w:rPr>
+          <w:rFonts w:ascii="Consolas" w:hAnsi="Consolas"/>
+          <w:color w:val="BFC7D5"/>
+          <w:sz w:val="21"/>
+          <w:szCs w:val="21"/>
+          <w:lang w:val="en-US"/>
+        </w:rPr>
+      </w:pPr>
+      <w:r>
+        <w:rPr>
+          <w:rFonts w:ascii="Consolas" w:hAnsi="Consolas"/>
+          <w:color w:val="7986E7"/>
+          <w:sz w:val="21"/>
+          <w:szCs w:val="21"/>
+          <w:lang w:val="en-US"/>
+        </w:rPr>
+        <w:t>            nn.</w:t>
+      </w:r>
+      <w:r>
+        <w:rPr>
+          <w:rFonts w:ascii="Consolas" w:hAnsi="Consolas"/>
+          <w:color w:val="B2CCD6"/>
+          <w:sz w:val="21"/>
+          <w:szCs w:val="21"/>
+          <w:lang w:val="en-US"/>
+        </w:rPr>
+        <w:t>ReLU</w:t>
+      </w:r>
+      <w:r>
+        <w:rPr>
+          <w:rFonts w:ascii="Consolas" w:hAnsi="Consolas"/>
+          <w:color w:val="BFC7D5"/>
+          <w:sz w:val="21"/>
+          <w:szCs w:val="21"/>
+          <w:lang w:val="en-US"/>
+        </w:rPr>
+        <w:t>()</w:t>
+      </w:r>
+      <w:r>
+        <w:rPr>
+          <w:rFonts w:ascii="Consolas" w:hAnsi="Consolas"/>
+          <w:color w:val="D9F5DD"/>
+          <w:sz w:val="21"/>
+          <w:szCs w:val="21"/>
+          <w:lang w:val="en-US"/>
+        </w:rPr>
+        <w:t>,</w:t>
+      </w:r>
+    </w:p>
+    <w:p>
+      <w:pPr>
+        <w:shd w:val="clear" w:color="auto" w:fill="292D3E"/>
+        <w:spacing w:line="285" w:lineRule="atLeast"/>
+        <w:rPr>
+          <w:rFonts w:ascii="Consolas" w:hAnsi="Consolas"/>
+          <w:color w:val="BFC7D5"/>
+          <w:sz w:val="21"/>
+          <w:szCs w:val="21"/>
+          <w:lang w:val="en-US"/>
+        </w:rPr>
+      </w:pPr>
+      <w:r>
+        <w:rPr>
+          <w:rFonts w:ascii="Consolas" w:hAnsi="Consolas"/>
+          <w:color w:val="7986E7"/>
+          <w:sz w:val="21"/>
+          <w:szCs w:val="21"/>
+          <w:lang w:val="en-US"/>
+        </w:rPr>
+        <w:t>            nn.</w:t>
+      </w:r>
+      <w:r>
+        <w:rPr>
+          <w:rFonts w:ascii="Consolas" w:hAnsi="Consolas"/>
+          <w:color w:val="B2CCD6"/>
+          <w:sz w:val="21"/>
+          <w:szCs w:val="21"/>
+          <w:lang w:val="en-US"/>
+        </w:rPr>
+        <w:t>AdaptiveAvgPool2d</w:t>
+      </w:r>
+      <w:r>
+        <w:rPr>
+          <w:rFonts w:ascii="Consolas" w:hAnsi="Consolas"/>
+          <w:color w:val="BFC7D5"/>
+          <w:sz w:val="21"/>
+          <w:szCs w:val="21"/>
+          <w:lang w:val="en-US"/>
+        </w:rPr>
+        <w:t>(</w:t>
+      </w:r>
+      <w:r>
+        <w:rPr>
+          <w:rFonts w:ascii="Consolas" w:hAnsi="Consolas"/>
+          <w:color w:val="7986E7"/>
+          <w:sz w:val="21"/>
+          <w:szCs w:val="21"/>
+          <w:lang w:val="en-US"/>
+        </w:rPr>
+        <w:t>(</w:t>
+      </w:r>
+      <w:r>
+        <w:rPr>
+          <w:rFonts w:ascii="Consolas" w:hAnsi="Consolas"/>
+          <w:color w:val="F78C6C"/>
+          <w:sz w:val="21"/>
+          <w:szCs w:val="21"/>
+          <w:lang w:val="en-US"/>
+        </w:rPr>
+        <w:t>1</w:t>
+      </w:r>
+      <w:r>
+        <w:rPr>
+          <w:rFonts w:ascii="Consolas" w:hAnsi="Consolas"/>
+          <w:color w:val="7986E7"/>
+          <w:sz w:val="21"/>
+          <w:szCs w:val="21"/>
+          <w:lang w:val="en-US"/>
+        </w:rPr>
+        <w:t xml:space="preserve">, </w:t>
+      </w:r>
+      <w:r>
+        <w:rPr>
+          <w:rFonts w:ascii="Consolas" w:hAnsi="Consolas"/>
+          <w:color w:val="F78C6C"/>
+          <w:sz w:val="21"/>
+          <w:szCs w:val="21"/>
+          <w:lang w:val="en-US"/>
+        </w:rPr>
+        <w:t>1</w:t>
+      </w:r>
+      <w:r>
+        <w:rPr>
+          <w:rFonts w:ascii="Consolas" w:hAnsi="Consolas"/>
+          <w:color w:val="7986E7"/>
+          <w:sz w:val="21"/>
+          <w:szCs w:val="21"/>
+          <w:lang w:val="en-US"/>
+        </w:rPr>
+        <w:t>)</w:t>
+      </w:r>
+      <w:r>
+        <w:rPr>
+          <w:rFonts w:ascii="Consolas" w:hAnsi="Consolas"/>
+          <w:color w:val="BFC7D5"/>
+          <w:sz w:val="21"/>
+          <w:szCs w:val="21"/>
+          <w:lang w:val="en-US"/>
+        </w:rPr>
+        <w:t>)</w:t>
+      </w:r>
+      <w:r>
+        <w:rPr>
+          <w:rFonts w:ascii="Consolas" w:hAnsi="Consolas"/>
+          <w:color w:val="7986E7"/>
+          <w:sz w:val="21"/>
+          <w:szCs w:val="21"/>
+          <w:lang w:val="en-US"/>
+        </w:rPr>
+        <w:t xml:space="preserve">  </w:t>
+      </w:r>
+    </w:p>
+    <w:p>
+      <w:pPr>
+        <w:shd w:val="clear" w:color="auto" w:fill="292D3E"/>
+        <w:spacing w:line="285" w:lineRule="atLeast"/>
+        <w:rPr>
+          <w:rFonts w:ascii="Consolas" w:hAnsi="Consolas"/>
+          <w:color w:val="BFC7D5"/>
+          <w:sz w:val="21"/>
+          <w:szCs w:val="21"/>
+          <w:lang w:val="en-US"/>
+        </w:rPr>
+      </w:pPr>
+      <w:r>
+        <w:rPr>
+          <w:rFonts w:ascii="Consolas" w:hAnsi="Consolas"/>
+          <w:color w:val="7986E7"/>
+          <w:sz w:val="21"/>
+          <w:szCs w:val="21"/>
+          <w:lang w:val="en-US"/>
+        </w:rPr>
+        <w:t xml:space="preserve">        </w:t>
+      </w:r>
+      <w:r>
+        <w:rPr>
+          <w:rFonts w:ascii="Consolas" w:hAnsi="Consolas"/>
+          <w:color w:val="BFC7D5"/>
+          <w:sz w:val="21"/>
+          <w:szCs w:val="21"/>
+          <w:lang w:val="en-US"/>
+        </w:rPr>
+        <w:t>)</w:t>
+      </w:r>
+    </w:p>
+    <w:p>
+      <w:pPr>
+        <w:shd w:val="clear" w:color="auto" w:fill="292D3E"/>
+        <w:spacing w:line="285" w:lineRule="atLeast"/>
+        <w:rPr>
+          <w:rFonts w:ascii="Consolas" w:hAnsi="Consolas"/>
+          <w:color w:val="BFC7D5"/>
+          <w:sz w:val="21"/>
+          <w:szCs w:val="21"/>
+          <w:lang w:val="en-US"/>
+        </w:rPr>
+      </w:pPr>
+    </w:p>
+    <w:p>
+      <w:pPr>
+        <w:shd w:val="clear" w:color="auto" w:fill="292D3E"/>
+        <w:spacing w:line="285" w:lineRule="atLeast"/>
+        <w:rPr>
+          <w:rFonts w:ascii="Consolas" w:hAnsi="Consolas"/>
+          <w:color w:val="BFC7D5"/>
+          <w:sz w:val="21"/>
+          <w:szCs w:val="21"/>
+          <w:lang w:val="en-US"/>
+        </w:rPr>
+      </w:pPr>
+      <w:r>
+        <w:rPr>
+          <w:rFonts w:ascii="Consolas" w:hAnsi="Consolas"/>
+          <w:color w:val="BFC7D5"/>
+          <w:sz w:val="21"/>
+          <w:szCs w:val="21"/>
+          <w:lang w:val="en-US"/>
+        </w:rPr>
+        <w:t xml:space="preserve">        </w:t>
+      </w:r>
+      <w:r>
+        <w:rPr>
+          <w:rFonts w:ascii="Consolas" w:hAnsi="Consolas"/>
+          <w:color w:val="8EACE3"/>
+          <w:sz w:val="21"/>
+          <w:szCs w:val="21"/>
+          <w:lang w:val="en-US"/>
+        </w:rPr>
+        <w:t>self</w:t>
+      </w:r>
+      <w:r>
+        <w:rPr>
+          <w:rFonts w:ascii="Consolas" w:hAnsi="Consolas"/>
+          <w:color w:val="BFC7D5"/>
+          <w:sz w:val="21"/>
+          <w:szCs w:val="21"/>
+          <w:lang w:val="en-US"/>
+        </w:rPr>
+        <w:t xml:space="preserve">.proj </w:t>
+      </w:r>
+      <w:r>
+        <w:rPr>
+          <w:rFonts w:ascii="Consolas" w:hAnsi="Consolas"/>
+          <w:color w:val="C792EA"/>
+          <w:sz w:val="21"/>
+          <w:szCs w:val="21"/>
+          <w:lang w:val="en-US"/>
+        </w:rPr>
+        <w:t>=</w:t>
+      </w:r>
+      <w:r>
+        <w:rPr>
+          <w:rFonts w:ascii="Consolas" w:hAnsi="Consolas"/>
+          <w:color w:val="BFC7D5"/>
+          <w:sz w:val="21"/>
+          <w:szCs w:val="21"/>
+          <w:lang w:val="en-US"/>
+        </w:rPr>
+        <w:t xml:space="preserve"> nn.</w:t>
+      </w:r>
+      <w:r>
+        <w:rPr>
+          <w:rFonts w:ascii="Consolas" w:hAnsi="Consolas"/>
+          <w:color w:val="B2CCD6"/>
+          <w:sz w:val="21"/>
+          <w:szCs w:val="21"/>
+          <w:lang w:val="en-US"/>
+        </w:rPr>
+        <w:t>Linear</w:t>
+      </w:r>
+      <w:r>
+        <w:rPr>
+          <w:rFonts w:ascii="Consolas" w:hAnsi="Consolas"/>
+          <w:color w:val="BFC7D5"/>
+          <w:sz w:val="21"/>
+          <w:szCs w:val="21"/>
+          <w:lang w:val="en-US"/>
+        </w:rPr>
+        <w:t>(</w:t>
+      </w:r>
+      <w:r>
+        <w:rPr>
+          <w:rFonts w:ascii="Consolas" w:hAnsi="Consolas"/>
+          <w:color w:val="F78C6C"/>
+          <w:sz w:val="21"/>
+          <w:szCs w:val="21"/>
+          <w:lang w:val="en-US"/>
+        </w:rPr>
+        <w:t>64</w:t>
+      </w:r>
+      <w:r>
+        <w:rPr>
+          <w:rFonts w:ascii="Consolas" w:hAnsi="Consolas"/>
+          <w:color w:val="D9F5DD"/>
+          <w:sz w:val="21"/>
+          <w:szCs w:val="21"/>
+          <w:lang w:val="en-US"/>
+        </w:rPr>
+        <w:t>,</w:t>
+      </w:r>
+      <w:r>
+        <w:rPr>
+          <w:rFonts w:ascii="Consolas" w:hAnsi="Consolas"/>
+          <w:color w:val="7986E7"/>
+          <w:sz w:val="21"/>
+          <w:szCs w:val="21"/>
+          <w:lang w:val="en-US"/>
+        </w:rPr>
+        <w:t xml:space="preserve"> out_dim</w:t>
+      </w:r>
+      <w:r>
+        <w:rPr>
+          <w:rFonts w:ascii="Consolas" w:hAnsi="Consolas"/>
+          <w:color w:val="BFC7D5"/>
+          <w:sz w:val="21"/>
+          <w:szCs w:val="21"/>
+          <w:lang w:val="en-US"/>
+        </w:rPr>
+        <w:t>)</w:t>
+      </w:r>
+    </w:p>
+    <w:p>
+      <w:pPr>
+        <w:shd w:val="clear" w:color="auto" w:fill="292D3E"/>
+        <w:spacing w:line="285" w:lineRule="atLeast"/>
+        <w:rPr>
+          <w:rFonts w:ascii="Consolas" w:hAnsi="Consolas"/>
+          <w:color w:val="BFC7D5"/>
+          <w:sz w:val="21"/>
+          <w:szCs w:val="21"/>
+          <w:lang w:val="en-US"/>
+        </w:rPr>
+      </w:pPr>
+    </w:p>
+    <w:p>
+      <w:pPr>
+        <w:shd w:val="clear" w:color="auto" w:fill="292D3E"/>
+        <w:spacing w:line="285" w:lineRule="atLeast"/>
+        <w:rPr>
+          <w:rFonts w:ascii="Consolas" w:hAnsi="Consolas"/>
+          <w:color w:val="BFC7D5"/>
+          <w:sz w:val="21"/>
+          <w:szCs w:val="21"/>
+          <w:lang w:val="en-US"/>
+        </w:rPr>
+      </w:pPr>
+      <w:r>
+        <w:rPr>
+          <w:rFonts w:ascii="Consolas" w:hAnsi="Consolas"/>
+          <w:color w:val="BFC7D5"/>
+          <w:sz w:val="21"/>
+          <w:szCs w:val="21"/>
+          <w:lang w:val="en-US"/>
+        </w:rPr>
+        <w:t xml:space="preserve">    </w:t>
+      </w:r>
+      <w:r>
+        <w:rPr>
+          <w:rFonts w:ascii="Consolas" w:hAnsi="Consolas"/>
+          <w:color w:val="C792EA"/>
+          <w:sz w:val="21"/>
+          <w:szCs w:val="21"/>
+          <w:lang w:val="en-US"/>
+        </w:rPr>
+        <w:t>def</w:t>
+      </w:r>
+      <w:r>
+        <w:rPr>
+          <w:rFonts w:ascii="Consolas" w:hAnsi="Consolas"/>
+          <w:color w:val="BFC7D5"/>
+          <w:sz w:val="21"/>
+          <w:szCs w:val="21"/>
+          <w:lang w:val="en-US"/>
+        </w:rPr>
+        <w:t xml:space="preserve"> </w:t>
+      </w:r>
+      <w:r>
+        <w:rPr>
+          <w:rFonts w:ascii="Consolas" w:hAnsi="Consolas"/>
+          <w:color w:val="82AAFF"/>
+          <w:sz w:val="21"/>
+          <w:szCs w:val="21"/>
+          <w:lang w:val="en-US"/>
+        </w:rPr>
+        <w:t>forward</w:t>
+      </w:r>
+      <w:r>
+        <w:rPr>
+          <w:rFonts w:ascii="Consolas" w:hAnsi="Consolas"/>
+          <w:color w:val="D9F5DD"/>
+          <w:sz w:val="21"/>
+          <w:szCs w:val="21"/>
+          <w:lang w:val="en-US"/>
+        </w:rPr>
+        <w:t>(</w:t>
+      </w:r>
+      <w:r>
+        <w:rPr>
+          <w:rFonts w:ascii="Consolas" w:hAnsi="Consolas"/>
+          <w:color w:val="89DDFF"/>
+          <w:sz w:val="21"/>
+          <w:szCs w:val="21"/>
+          <w:lang w:val="en-US"/>
+        </w:rPr>
+        <w:t>self</w:t>
+      </w:r>
+      <w:r>
+        <w:rPr>
+          <w:rFonts w:ascii="Consolas" w:hAnsi="Consolas"/>
+          <w:color w:val="BFC7D5"/>
+          <w:sz w:val="21"/>
+          <w:szCs w:val="21"/>
+          <w:lang w:val="en-US"/>
+        </w:rPr>
+        <w:t xml:space="preserve">, </w:t>
+      </w:r>
+      <w:r>
+        <w:rPr>
+          <w:rFonts w:ascii="Consolas" w:hAnsi="Consolas"/>
+          <w:color w:val="89DDFF"/>
+          <w:sz w:val="21"/>
+          <w:szCs w:val="21"/>
+          <w:lang w:val="en-US"/>
+        </w:rPr>
+        <w:t>x</w:t>
+      </w:r>
+      <w:r>
+        <w:rPr>
+          <w:rFonts w:ascii="Consolas" w:hAnsi="Consolas"/>
+          <w:color w:val="D9F5DD"/>
+          <w:sz w:val="21"/>
+          <w:szCs w:val="21"/>
+          <w:lang w:val="en-US"/>
+        </w:rPr>
+        <w:t>)</w:t>
+      </w:r>
+      <w:r>
+        <w:rPr>
+          <w:rFonts w:ascii="Consolas" w:hAnsi="Consolas"/>
+          <w:color w:val="BFC7D5"/>
+          <w:sz w:val="21"/>
+          <w:szCs w:val="21"/>
+          <w:lang w:val="en-US"/>
+        </w:rPr>
+        <w:t>:</w:t>
+      </w:r>
+    </w:p>
+    <w:p>
+      <w:pPr>
+        <w:shd w:val="clear" w:color="auto" w:fill="292D3E"/>
+        <w:spacing w:line="285" w:lineRule="atLeast"/>
+        <w:rPr>
+          <w:rFonts w:ascii="Consolas" w:hAnsi="Consolas"/>
+          <w:color w:val="BFC7D5"/>
+          <w:sz w:val="21"/>
+          <w:szCs w:val="21"/>
+          <w:lang w:val="en-US"/>
+        </w:rPr>
+      </w:pPr>
+      <w:r>
+        <w:rPr>
+          <w:rFonts w:ascii="Consolas" w:hAnsi="Consolas"/>
+          <w:color w:val="BFC7D5"/>
+          <w:sz w:val="21"/>
+          <w:szCs w:val="21"/>
+          <w:lang w:val="en-US"/>
+        </w:rPr>
+        <w:t xml:space="preserve">        B, S, D </w:t>
+      </w:r>
+      <w:r>
+        <w:rPr>
+          <w:rFonts w:ascii="Consolas" w:hAnsi="Consolas"/>
+          <w:color w:val="C792EA"/>
+          <w:sz w:val="21"/>
+          <w:szCs w:val="21"/>
+          <w:lang w:val="en-US"/>
+        </w:rPr>
+        <w:t>=</w:t>
+      </w:r>
+      <w:r>
+        <w:rPr>
+          <w:rFonts w:ascii="Consolas" w:hAnsi="Consolas"/>
+          <w:color w:val="BFC7D5"/>
+          <w:sz w:val="21"/>
+          <w:szCs w:val="21"/>
+          <w:lang w:val="en-US"/>
+        </w:rPr>
+        <w:t xml:space="preserve"> x.shape</w:t>
+      </w:r>
+    </w:p>
+    <w:p>
+      <w:pPr>
+        <w:shd w:val="clear" w:color="auto" w:fill="292D3E"/>
+        <w:spacing w:line="285" w:lineRule="atLeast"/>
+        <w:rPr>
+          <w:rFonts w:ascii="Consolas" w:hAnsi="Consolas"/>
+          <w:color w:val="BFC7D5"/>
+          <w:sz w:val="21"/>
+          <w:szCs w:val="21"/>
+          <w:lang w:val="en-US"/>
+        </w:rPr>
+      </w:pPr>
+    </w:p>
+    <w:p>
+      <w:pPr>
+        <w:shd w:val="clear" w:color="auto" w:fill="292D3E"/>
+        <w:spacing w:line="285" w:lineRule="atLeast"/>
+        <w:rPr>
+          <w:rFonts w:ascii="Consolas" w:hAnsi="Consolas"/>
+          <w:color w:val="BFC7D5"/>
+          <w:sz w:val="21"/>
+          <w:szCs w:val="21"/>
+          <w:lang w:val="en-US"/>
+        </w:rPr>
+      </w:pPr>
+      <w:r>
+        <w:rPr>
+          <w:rFonts w:ascii="Consolas" w:hAnsi="Consolas"/>
+          <w:color w:val="BFC7D5"/>
+          <w:sz w:val="21"/>
+          <w:szCs w:val="21"/>
+          <w:lang w:val="en-US"/>
+        </w:rPr>
+        <w:t xml:space="preserve">        x </w:t>
+      </w:r>
+      <w:r>
+        <w:rPr>
+          <w:rFonts w:ascii="Consolas" w:hAnsi="Consolas"/>
+          <w:color w:val="C792EA"/>
+          <w:sz w:val="21"/>
+          <w:szCs w:val="21"/>
+          <w:lang w:val="en-US"/>
+        </w:rPr>
+        <w:t>=</w:t>
+      </w:r>
+      <w:r>
+        <w:rPr>
+          <w:rFonts w:ascii="Consolas" w:hAnsi="Consolas"/>
+          <w:color w:val="BFC7D5"/>
+          <w:sz w:val="21"/>
+          <w:szCs w:val="21"/>
+          <w:lang w:val="en-US"/>
+        </w:rPr>
+        <w:t xml:space="preserve"> x.</w:t>
+      </w:r>
+      <w:r>
+        <w:rPr>
+          <w:rFonts w:ascii="Consolas" w:hAnsi="Consolas"/>
+          <w:color w:val="B2CCD6"/>
+          <w:sz w:val="21"/>
+          <w:szCs w:val="21"/>
+          <w:lang w:val="en-US"/>
+        </w:rPr>
+        <w:t>view</w:t>
+      </w:r>
+      <w:r>
+        <w:rPr>
+          <w:rFonts w:ascii="Consolas" w:hAnsi="Consolas"/>
+          <w:color w:val="BFC7D5"/>
+          <w:sz w:val="21"/>
+          <w:szCs w:val="21"/>
+          <w:lang w:val="en-US"/>
+        </w:rPr>
+        <w:t>(</w:t>
+      </w:r>
+      <w:r>
+        <w:rPr>
+          <w:rFonts w:ascii="Consolas" w:hAnsi="Consolas"/>
+          <w:color w:val="7986E7"/>
+          <w:sz w:val="21"/>
+          <w:szCs w:val="21"/>
+          <w:lang w:val="en-US"/>
+        </w:rPr>
+        <w:t xml:space="preserve">B </w:t>
+      </w:r>
+      <w:r>
+        <w:rPr>
+          <w:rFonts w:ascii="Consolas" w:hAnsi="Consolas"/>
+          <w:color w:val="89DDFF"/>
+          <w:sz w:val="21"/>
+          <w:szCs w:val="21"/>
+          <w:lang w:val="en-US"/>
+        </w:rPr>
+        <w:t>*</w:t>
+      </w:r>
+      <w:r>
+        <w:rPr>
+          <w:rFonts w:ascii="Consolas" w:hAnsi="Consolas"/>
+          <w:color w:val="7986E7"/>
+          <w:sz w:val="21"/>
+          <w:szCs w:val="21"/>
+          <w:lang w:val="en-US"/>
+        </w:rPr>
+        <w:t xml:space="preserve"> S</w:t>
+      </w:r>
+      <w:r>
+        <w:rPr>
+          <w:rFonts w:ascii="Consolas" w:hAnsi="Consolas"/>
+          <w:color w:val="D9F5DD"/>
+          <w:sz w:val="21"/>
+          <w:szCs w:val="21"/>
+          <w:lang w:val="en-US"/>
+        </w:rPr>
+        <w:t>,</w:t>
+      </w:r>
+      <w:r>
+        <w:rPr>
+          <w:rFonts w:ascii="Consolas" w:hAnsi="Consolas"/>
+          <w:color w:val="7986E7"/>
+          <w:sz w:val="21"/>
+          <w:szCs w:val="21"/>
+          <w:lang w:val="en-US"/>
+        </w:rPr>
+        <w:t xml:space="preserve"> </w:t>
+      </w:r>
+      <w:r>
+        <w:rPr>
+          <w:rFonts w:ascii="Consolas" w:hAnsi="Consolas"/>
+          <w:color w:val="F78C6C"/>
+          <w:sz w:val="21"/>
+          <w:szCs w:val="21"/>
+          <w:lang w:val="en-US"/>
+        </w:rPr>
+        <w:t>1</w:t>
+      </w:r>
+      <w:r>
+        <w:rPr>
+          <w:rFonts w:ascii="Consolas" w:hAnsi="Consolas"/>
+          <w:color w:val="D9F5DD"/>
+          <w:sz w:val="21"/>
+          <w:szCs w:val="21"/>
+          <w:lang w:val="en-US"/>
+        </w:rPr>
+        <w:t>,</w:t>
+      </w:r>
+      <w:r>
+        <w:rPr>
+          <w:rFonts w:ascii="Consolas" w:hAnsi="Consolas"/>
+          <w:color w:val="7986E7"/>
+          <w:sz w:val="21"/>
+          <w:szCs w:val="21"/>
+          <w:lang w:val="en-US"/>
+        </w:rPr>
+        <w:t xml:space="preserve"> </w:t>
+      </w:r>
+      <w:r>
+        <w:rPr>
+          <w:rFonts w:ascii="Consolas" w:hAnsi="Consolas"/>
+          <w:color w:val="8EACE3"/>
+          <w:sz w:val="21"/>
+          <w:szCs w:val="21"/>
+          <w:lang w:val="en-US"/>
+        </w:rPr>
+        <w:t>self</w:t>
+      </w:r>
+      <w:r>
+        <w:rPr>
+          <w:rFonts w:ascii="Consolas" w:hAnsi="Consolas"/>
+          <w:color w:val="7986E7"/>
+          <w:sz w:val="21"/>
+          <w:szCs w:val="21"/>
+          <w:lang w:val="en-US"/>
+        </w:rPr>
+        <w:t>.patch_size</w:t>
+      </w:r>
+      <w:r>
+        <w:rPr>
+          <w:rFonts w:ascii="Consolas" w:hAnsi="Consolas"/>
+          <w:color w:val="D9F5DD"/>
+          <w:sz w:val="21"/>
+          <w:szCs w:val="21"/>
+          <w:lang w:val="en-US"/>
+        </w:rPr>
+        <w:t>,</w:t>
+      </w:r>
+      <w:r>
+        <w:rPr>
+          <w:rFonts w:ascii="Consolas" w:hAnsi="Consolas"/>
+          <w:color w:val="7986E7"/>
+          <w:sz w:val="21"/>
+          <w:szCs w:val="21"/>
+          <w:lang w:val="en-US"/>
+        </w:rPr>
+        <w:t xml:space="preserve"> </w:t>
+      </w:r>
+      <w:r>
+        <w:rPr>
+          <w:rFonts w:ascii="Consolas" w:hAnsi="Consolas"/>
+          <w:color w:val="8EACE3"/>
+          <w:sz w:val="21"/>
+          <w:szCs w:val="21"/>
+          <w:lang w:val="en-US"/>
+        </w:rPr>
+        <w:t>self</w:t>
+      </w:r>
+      <w:r>
+        <w:rPr>
+          <w:rFonts w:ascii="Consolas" w:hAnsi="Consolas"/>
+          <w:color w:val="7986E7"/>
+          <w:sz w:val="21"/>
+          <w:szCs w:val="21"/>
+          <w:lang w:val="en-US"/>
+        </w:rPr>
+        <w:t>.patch_size</w:t>
+      </w:r>
+      <w:r>
+        <w:rPr>
+          <w:rFonts w:ascii="Consolas" w:hAnsi="Consolas"/>
+          <w:color w:val="BFC7D5"/>
+          <w:sz w:val="21"/>
+          <w:szCs w:val="21"/>
+          <w:lang w:val="en-US"/>
+        </w:rPr>
+        <w:t>)</w:t>
+      </w:r>
+    </w:p>
+    <w:p>
+      <w:pPr>
+        <w:shd w:val="clear" w:color="auto" w:fill="292D3E"/>
+        <w:spacing w:line="285" w:lineRule="atLeast"/>
+        <w:rPr>
+          <w:rFonts w:ascii="Consolas" w:hAnsi="Consolas"/>
+          <w:color w:val="BFC7D5"/>
+          <w:sz w:val="21"/>
+          <w:szCs w:val="21"/>
+          <w:lang w:val="en-US"/>
+        </w:rPr>
+      </w:pPr>
+      <w:r>
+        <w:rPr>
+          <w:rFonts w:ascii="Consolas" w:hAnsi="Consolas"/>
+          <w:color w:val="BFC7D5"/>
+          <w:sz w:val="21"/>
+          <w:szCs w:val="21"/>
+          <w:lang w:val="en-US"/>
+        </w:rPr>
+        <w:t xml:space="preserve">        x </w:t>
+      </w:r>
+      <w:r>
+        <w:rPr>
+          <w:rFonts w:ascii="Consolas" w:hAnsi="Consolas"/>
+          <w:color w:val="C792EA"/>
+          <w:sz w:val="21"/>
+          <w:szCs w:val="21"/>
+          <w:lang w:val="en-US"/>
+        </w:rPr>
+        <w:t>=</w:t>
+      </w:r>
+      <w:r>
+        <w:rPr>
+          <w:rFonts w:ascii="Consolas" w:hAnsi="Consolas"/>
+          <w:color w:val="BFC7D5"/>
+          <w:sz w:val="21"/>
+          <w:szCs w:val="21"/>
+          <w:lang w:val="en-US"/>
+        </w:rPr>
+        <w:t xml:space="preserve"> </w:t>
+      </w:r>
+      <w:r>
+        <w:rPr>
+          <w:rFonts w:ascii="Consolas" w:hAnsi="Consolas"/>
+          <w:color w:val="8EACE3"/>
+          <w:sz w:val="21"/>
+          <w:szCs w:val="21"/>
+          <w:lang w:val="en-US"/>
+        </w:rPr>
+        <w:t>self</w:t>
+      </w:r>
+      <w:r>
+        <w:rPr>
+          <w:rFonts w:ascii="Consolas" w:hAnsi="Consolas"/>
+          <w:color w:val="BFC7D5"/>
+          <w:sz w:val="21"/>
+          <w:szCs w:val="21"/>
+          <w:lang w:val="en-US"/>
+        </w:rPr>
+        <w:t>.</w:t>
+      </w:r>
+      <w:r>
+        <w:rPr>
+          <w:rFonts w:ascii="Consolas" w:hAnsi="Consolas"/>
+          <w:color w:val="B2CCD6"/>
+          <w:sz w:val="21"/>
+          <w:szCs w:val="21"/>
+          <w:lang w:val="en-US"/>
+        </w:rPr>
+        <w:t>cnn</w:t>
+      </w:r>
+      <w:r>
+        <w:rPr>
+          <w:rFonts w:ascii="Consolas" w:hAnsi="Consolas"/>
+          <w:color w:val="BFC7D5"/>
+          <w:sz w:val="21"/>
+          <w:szCs w:val="21"/>
+          <w:lang w:val="en-US"/>
+        </w:rPr>
+        <w:t>(</w:t>
+      </w:r>
+      <w:r>
+        <w:rPr>
+          <w:rFonts w:ascii="Consolas" w:hAnsi="Consolas"/>
+          <w:color w:val="7986E7"/>
+          <w:sz w:val="21"/>
+          <w:szCs w:val="21"/>
+          <w:lang w:val="en-US"/>
+        </w:rPr>
+        <w:t>x</w:t>
+      </w:r>
+      <w:r>
+        <w:rPr>
+          <w:rFonts w:ascii="Consolas" w:hAnsi="Consolas"/>
+          <w:color w:val="BFC7D5"/>
+          <w:sz w:val="21"/>
+          <w:szCs w:val="21"/>
+          <w:lang w:val="en-US"/>
+        </w:rPr>
+        <w:t>)                      </w:t>
+      </w:r>
+    </w:p>
+    <w:p>
+      <w:pPr>
+        <w:shd w:val="clear" w:color="auto" w:fill="292D3E"/>
+        <w:spacing w:line="285" w:lineRule="atLeast"/>
+        <w:rPr>
+          <w:rFonts w:ascii="Consolas" w:hAnsi="Consolas"/>
+          <w:color w:val="BFC7D5"/>
+          <w:sz w:val="21"/>
+          <w:szCs w:val="21"/>
+          <w:lang w:val="en-US"/>
+        </w:rPr>
+      </w:pPr>
+      <w:r>
+        <w:rPr>
+          <w:rFonts w:ascii="Consolas" w:hAnsi="Consolas"/>
+          <w:color w:val="BFC7D5"/>
+          <w:sz w:val="21"/>
+          <w:szCs w:val="21"/>
+          <w:lang w:val="en-US"/>
+        </w:rPr>
+        <w:t xml:space="preserve">        x </w:t>
+      </w:r>
+      <w:r>
+        <w:rPr>
+          <w:rFonts w:ascii="Consolas" w:hAnsi="Consolas"/>
+          <w:color w:val="C792EA"/>
+          <w:sz w:val="21"/>
+          <w:szCs w:val="21"/>
+          <w:lang w:val="en-US"/>
+        </w:rPr>
+        <w:t>=</w:t>
+      </w:r>
+      <w:r>
+        <w:rPr>
+          <w:rFonts w:ascii="Consolas" w:hAnsi="Consolas"/>
+          <w:color w:val="BFC7D5"/>
+          <w:sz w:val="21"/>
+          <w:szCs w:val="21"/>
+          <w:lang w:val="en-US"/>
+        </w:rPr>
+        <w:t xml:space="preserve"> x.</w:t>
+      </w:r>
+      <w:r>
+        <w:rPr>
+          <w:rFonts w:ascii="Consolas" w:hAnsi="Consolas"/>
+          <w:color w:val="B2CCD6"/>
+          <w:sz w:val="21"/>
+          <w:szCs w:val="21"/>
+          <w:lang w:val="en-US"/>
+        </w:rPr>
+        <w:t>view</w:t>
+      </w:r>
+      <w:r>
+        <w:rPr>
+          <w:rFonts w:ascii="Consolas" w:hAnsi="Consolas"/>
+          <w:color w:val="BFC7D5"/>
+          <w:sz w:val="21"/>
+          <w:szCs w:val="21"/>
+          <w:lang w:val="en-US"/>
+        </w:rPr>
+        <w:t>(</w:t>
+      </w:r>
+      <w:r>
+        <w:rPr>
+          <w:rFonts w:ascii="Consolas" w:hAnsi="Consolas"/>
+          <w:color w:val="7986E7"/>
+          <w:sz w:val="21"/>
+          <w:szCs w:val="21"/>
+          <w:lang w:val="en-US"/>
+        </w:rPr>
+        <w:t xml:space="preserve">B </w:t>
+      </w:r>
+      <w:r>
+        <w:rPr>
+          <w:rFonts w:ascii="Consolas" w:hAnsi="Consolas"/>
+          <w:color w:val="89DDFF"/>
+          <w:sz w:val="21"/>
+          <w:szCs w:val="21"/>
+          <w:lang w:val="en-US"/>
+        </w:rPr>
+        <w:t>*</w:t>
+      </w:r>
+      <w:r>
+        <w:rPr>
+          <w:rFonts w:ascii="Consolas" w:hAnsi="Consolas"/>
+          <w:color w:val="7986E7"/>
+          <w:sz w:val="21"/>
+          <w:szCs w:val="21"/>
+          <w:lang w:val="en-US"/>
+        </w:rPr>
+        <w:t xml:space="preserve"> S</w:t>
+      </w:r>
+      <w:r>
+        <w:rPr>
+          <w:rFonts w:ascii="Consolas" w:hAnsi="Consolas"/>
+          <w:color w:val="D9F5DD"/>
+          <w:sz w:val="21"/>
+          <w:szCs w:val="21"/>
+          <w:lang w:val="en-US"/>
+        </w:rPr>
+        <w:t>,</w:t>
+      </w:r>
+      <w:r>
+        <w:rPr>
+          <w:rFonts w:ascii="Consolas" w:hAnsi="Consolas"/>
+          <w:color w:val="7986E7"/>
+          <w:sz w:val="21"/>
+          <w:szCs w:val="21"/>
+          <w:lang w:val="en-US"/>
+        </w:rPr>
+        <w:t xml:space="preserve"> </w:t>
+      </w:r>
+      <w:r>
+        <w:rPr>
+          <w:rFonts w:ascii="Consolas" w:hAnsi="Consolas"/>
+          <w:color w:val="F78C6C"/>
+          <w:sz w:val="21"/>
+          <w:szCs w:val="21"/>
+          <w:lang w:val="en-US"/>
+        </w:rPr>
+        <w:t>64</w:t>
+      </w:r>
+      <w:r>
+        <w:rPr>
+          <w:rFonts w:ascii="Consolas" w:hAnsi="Consolas"/>
+          <w:color w:val="BFC7D5"/>
+          <w:sz w:val="21"/>
+          <w:szCs w:val="21"/>
+          <w:lang w:val="en-US"/>
+        </w:rPr>
+        <w:t>)</w:t>
+      </w:r>
+    </w:p>
+    <w:p>
+      <w:pPr>
+        <w:shd w:val="clear" w:color="auto" w:fill="292D3E"/>
+        <w:spacing w:line="285" w:lineRule="atLeast"/>
+        <w:rPr>
+          <w:rFonts w:ascii="Consolas" w:hAnsi="Consolas"/>
+          <w:color w:val="BFC7D5"/>
+          <w:sz w:val="21"/>
+          <w:szCs w:val="21"/>
+          <w:lang w:val="en-US"/>
+        </w:rPr>
+      </w:pPr>
+      <w:r>
+        <w:rPr>
+          <w:rFonts w:ascii="Consolas" w:hAnsi="Consolas"/>
+          <w:color w:val="BFC7D5"/>
+          <w:sz w:val="21"/>
+          <w:szCs w:val="21"/>
+          <w:lang w:val="en-US"/>
+        </w:rPr>
+        <w:t xml:space="preserve">        x </w:t>
+      </w:r>
+      <w:r>
+        <w:rPr>
+          <w:rFonts w:ascii="Consolas" w:hAnsi="Consolas"/>
+          <w:color w:val="C792EA"/>
+          <w:sz w:val="21"/>
+          <w:szCs w:val="21"/>
+          <w:lang w:val="en-US"/>
+        </w:rPr>
+        <w:t>=</w:t>
+      </w:r>
+      <w:r>
+        <w:rPr>
+          <w:rFonts w:ascii="Consolas" w:hAnsi="Consolas"/>
+          <w:color w:val="BFC7D5"/>
+          <w:sz w:val="21"/>
+          <w:szCs w:val="21"/>
+          <w:lang w:val="en-US"/>
+        </w:rPr>
+        <w:t xml:space="preserve"> </w:t>
+      </w:r>
+      <w:r>
+        <w:rPr>
+          <w:rFonts w:ascii="Consolas" w:hAnsi="Consolas"/>
+          <w:color w:val="8EACE3"/>
+          <w:sz w:val="21"/>
+          <w:szCs w:val="21"/>
+          <w:lang w:val="en-US"/>
+        </w:rPr>
+        <w:t>self</w:t>
+      </w:r>
+      <w:r>
+        <w:rPr>
+          <w:rFonts w:ascii="Consolas" w:hAnsi="Consolas"/>
+          <w:color w:val="BFC7D5"/>
+          <w:sz w:val="21"/>
+          <w:szCs w:val="21"/>
+          <w:lang w:val="en-US"/>
+        </w:rPr>
+        <w:t>.</w:t>
+      </w:r>
+      <w:r>
+        <w:rPr>
+          <w:rFonts w:ascii="Consolas" w:hAnsi="Consolas"/>
+          <w:color w:val="B2CCD6"/>
+          <w:sz w:val="21"/>
+          <w:szCs w:val="21"/>
+          <w:lang w:val="en-US"/>
+        </w:rPr>
+        <w:t>proj</w:t>
+      </w:r>
+      <w:r>
+        <w:rPr>
+          <w:rFonts w:ascii="Consolas" w:hAnsi="Consolas"/>
+          <w:color w:val="BFC7D5"/>
+          <w:sz w:val="21"/>
+          <w:szCs w:val="21"/>
+          <w:lang w:val="en-US"/>
+        </w:rPr>
+        <w:t>(</w:t>
+      </w:r>
+      <w:r>
+        <w:rPr>
+          <w:rFonts w:ascii="Consolas" w:hAnsi="Consolas"/>
+          <w:color w:val="7986E7"/>
+          <w:sz w:val="21"/>
+          <w:szCs w:val="21"/>
+          <w:lang w:val="en-US"/>
+        </w:rPr>
+        <w:t>x</w:t>
+      </w:r>
+      <w:r>
+        <w:rPr>
+          <w:rFonts w:ascii="Consolas" w:hAnsi="Consolas"/>
+          <w:color w:val="BFC7D5"/>
+          <w:sz w:val="21"/>
+          <w:szCs w:val="21"/>
+          <w:lang w:val="en-US"/>
+        </w:rPr>
+        <w:t xml:space="preserve">)                     </w:t>
+      </w:r>
+    </w:p>
+    <w:p>
+      <w:pPr>
+        <w:shd w:val="clear" w:color="auto" w:fill="292D3E"/>
+        <w:spacing w:line="285" w:lineRule="atLeast"/>
+        <w:rPr>
+          <w:rFonts w:ascii="Consolas" w:hAnsi="Consolas"/>
+          <w:color w:val="BFC7D5"/>
+          <w:sz w:val="21"/>
+          <w:szCs w:val="21"/>
+          <w:lang w:val="en-US"/>
+        </w:rPr>
+      </w:pPr>
+      <w:r>
+        <w:rPr>
+          <w:rFonts w:ascii="Consolas" w:hAnsi="Consolas"/>
+          <w:color w:val="BFC7D5"/>
+          <w:sz w:val="21"/>
+          <w:szCs w:val="21"/>
+          <w:lang w:val="en-US"/>
+        </w:rPr>
+        <w:t xml:space="preserve">        x </w:t>
+      </w:r>
+      <w:r>
+        <w:rPr>
+          <w:rFonts w:ascii="Consolas" w:hAnsi="Consolas"/>
+          <w:color w:val="C792EA"/>
+          <w:sz w:val="21"/>
+          <w:szCs w:val="21"/>
+          <w:lang w:val="en-US"/>
+        </w:rPr>
+        <w:t>=</w:t>
+      </w:r>
+      <w:r>
+        <w:rPr>
+          <w:rFonts w:ascii="Consolas" w:hAnsi="Consolas"/>
+          <w:color w:val="BFC7D5"/>
+          <w:sz w:val="21"/>
+          <w:szCs w:val="21"/>
+          <w:lang w:val="en-US"/>
+        </w:rPr>
+        <w:t xml:space="preserve"> x.</w:t>
+      </w:r>
+      <w:r>
+        <w:rPr>
+          <w:rFonts w:ascii="Consolas" w:hAnsi="Consolas"/>
+          <w:color w:val="B2CCD6"/>
+          <w:sz w:val="21"/>
+          <w:szCs w:val="21"/>
+          <w:lang w:val="en-US"/>
+        </w:rPr>
+        <w:t>view</w:t>
+      </w:r>
+      <w:r>
+        <w:rPr>
+          <w:rFonts w:ascii="Consolas" w:hAnsi="Consolas"/>
+          <w:color w:val="BFC7D5"/>
+          <w:sz w:val="21"/>
+          <w:szCs w:val="21"/>
+          <w:lang w:val="en-US"/>
+        </w:rPr>
+        <w:t>(</w:t>
+      </w:r>
+      <w:r>
+        <w:rPr>
+          <w:rFonts w:ascii="Consolas" w:hAnsi="Consolas"/>
+          <w:color w:val="7986E7"/>
+          <w:sz w:val="21"/>
+          <w:szCs w:val="21"/>
+          <w:lang w:val="en-US"/>
+        </w:rPr>
+        <w:t>B</w:t>
+      </w:r>
+      <w:r>
+        <w:rPr>
+          <w:rFonts w:ascii="Consolas" w:hAnsi="Consolas"/>
+          <w:color w:val="D9F5DD"/>
+          <w:sz w:val="21"/>
+          <w:szCs w:val="21"/>
+          <w:lang w:val="en-US"/>
+        </w:rPr>
+        <w:t>,</w:t>
+      </w:r>
+      <w:r>
+        <w:rPr>
+          <w:rFonts w:ascii="Consolas" w:hAnsi="Consolas"/>
+          <w:color w:val="7986E7"/>
+          <w:sz w:val="21"/>
+          <w:szCs w:val="21"/>
+          <w:lang w:val="en-US"/>
+        </w:rPr>
+        <w:t xml:space="preserve"> S</w:t>
+      </w:r>
+      <w:r>
+        <w:rPr>
+          <w:rFonts w:ascii="Consolas" w:hAnsi="Consolas"/>
+          <w:color w:val="D9F5DD"/>
+          <w:sz w:val="21"/>
+          <w:szCs w:val="21"/>
+          <w:lang w:val="en-US"/>
+        </w:rPr>
+        <w:t>,</w:t>
+      </w:r>
+      <w:r>
+        <w:rPr>
+          <w:rFonts w:ascii="Consolas" w:hAnsi="Consolas"/>
+          <w:color w:val="7986E7"/>
+          <w:sz w:val="21"/>
+          <w:szCs w:val="21"/>
+          <w:lang w:val="en-US"/>
+        </w:rPr>
+        <w:t xml:space="preserve"> </w:t>
+      </w:r>
+      <w:r>
+        <w:rPr>
+          <w:rFonts w:ascii="Consolas" w:hAnsi="Consolas"/>
+          <w:color w:val="89DDFF"/>
+          <w:sz w:val="21"/>
+          <w:szCs w:val="21"/>
+          <w:lang w:val="en-US"/>
+        </w:rPr>
+        <w:t>-</w:t>
+      </w:r>
+      <w:r>
+        <w:rPr>
+          <w:rFonts w:ascii="Consolas" w:hAnsi="Consolas"/>
+          <w:color w:val="F78C6C"/>
+          <w:sz w:val="21"/>
+          <w:szCs w:val="21"/>
+          <w:lang w:val="en-US"/>
+        </w:rPr>
+        <w:t>1</w:t>
+      </w:r>
+      <w:r>
+        <w:rPr>
+          <w:rFonts w:ascii="Consolas" w:hAnsi="Consolas"/>
+          <w:color w:val="BFC7D5"/>
+          <w:sz w:val="21"/>
+          <w:szCs w:val="21"/>
+          <w:lang w:val="en-US"/>
+        </w:rPr>
+        <w:t>)</w:t>
+      </w:r>
+    </w:p>
+    <w:p>
+      <w:pPr>
+        <w:shd w:val="clear" w:color="auto" w:fill="292D3E"/>
+        <w:spacing w:line="285" w:lineRule="atLeast"/>
+        <w:rPr>
+          <w:rFonts w:ascii="Consolas" w:hAnsi="Consolas"/>
+          <w:color w:val="BFC7D5"/>
+          <w:sz w:val="21"/>
+          <w:szCs w:val="21"/>
+          <w:lang w:val="en-US"/>
+        </w:rPr>
+      </w:pPr>
+    </w:p>
+    <w:p>
+      <w:pPr>
+        <w:shd w:val="clear" w:color="auto" w:fill="292D3E"/>
+        <w:spacing w:line="285" w:lineRule="atLeast"/>
+        <w:rPr>
+          <w:rFonts w:ascii="Consolas" w:hAnsi="Consolas"/>
+          <w:color w:val="BFC7D5"/>
+          <w:sz w:val="21"/>
+          <w:szCs w:val="21"/>
+          <w:lang w:val="en-US"/>
+        </w:rPr>
+      </w:pPr>
+      <w:r>
+        <w:rPr>
+          <w:rFonts w:ascii="Consolas" w:hAnsi="Consolas"/>
+          <w:color w:val="BFC7D5"/>
+          <w:sz w:val="21"/>
+          <w:szCs w:val="21"/>
+          <w:lang w:val="en-US"/>
+        </w:rPr>
+        <w:t xml:space="preserve">        </w:t>
+      </w:r>
+      <w:r>
+        <w:rPr>
+          <w:rFonts w:ascii="Consolas" w:hAnsi="Consolas"/>
+          <w:i/>
+          <w:iCs/>
+          <w:color w:val="C792EA"/>
+          <w:sz w:val="21"/>
+          <w:szCs w:val="21"/>
+          <w:lang w:val="en-US"/>
+        </w:rPr>
+        <w:t>return</w:t>
+      </w:r>
+      <w:r>
+        <w:rPr>
+          <w:rFonts w:ascii="Consolas" w:hAnsi="Consolas"/>
+          <w:color w:val="BFC7D5"/>
+          <w:sz w:val="21"/>
+          <w:szCs w:val="21"/>
+          <w:lang w:val="en-US"/>
+        </w:rPr>
+        <w:t xml:space="preserve"> x</w:t>
+      </w:r>
+    </w:p>
+    <w:p>
+      <w:pPr>
         <w:shd w:val="clear" w:color="auto" w:fill="FFFFFE"/>
         <w:spacing w:line="285" w:lineRule="atLeast"/>
         <w:rPr>
@@ -3610,12 +8288,553 @@
       <w:pPr>
         <w:shd w:val="clear" w:color="auto" w:fill="FFFFFE"/>
         <w:spacing w:line="285" w:lineRule="atLeast"/>
+        <w:jc w:val="both"/>
+        <w:rPr>
+          <w:bCs/>
+          <w:lang w:val="en-US"/>
+        </w:rPr>
+      </w:pPr>
+      <w:r>
+        <w:rPr>
+          <w:bCs/>
+          <w:lang w:val="en-US"/>
+        </w:rPr>
+        <w:t>A simple CNN architecture with only 2 layers was defined to perform the embedding. Since cross-attention would occur during embedding, this hybrid approach has great potential to improve model performance. The CNN is efficient at capturing local strokes and digit structure, while the ViT would handle digit order and global context.</w:t>
+      </w:r>
+    </w:p>
+    <w:p>
+      <w:pPr>
+        <w:shd w:val="clear" w:color="auto" w:fill="FFFFFE"/>
+        <w:spacing w:line="285" w:lineRule="atLeast"/>
+        <w:rPr>
+          <w:rFonts w:ascii="Courier New" w:hAnsi="Courier New" w:cs="Courier New"/>
+          <w:b/>
+          <w:bCs/>
+          <w:color w:val="000000"/>
+          <w:sz w:val="21"/>
+          <w:szCs w:val="21"/>
+          <w:lang w:val="en-US"/>
+        </w:rPr>
+      </w:pPr>
+    </w:p>
+    <w:p>
+      <w:pPr>
+        <w:shd w:val="clear" w:color="auto" w:fill="FFFFFE"/>
+        <w:spacing w:line="285" w:lineRule="atLeast"/>
+        <w:rPr>
+          <w:rFonts w:ascii="Courier New" w:hAnsi="Courier New" w:cs="Courier New"/>
+          <w:b/>
+          <w:bCs/>
+          <w:color w:val="000000"/>
+          <w:sz w:val="21"/>
+          <w:szCs w:val="21"/>
+          <w:lang w:val="en-US"/>
+        </w:rPr>
+      </w:pPr>
+    </w:p>
+    <w:tbl>
+      <w:tblPr>
+        <w:tblStyle w:val="Grilledutableau"/>
+        <w:tblW w:w="6750" w:type="dxa"/>
+        <w:jc w:val="center"/>
+        <w:tblLook w:val="04A0" w:firstRow="1" w:lastRow="0" w:firstColumn="1" w:lastColumn="0" w:noHBand="0" w:noVBand="1"/>
+      </w:tblPr>
+      <w:tblGrid>
+        <w:gridCol w:w="2858"/>
+        <w:gridCol w:w="2048"/>
+        <w:gridCol w:w="1844"/>
+      </w:tblGrid>
+      <w:tr>
+        <w:trPr>
+          <w:jc w:val="center"/>
+        </w:trPr>
+        <w:tc>
+          <w:tcPr>
+            <w:tcW w:w="2858" w:type="dxa"/>
+          </w:tcPr>
+          <w:p>
+            <w:pPr>
+              <w:kinsoku w:val="0"/>
+              <w:overflowPunct w:val="0"/>
+              <w:jc w:val="center"/>
+              <w:textAlignment w:val="baseline"/>
+              <w:rPr>
+                <w:b/>
+                <w:lang w:val="en-US"/>
+              </w:rPr>
+            </w:pPr>
+            <w:r>
+              <w:rPr>
+                <w:b/>
+                <w:lang w:val="en-US"/>
+              </w:rPr>
+              <w:t>Dataset</w:t>
+            </w:r>
+            <w:r>
+              <w:rPr>
+                <w:b/>
+                <w:lang w:val="en-US"/>
+              </w:rPr>
+              <w:t xml:space="preserve"> </w:t>
+            </w:r>
+          </w:p>
+        </w:tc>
+        <w:tc>
+          <w:tcPr>
+            <w:tcW w:w="2048" w:type="dxa"/>
+          </w:tcPr>
+          <w:p>
+            <w:pPr>
+              <w:kinsoku w:val="0"/>
+              <w:overflowPunct w:val="0"/>
+              <w:jc w:val="center"/>
+              <w:textAlignment w:val="baseline"/>
+              <w:rPr>
+                <w:b/>
+                <w:lang w:val="en-US"/>
+              </w:rPr>
+            </w:pPr>
+            <w:r>
+              <w:rPr>
+                <w:b/>
+                <w:lang w:val="en-US"/>
+              </w:rPr>
+              <w:t>CRR</w:t>
+            </w:r>
+          </w:p>
+        </w:tc>
+        <w:tc>
+          <w:tcPr>
+            <w:tcW w:w="1844" w:type="dxa"/>
+          </w:tcPr>
+          <w:p>
+            <w:pPr>
+              <w:kinsoku w:val="0"/>
+              <w:overflowPunct w:val="0"/>
+              <w:jc w:val="center"/>
+              <w:textAlignment w:val="baseline"/>
+              <w:rPr>
+                <w:b/>
+                <w:lang w:val="en-US"/>
+              </w:rPr>
+            </w:pPr>
+            <w:r>
+              <w:rPr>
+                <w:b/>
+                <w:lang w:val="en-US"/>
+              </w:rPr>
+              <w:t>SRR</w:t>
+            </w:r>
+          </w:p>
+        </w:tc>
+      </w:tr>
+      <w:tr>
+        <w:trPr>
+          <w:jc w:val="center"/>
+        </w:trPr>
+        <w:tc>
+          <w:tcPr>
+            <w:tcW w:w="2858" w:type="dxa"/>
+          </w:tcPr>
+          <w:p>
+            <w:pPr>
+              <w:kinsoku w:val="0"/>
+              <w:overflowPunct w:val="0"/>
+              <w:jc w:val="center"/>
+              <w:textAlignment w:val="baseline"/>
+              <w:rPr>
+                <w:lang w:val="en-US"/>
+              </w:rPr>
+            </w:pPr>
+            <w:r>
+              <w:rPr>
+                <w:lang w:val="en-US"/>
+              </w:rPr>
+              <w:t>Horizontal</w:t>
+            </w:r>
+          </w:p>
+        </w:tc>
+        <w:tc>
+          <w:tcPr>
+            <w:tcW w:w="2048" w:type="dxa"/>
+          </w:tcPr>
+          <w:p>
+            <w:pPr>
+              <w:kinsoku w:val="0"/>
+              <w:overflowPunct w:val="0"/>
+              <w:jc w:val="center"/>
+              <w:textAlignment w:val="baseline"/>
+              <w:rPr>
+                <w:lang w:val="en-US"/>
+              </w:rPr>
+            </w:pPr>
+            <w:r>
+              <w:rPr>
+                <w:lang w:val="en-US"/>
+              </w:rPr>
+              <w:t>7</w:t>
+            </w:r>
+            <w:r>
+              <w:rPr>
+                <w:lang w:val="en-US"/>
+              </w:rPr>
+              <w:t>5</w:t>
+            </w:r>
+            <w:r>
+              <w:rPr>
+                <w:lang w:val="en-US"/>
+              </w:rPr>
+              <w:t>.8</w:t>
+            </w:r>
+            <w:r>
+              <w:rPr>
+                <w:lang w:val="en-US"/>
+              </w:rPr>
+              <w:t>5</w:t>
+            </w:r>
+            <w:r>
+              <w:rPr>
+                <w:lang w:val="en-US"/>
+              </w:rPr>
+              <w:t xml:space="preserve"> %</w:t>
+            </w:r>
+          </w:p>
+        </w:tc>
+        <w:tc>
+          <w:tcPr>
+            <w:tcW w:w="1844" w:type="dxa"/>
+          </w:tcPr>
+          <w:p>
+            <w:pPr>
+              <w:kinsoku w:val="0"/>
+              <w:overflowPunct w:val="0"/>
+              <w:jc w:val="center"/>
+              <w:textAlignment w:val="baseline"/>
+              <w:rPr>
+                <w:lang w:val="en-US"/>
+              </w:rPr>
+            </w:pPr>
+            <w:r>
+              <w:rPr>
+                <w:lang w:val="en-US"/>
+              </w:rPr>
+              <w:t>0.0 %</w:t>
+            </w:r>
+          </w:p>
+        </w:tc>
+      </w:tr>
+    </w:tbl>
+    <w:p>
+      <w:pPr>
+        <w:shd w:val="clear" w:color="auto" w:fill="FFFFFE"/>
+        <w:spacing w:line="285" w:lineRule="atLeast"/>
+        <w:jc w:val="center"/>
+        <w:rPr>
+          <w:rFonts w:ascii="Courier New" w:hAnsi="Courier New" w:cs="Courier New"/>
+          <w:b/>
+          <w:bCs/>
+          <w:color w:val="000000"/>
+          <w:sz w:val="21"/>
+          <w:szCs w:val="21"/>
+          <w:lang w:val="pt-BR"/>
+        </w:rPr>
+      </w:pPr>
+    </w:p>
+    <w:p>
+      <w:pPr>
+        <w:shd w:val="clear" w:color="auto" w:fill="FFFFFE"/>
+        <w:spacing w:line="285" w:lineRule="atLeast"/>
+        <w:jc w:val="center"/>
+        <w:rPr>
+          <w:rFonts w:ascii="Courier New" w:hAnsi="Courier New" w:cs="Courier New"/>
+          <w:b/>
+          <w:bCs/>
+          <w:color w:val="000000"/>
+          <w:sz w:val="21"/>
+          <w:szCs w:val="21"/>
+          <w:lang w:val="en-US"/>
+        </w:rPr>
+      </w:pPr>
+      <w:r>
+        <w:rPr>
+          <w:bCs/>
+          <w:i/>
+          <w:iCs/>
+          <w:sz w:val="22"/>
+          <w:szCs w:val="22"/>
+          <w:lang w:val="en-US"/>
+        </w:rPr>
+        <w:t>Table</w:t>
+      </w:r>
+      <w:r>
+        <w:rPr>
+          <w:bCs/>
+          <w:i/>
+          <w:iCs/>
+          <w:sz w:val="22"/>
+          <w:szCs w:val="22"/>
+          <w:lang w:val="en-US"/>
+        </w:rPr>
+        <w:t xml:space="preserve"> </w:t>
+      </w:r>
+      <w:r>
+        <w:rPr>
+          <w:bCs/>
+          <w:i/>
+          <w:iCs/>
+          <w:sz w:val="22"/>
+          <w:szCs w:val="22"/>
+          <w:lang w:val="en-US"/>
+        </w:rPr>
+        <w:t>4</w:t>
+      </w:r>
+      <w:r>
+        <w:rPr>
+          <w:bCs/>
+          <w:i/>
+          <w:iCs/>
+          <w:sz w:val="22"/>
+          <w:szCs w:val="22"/>
+          <w:lang w:val="en-US"/>
+        </w:rPr>
+        <w:t xml:space="preserve">: </w:t>
+      </w:r>
+      <w:r>
+        <w:rPr>
+          <w:bCs/>
+          <w:i/>
+          <w:iCs/>
+          <w:sz w:val="22"/>
+          <w:szCs w:val="22"/>
+          <w:lang w:val="en-US"/>
+        </w:rPr>
+        <w:t xml:space="preserve">Results for </w:t>
+      </w:r>
+      <w:r>
+        <w:rPr>
+          <w:bCs/>
+          <w:i/>
+          <w:iCs/>
+          <w:sz w:val="22"/>
+          <w:szCs w:val="22"/>
+          <w:lang w:val="en-US"/>
+        </w:rPr>
+        <w:t>CNN+</w:t>
+      </w:r>
+      <w:r>
+        <w:rPr>
+          <w:bCs/>
+          <w:i/>
+          <w:iCs/>
+          <w:sz w:val="22"/>
+          <w:szCs w:val="22"/>
+          <w:lang w:val="en-US"/>
+        </w:rPr>
+        <w:t xml:space="preserve">ViT with </w:t>
+      </w:r>
+      <w:r>
+        <w:rPr>
+          <w:bCs/>
+          <w:i/>
+          <w:iCs/>
+          <w:sz w:val="22"/>
+          <w:szCs w:val="22"/>
+          <w:lang w:val="en-US"/>
+        </w:rPr>
+        <w:t>40</w:t>
+      </w:r>
+      <w:r>
+        <w:rPr>
+          <w:bCs/>
+          <w:i/>
+          <w:iCs/>
+          <w:sz w:val="22"/>
+          <w:szCs w:val="22"/>
+          <w:lang w:val="en-US"/>
+        </w:rPr>
+        <w:t>.000 examples</w:t>
+      </w:r>
+    </w:p>
+    <w:p>
+      <w:pPr>
+        <w:jc w:val="center"/>
+        <w:rPr>
+          <w:bCs/>
+          <w:i/>
+          <w:iCs/>
+          <w:sz w:val="22"/>
+          <w:szCs w:val="22"/>
+          <w:lang w:val="en-US"/>
+        </w:rPr>
+      </w:pPr>
+    </w:p>
+    <w:p>
+      <w:pPr>
+        <w:jc w:val="center"/>
+        <w:rPr>
+          <w:bCs/>
+          <w:i/>
+          <w:iCs/>
+          <w:sz w:val="22"/>
+          <w:szCs w:val="22"/>
+          <w:lang w:val="en-US"/>
+        </w:rPr>
+      </w:pPr>
+      <w:r>
+        <w:rPr>
+          <w:noProof/>
+        </w:rPr>
+        <w:lastRenderedPageBreak/>
+        <w:drawing>
+          <wp:anchor distT="0" distB="0" distL="114300" distR="114300" simplePos="0" relativeHeight="251665408" behindDoc="0" locked="0" layoutInCell="1" allowOverlap="1" wp14:anchorId="7887E026" wp14:editId="4EB4EB8A">
+            <wp:simplePos x="0" y="0"/>
+            <wp:positionH relativeFrom="margin">
+              <wp:align>center</wp:align>
+            </wp:positionH>
+            <wp:positionV relativeFrom="paragraph">
+              <wp:posOffset>227330</wp:posOffset>
+            </wp:positionV>
+            <wp:extent cx="3575050" cy="2794000"/>
+            <wp:effectExtent l="0" t="0" r="6350" b="6350"/>
+            <wp:wrapTopAndBottom/>
+            <wp:docPr id="211456233" name="Image 1"/>
+            <wp:cNvGraphicFramePr>
+              <a:graphicFrameLocks xmlns:a="http://schemas.openxmlformats.org/drawingml/2006/main" noChangeAspect="1"/>
+            </wp:cNvGraphicFramePr>
+            <a:graphic xmlns:a="http://schemas.openxmlformats.org/drawingml/2006/main">
+              <a:graphicData uri="http://schemas.openxmlformats.org/drawingml/2006/picture">
+                <pic:pic xmlns:pic="http://schemas.openxmlformats.org/drawingml/2006/picture">
+                  <pic:nvPicPr>
+                    <pic:cNvPr id="0" name="Picture 1"/>
+                    <pic:cNvPicPr>
+                      <a:picLocks noChangeAspect="1" noChangeArrowheads="1"/>
+                    </pic:cNvPicPr>
+                  </pic:nvPicPr>
+                  <pic:blipFill>
+                    <a:blip r:embed="rId26">
+                      <a:extLst>
+                        <a:ext uri="{28A0092B-C50C-407E-A947-70E740481C1C}">
+                          <a14:useLocalDpi xmlns:a14="http://schemas.microsoft.com/office/drawing/2010/main" val="0"/>
+                        </a:ext>
+                      </a:extLst>
+                    </a:blip>
+                    <a:srcRect/>
+                    <a:stretch>
+                      <a:fillRect/>
+                    </a:stretch>
+                  </pic:blipFill>
+                  <pic:spPr bwMode="auto">
+                    <a:xfrm>
+                      <a:off x="0" y="0"/>
+                      <a:ext cx="3575050" cy="2794000"/>
+                    </a:xfrm>
+                    <a:prstGeom prst="rect">
+                      <a:avLst/>
+                    </a:prstGeom>
+                    <a:noFill/>
+                    <a:ln>
+                      <a:noFill/>
+                    </a:ln>
+                  </pic:spPr>
+                </pic:pic>
+              </a:graphicData>
+            </a:graphic>
+          </wp:anchor>
+        </w:drawing>
+      </w:r>
+      <w:r>
+        <w:rPr>
+          <w:rFonts w:ascii="Courier New" w:hAnsi="Courier New" w:cs="Courier New"/>
+          <w:b/>
+          <w:bCs/>
+          <w:color w:val="000000"/>
+          <w:sz w:val="21"/>
+          <w:szCs w:val="21"/>
+          <w:lang w:val="en-US"/>
+        </w:rPr>
+        <w:br w:type="textWrapping" w:clear="all"/>
+      </w:r>
+      <w:r>
+        <w:rPr>
+          <w:bCs/>
+          <w:i/>
+          <w:iCs/>
+          <w:sz w:val="22"/>
+          <w:szCs w:val="22"/>
+          <w:lang w:val="en-US"/>
+        </w:rPr>
+        <w:t>Figure 5</w:t>
+      </w:r>
+      <w:r>
+        <w:rPr>
+          <w:bCs/>
+          <w:i/>
+          <w:iCs/>
+          <w:sz w:val="22"/>
+          <w:szCs w:val="22"/>
+          <w:lang w:val="en-US"/>
+        </w:rPr>
+        <w:t xml:space="preserve">: </w:t>
+      </w:r>
+      <w:r>
+        <w:rPr>
+          <w:bCs/>
+          <w:i/>
+          <w:iCs/>
+          <w:sz w:val="22"/>
+          <w:szCs w:val="22"/>
+          <w:lang w:val="en-US"/>
+        </w:rPr>
+        <w:t>Loss over epochs for Horizontal dataset</w:t>
+      </w:r>
+      <w:r>
+        <w:rPr>
+          <w:bCs/>
+          <w:i/>
+          <w:iCs/>
+          <w:sz w:val="22"/>
+          <w:szCs w:val="22"/>
+          <w:lang w:val="en-US"/>
+        </w:rPr>
+        <w:t xml:space="preserve"> with CNN+ViT model</w:t>
+      </w:r>
+      <w:r>
+        <w:rPr>
+          <w:bCs/>
+          <w:i/>
+          <w:iCs/>
+          <w:sz w:val="22"/>
+          <w:szCs w:val="22"/>
+          <w:lang w:val="en-US"/>
+        </w:rPr>
+        <w:t>.</w:t>
+      </w:r>
+    </w:p>
+    <w:p>
+      <w:pPr>
+        <w:shd w:val="clear" w:color="auto" w:fill="FFFFFE"/>
+        <w:spacing w:line="285" w:lineRule="atLeast"/>
+        <w:rPr>
+          <w:rFonts w:ascii="Courier New" w:hAnsi="Courier New" w:cs="Courier New"/>
+          <w:b/>
+          <w:bCs/>
+          <w:color w:val="000000"/>
+          <w:sz w:val="21"/>
+          <w:szCs w:val="21"/>
+          <w:lang w:val="en-US"/>
+        </w:rPr>
+      </w:pPr>
+    </w:p>
+    <w:p>
+      <w:pPr>
+        <w:shd w:val="clear" w:color="auto" w:fill="FFFFFE"/>
+        <w:spacing w:line="285" w:lineRule="atLeast"/>
         <w:rPr>
           <w:rFonts w:ascii="Courier New" w:hAnsi="Courier New" w:cs="Courier New"/>
           <w:color w:val="000000"/>
           <w:sz w:val="21"/>
           <w:szCs w:val="21"/>
-          <w:lang w:val="en-US"/>
+          <w:lang w:val="pt-BR"/>
         </w:rPr>
       </w:pPr>
     </w:p>
@@ -3623,6 +8842,110 @@
       <w:pPr>
         <w:shd w:val="clear" w:color="auto" w:fill="FFFFFE"/>
         <w:spacing w:line="285" w:lineRule="atLeast"/>
+        <w:jc w:val="both"/>
+        <w:rPr>
+          <w:bCs/>
+          <w:lang w:val="en-US"/>
+        </w:rPr>
+      </w:pPr>
+      <w:r>
+        <w:rPr>
+          <w:bCs/>
+          <w:lang w:val="en-US"/>
+        </w:rPr>
+        <w:t>Unfortunately, even with the use of a simple CNN, the hybrid architecture resulted in considerably longer execution times. The training execution time exceeded the free limits of Google Colab before completion, impacting the evaluation across all datasets.</w:t>
+      </w:r>
+    </w:p>
+    <w:p>
+      <w:pPr>
+        <w:shd w:val="clear" w:color="auto" w:fill="FFFFFE"/>
+        <w:spacing w:line="285" w:lineRule="atLeast"/>
+        <w:jc w:val="both"/>
+        <w:rPr>
+          <w:bCs/>
+          <w:lang w:val="en-US"/>
+        </w:rPr>
+      </w:pPr>
+    </w:p>
+    <w:p>
+      <w:pPr>
+        <w:shd w:val="clear" w:color="auto" w:fill="FFFFFE"/>
+        <w:spacing w:line="285" w:lineRule="atLeast"/>
+        <w:jc w:val="both"/>
+        <w:rPr>
+          <w:bCs/>
+          <w:lang w:val="en-US"/>
+        </w:rPr>
+      </w:pPr>
+      <w:r>
+        <w:rPr>
+          <w:bCs/>
+          <w:lang w:val="en-US"/>
+        </w:rPr>
+        <w:t>To try to apply the model within a feasible timeframe, only 40</w:t>
+      </w:r>
+      <w:r>
+        <w:rPr>
+          <w:bCs/>
+          <w:lang w:val="en-US"/>
+        </w:rPr>
+        <w:t>.</w:t>
+      </w:r>
+      <w:r>
+        <w:rPr>
+          <w:bCs/>
+          <w:lang w:val="en-US"/>
+        </w:rPr>
+        <w:t>000 training examples were used instead of the entire Horizontal dataset. Even so, the result obtained was superior to ViT acting alone, proving the superiority of this hybrid architecture</w:t>
+      </w:r>
+      <w:r>
+        <w:rPr>
+          <w:bCs/>
+          <w:lang w:val="en-US"/>
+        </w:rPr>
+        <w:t xml:space="preserve"> with 54.000 examples</w:t>
+      </w:r>
+      <w:r>
+        <w:rPr>
+          <w:bCs/>
+          <w:lang w:val="en-US"/>
+        </w:rPr>
+        <w:t>.</w:t>
+      </w:r>
+    </w:p>
+    <w:p>
+      <w:pPr>
+        <w:shd w:val="clear" w:color="auto" w:fill="FFFFFE"/>
+        <w:spacing w:line="285" w:lineRule="atLeast"/>
+        <w:jc w:val="both"/>
+        <w:rPr>
+          <w:bCs/>
+          <w:lang w:val="en-US"/>
+        </w:rPr>
+      </w:pPr>
+    </w:p>
+    <w:p>
+      <w:pPr>
+        <w:shd w:val="clear" w:color="auto" w:fill="FFFFFE"/>
+        <w:spacing w:line="285" w:lineRule="atLeast"/>
+        <w:jc w:val="both"/>
+        <w:rPr>
+          <w:bCs/>
+          <w:lang w:val="en-US"/>
+        </w:rPr>
+      </w:pPr>
+      <w:r>
+        <w:rPr>
+          <w:bCs/>
+          <w:lang w:val="en-US"/>
+        </w:rPr>
+        <w:t>Knowing that ViT depends on large amounts of data, we can say that using a smaller number of examples yielded inferior results than the entire dataset would have been capable of providing. Furthermore, it is possible that more examples would have been needed for the model to improve its SRR, which remained zero.</w:t>
+      </w:r>
+    </w:p>
+    <w:p>
+      <w:pPr>
+        <w:shd w:val="clear" w:color="auto" w:fill="FFFFFE"/>
+        <w:spacing w:line="285" w:lineRule="atLeast"/>
         <w:rPr>
           <w:rFonts w:ascii="Courier New" w:hAnsi="Courier New" w:cs="Courier New"/>
           <w:color w:val="000000"/>
@@ -3684,114 +9007,9 @@
         </w:rPr>
       </w:pPr>
     </w:p>
-    <w:p>
-      <w:pPr>
-        <w:shd w:val="clear" w:color="auto" w:fill="FFFFFE"/>
-        <w:spacing w:line="285" w:lineRule="atLeast"/>
-        <w:rPr>
-          <w:rFonts w:ascii="Courier New" w:hAnsi="Courier New" w:cs="Courier New"/>
-          <w:color w:val="000000"/>
-          <w:sz w:val="21"/>
-          <w:szCs w:val="21"/>
-          <w:lang w:val="en-US"/>
-        </w:rPr>
-      </w:pPr>
-    </w:p>
-    <w:p>
-      <w:pPr>
-        <w:shd w:val="clear" w:color="auto" w:fill="FFFFFE"/>
-        <w:spacing w:line="285" w:lineRule="atLeast"/>
-        <w:rPr>
-          <w:rFonts w:ascii="Courier New" w:hAnsi="Courier New" w:cs="Courier New"/>
-          <w:color w:val="000000"/>
-          <w:sz w:val="21"/>
-          <w:szCs w:val="21"/>
-          <w:lang w:val="en-US"/>
-        </w:rPr>
-      </w:pPr>
-    </w:p>
-    <w:p>
-      <w:pPr>
-        <w:shd w:val="clear" w:color="auto" w:fill="FFFFFE"/>
-        <w:spacing w:line="285" w:lineRule="atLeast"/>
-        <w:rPr>
-          <w:rFonts w:ascii="Courier New" w:hAnsi="Courier New" w:cs="Courier New"/>
-          <w:color w:val="000000"/>
-          <w:sz w:val="21"/>
-          <w:szCs w:val="21"/>
-          <w:lang w:val="pt-BR"/>
-        </w:rPr>
-      </w:pPr>
-      <w:r>
-        <w:rPr>
-          <w:rFonts w:ascii="Courier New" w:hAnsi="Courier New" w:cs="Courier New"/>
-          <w:color w:val="000000"/>
-          <w:sz w:val="21"/>
-          <w:szCs w:val="21"/>
-          <w:lang w:val="pt-BR"/>
-        </w:rPr>
-        <w:t>Cross attention se passa no es</w:t>
-      </w:r>
-      <w:r>
-        <w:rPr>
-          <w:rFonts w:ascii="Courier New" w:hAnsi="Courier New" w:cs="Courier New"/>
-          <w:color w:val="000000"/>
-          <w:sz w:val="21"/>
-          <w:szCs w:val="21"/>
-          <w:lang w:val="pt-BR"/>
-        </w:rPr>
-        <w:t>paço de embedding</w:t>
-      </w:r>
-    </w:p>
-    <w:p>
-      <w:pPr>
-        <w:shd w:val="clear" w:color="auto" w:fill="FFFFFE"/>
-        <w:spacing w:line="285" w:lineRule="atLeast"/>
-        <w:rPr>
-          <w:rFonts w:ascii="Courier New" w:hAnsi="Courier New" w:cs="Courier New"/>
-          <w:color w:val="000000"/>
-          <w:sz w:val="21"/>
-          <w:szCs w:val="21"/>
-          <w:lang w:val="pt-BR"/>
-        </w:rPr>
-      </w:pPr>
-      <w:r>
-        <w:rPr>
-          <w:rFonts w:ascii="Courier New" w:hAnsi="Courier New" w:cs="Courier New"/>
-          <w:color w:val="000000"/>
-          <w:sz w:val="21"/>
-          <w:szCs w:val="21"/>
-          <w:lang w:val="pt-BR"/>
-        </w:rPr>
-        <w:t>Argmax para decidir</w:t>
-      </w:r>
-    </w:p>
-    <w:p>
-      <w:pPr>
-        <w:shd w:val="clear" w:color="auto" w:fill="FFFFFE"/>
-        <w:spacing w:line="285" w:lineRule="atLeast"/>
-        <w:rPr>
-          <w:rFonts w:ascii="Courier New" w:hAnsi="Courier New" w:cs="Courier New"/>
-          <w:color w:val="000000"/>
-          <w:sz w:val="21"/>
-          <w:szCs w:val="21"/>
-          <w:lang w:val="pt-BR"/>
-        </w:rPr>
-      </w:pPr>
-      <w:r>
-        <w:rPr>
-          <w:rFonts w:ascii="Courier New" w:hAnsi="Courier New" w:cs="Courier New"/>
-          <w:color w:val="000000"/>
-          <w:sz w:val="21"/>
-          <w:szCs w:val="21"/>
-          <w:lang w:val="pt-BR"/>
-        </w:rPr>
-        <w:t xml:space="preserve">O novo token </w:t>
-      </w:r>
-    </w:p>
     <w:sectPr>
-      <w:footerReference w:type="even" r:id="rId24"/>
-      <w:footerReference w:type="default" r:id="rId25"/>
+      <w:footerReference w:type="even" r:id="rId27"/>
+      <w:footerReference w:type="default" r:id="rId28"/>
       <w:pgSz w:w="11900" w:h="16840"/>
       <w:pgMar w:top="1418" w:right="1418" w:bottom="1418" w:left="1418" w:header="709" w:footer="709" w:gutter="0"/>
       <w:cols w:space="708"/>
@@ -5822,7 +11040,7 @@
   <w:style w:type="paragraph" w:default="1" w:styleId="Normal">
     <w:name w:val="Normal"/>
     <w:qFormat/>
-    <w:rsid w:val="00215779"/>
+    <w:rsid w:val="008B69F7"/>
     <w:rPr>
       <w:rFonts w:ascii="Times New Roman" w:eastAsia="Times New Roman" w:hAnsi="Times New Roman" w:cs="Times New Roman"/>
       <w:lang w:eastAsia="fr-FR"/>
@@ -5831,7 +11049,6 @@
   <w:style w:type="character" w:default="1" w:styleId="Policepardfaut">
     <w:name w:val="Default Paragraph Font"/>
     <w:uiPriority w:val="1"/>
-    <w:semiHidden/>
     <w:unhideWhenUsed/>
   </w:style>
   <w:style w:type="table" w:default="1" w:styleId="TableauNormal">
@@ -6074,6 +11291,75 @@
         <w:numId w:val="13"/>
       </w:numPr>
     </w:pPr>
+  </w:style>
+  <w:style w:type="character" w:styleId="Marquedecommentaire">
+    <w:name w:val="annotation reference"/>
+    <w:basedOn w:val="Policepardfaut"/>
+    <w:uiPriority w:val="99"/>
+    <w:semiHidden/>
+    <w:unhideWhenUsed/>
+    <w:rsid w:val="00FA7A04"/>
+    <w:rPr>
+      <w:sz w:val="16"/>
+      <w:szCs w:val="16"/>
+    </w:rPr>
+  </w:style>
+  <w:style w:type="paragraph" w:styleId="Commentaire">
+    <w:name w:val="annotation text"/>
+    <w:basedOn w:val="Normal"/>
+    <w:link w:val="CommentaireCar"/>
+    <w:uiPriority w:val="99"/>
+    <w:semiHidden/>
+    <w:unhideWhenUsed/>
+    <w:rsid w:val="00FA7A04"/>
+    <w:rPr>
+      <w:sz w:val="20"/>
+      <w:szCs w:val="20"/>
+    </w:rPr>
+  </w:style>
+  <w:style w:type="character" w:customStyle="1" w:styleId="CommentaireCar">
+    <w:name w:val="Commentaire Car"/>
+    <w:basedOn w:val="Policepardfaut"/>
+    <w:link w:val="Commentaire"/>
+    <w:uiPriority w:val="99"/>
+    <w:semiHidden/>
+    <w:rsid w:val="00FA7A04"/>
+    <w:rPr>
+      <w:rFonts w:ascii="Times New Roman" w:eastAsia="Times New Roman" w:hAnsi="Times New Roman" w:cs="Times New Roman"/>
+      <w:sz w:val="20"/>
+      <w:szCs w:val="20"/>
+      <w:lang w:eastAsia="fr-FR"/>
+    </w:rPr>
+  </w:style>
+  <w:style w:type="paragraph" w:styleId="Objetducommentaire">
+    <w:name w:val="annotation subject"/>
+    <w:basedOn w:val="Commentaire"/>
+    <w:next w:val="Commentaire"/>
+    <w:link w:val="ObjetducommentaireCar"/>
+    <w:uiPriority w:val="99"/>
+    <w:semiHidden/>
+    <w:unhideWhenUsed/>
+    <w:rsid w:val="00FA7A04"/>
+    <w:rPr>
+      <w:b/>
+      <w:bCs/>
+    </w:rPr>
+  </w:style>
+  <w:style w:type="character" w:customStyle="1" w:styleId="ObjetducommentaireCar">
+    <w:name w:val="Objet du commentaire Car"/>
+    <w:basedOn w:val="CommentaireCar"/>
+    <w:link w:val="Objetducommentaire"/>
+    <w:uiPriority w:val="99"/>
+    <w:semiHidden/>
+    <w:rsid w:val="00FA7A04"/>
+    <w:rPr>
+      <w:rFonts w:ascii="Times New Roman" w:eastAsia="Times New Roman" w:hAnsi="Times New Roman" w:cs="Times New Roman"/>
+      <w:b/>
+      <w:bCs/>
+      <w:sz w:val="20"/>
+      <w:szCs w:val="20"/>
+      <w:lang w:eastAsia="fr-FR"/>
+    </w:rPr>
   </w:style>
 </w:styles>
 </file>
